--- a/exports/brans_raporlari/8B_INGILIZCE_Brans_Raporu.docx
+++ b/exports/brans_raporlari/8B_INGILIZCE_Brans_Raporu.docx
@@ -4,14 +4,14 @@
   <w:body>
     <w:p>
       <w:pPr>
-        <w:spacing w:before="0" w:after="40"/>
+        <w:spacing w:before="0" w:after="20"/>
         <w:jc w:val="center"/>
       </w:pPr>
       <w:r>
         <w:rPr>
           <w:b/>
           <w:color w:val="1F497D"/>
-          <w:sz w:val="32"/>
+          <w:sz w:val="29"/>
         </w:rPr>
         <w:t>8/B SINIFI İNGILIZCE BRANŞI AKADEMİK TEŞHİS VE ÖĞRENCİ ANALİZ RAPORU</w:t>
         <w:br/>
@@ -20,9 +20,9 @@
         <w:rPr>
           <w:i/>
           <w:color w:val="5A5A5A"/>
-          <w:sz w:val="22"/>
+          <w:sz w:val="20"/>
         </w:rPr>
-        <w:t>Deneme Sınavı: 2026-2027  PARAF LGS 1 | Branş: İngilizce (10 Soru - Katsayı: 1.0x) | Örneklem: 27 Öğrenci</w:t>
+        <w:t>Deneme Sınavı: 2026-2027  NARTEST LGS 1 | Branş: İngilizce (10 Soru - Katsayı: 1.0x) | Örneklem: 28 Öğrenci</w:t>
       </w:r>
     </w:p>
     <w:tbl>
@@ -63,10 +63,10 @@
             <w:tcW w:w="2148" w:type="dxa"/>
             <w:shd w:fill="F2F5F8"/>
             <w:tcMar>
-              <w:top w:w="30" w:type="dxa"/>
-              <w:bottom w:w="30" w:type="dxa"/>
-              <w:left w:w="50" w:type="dxa"/>
-              <w:right w:w="50" w:type="dxa"/>
+              <w:top w:w="15" w:type="dxa"/>
+              <w:bottom w:w="15" w:type="dxa"/>
+              <w:left w:w="40" w:type="dxa"/>
+              <w:right w:w="40" w:type="dxa"/>
             </w:tcMar>
           </w:tcPr>
           <w:p>
@@ -76,7 +76,7 @@
             <w:r>
               <w:rPr>
                 <w:color w:val="5A5A5A"/>
-                <w:sz w:val="22"/>
+                <w:sz w:val="20"/>
               </w:rPr>
               <w:t>Sınıf Net Ort.</w:t>
               <w:br/>
@@ -85,21 +85,21 @@
               <w:rPr>
                 <w:b/>
                 <w:color w:val="1F497D"/>
-                <w:sz w:val="24"/>
+                <w:sz w:val="22"/>
               </w:rPr>
-              <w:t>4.36 / 10</w:t>
+              <w:t>4.89 / 10</w:t>
             </w:r>
           </w:p>
         </w:tc>
         <w:tc>
           <w:tcPr>
             <w:tcW w:w="2148" w:type="dxa"/>
-            <w:shd w:fill="E8F8F5"/>
+            <w:shd w:fill="FDEDEC"/>
             <w:tcMar>
-              <w:top w:w="30" w:type="dxa"/>
-              <w:bottom w:w="30" w:type="dxa"/>
-              <w:left w:w="50" w:type="dxa"/>
-              <w:right w:w="50" w:type="dxa"/>
+              <w:top w:w="15" w:type="dxa"/>
+              <w:bottom w:w="15" w:type="dxa"/>
+              <w:left w:w="40" w:type="dxa"/>
+              <w:right w:w="40" w:type="dxa"/>
             </w:tcMar>
           </w:tcPr>
           <w:p>
@@ -109,7 +109,7 @@
             <w:r>
               <w:rPr>
                 <w:color w:val="5A5A5A"/>
-                <w:sz w:val="22"/>
+                <w:sz w:val="20"/>
               </w:rPr>
               <w:t>Okul Ort. / Fark</w:t>
               <w:br/>
@@ -118,9 +118,9 @@
               <w:rPr>
                 <w:b/>
                 <w:color w:val="1F497D"/>
-                <w:sz w:val="24"/>
+                <w:sz w:val="22"/>
               </w:rPr>
-              <w:t>3.97 (+0.39)</w:t>
+              <w:t>5.39 (-0.50)</w:t>
             </w:r>
           </w:p>
         </w:tc>
@@ -129,10 +129,10 @@
             <w:tcW w:w="2148" w:type="dxa"/>
             <w:shd w:fill="E8F8F5"/>
             <w:tcMar>
-              <w:top w:w="30" w:type="dxa"/>
-              <w:bottom w:w="30" w:type="dxa"/>
-              <w:left w:w="50" w:type="dxa"/>
-              <w:right w:w="50" w:type="dxa"/>
+              <w:top w:w="15" w:type="dxa"/>
+              <w:bottom w:w="15" w:type="dxa"/>
+              <w:left w:w="40" w:type="dxa"/>
+              <w:right w:w="40" w:type="dxa"/>
             </w:tcMar>
           </w:tcPr>
           <w:p>
@@ -142,7 +142,7 @@
             <w:r>
               <w:rPr>
                 <w:color w:val="5A5A5A"/>
-                <w:sz w:val="22"/>
+                <w:sz w:val="20"/>
               </w:rPr>
               <w:t>Toplam Doğru</w:t>
               <w:br/>
@@ -151,9 +151,9 @@
               <w:rPr>
                 <w:b/>
                 <w:color w:val="1F497D"/>
-                <w:sz w:val="24"/>
+                <w:sz w:val="22"/>
               </w:rPr>
-              <w:t>151 (%55.9)</w:t>
+              <w:t>168 (%60.0)</w:t>
             </w:r>
           </w:p>
         </w:tc>
@@ -162,10 +162,10 @@
             <w:tcW w:w="2148" w:type="dxa"/>
             <w:shd w:fill="FDEDEC"/>
             <w:tcMar>
-              <w:top w:w="30" w:type="dxa"/>
-              <w:bottom w:w="30" w:type="dxa"/>
-              <w:left w:w="50" w:type="dxa"/>
-              <w:right w:w="50" w:type="dxa"/>
+              <w:top w:w="15" w:type="dxa"/>
+              <w:bottom w:w="15" w:type="dxa"/>
+              <w:left w:w="40" w:type="dxa"/>
+              <w:right w:w="40" w:type="dxa"/>
             </w:tcMar>
           </w:tcPr>
           <w:p>
@@ -175,7 +175,7 @@
             <w:r>
               <w:rPr>
                 <w:color w:val="5A5A5A"/>
-                <w:sz w:val="22"/>
+                <w:sz w:val="20"/>
               </w:rPr>
               <w:t>Toplam Yanlış</w:t>
               <w:br/>
@@ -184,9 +184,9 @@
               <w:rPr>
                 <w:b/>
                 <w:color w:val="1F497D"/>
-                <w:sz w:val="24"/>
+                <w:sz w:val="22"/>
               </w:rPr>
-              <w:t>100 (%37.0)</w:t>
+              <w:t>93 (%33.2)</w:t>
             </w:r>
           </w:p>
         </w:tc>
@@ -195,10 +195,10 @@
             <w:tcW w:w="2148" w:type="dxa"/>
             <w:shd w:fill="FEF9E7"/>
             <w:tcMar>
-              <w:top w:w="30" w:type="dxa"/>
-              <w:bottom w:w="30" w:type="dxa"/>
-              <w:left w:w="50" w:type="dxa"/>
-              <w:right w:w="50" w:type="dxa"/>
+              <w:top w:w="15" w:type="dxa"/>
+              <w:bottom w:w="15" w:type="dxa"/>
+              <w:left w:w="40" w:type="dxa"/>
+              <w:right w:w="40" w:type="dxa"/>
             </w:tcMar>
           </w:tcPr>
           <w:p>
@@ -208,7 +208,7 @@
             <w:r>
               <w:rPr>
                 <w:color w:val="5A5A5A"/>
-                <w:sz w:val="22"/>
+                <w:sz w:val="20"/>
               </w:rPr>
               <w:t>Toplam Boş</w:t>
               <w:br/>
@@ -217,9 +217,9 @@
               <w:rPr>
                 <w:b/>
                 <w:color w:val="1F497D"/>
-                <w:sz w:val="24"/>
+                <w:sz w:val="22"/>
               </w:rPr>
-              <w:t>19 (%7.0)</w:t>
+              <w:t>19 (%6.8)</w:t>
             </w:r>
           </w:p>
         </w:tc>
@@ -228,10 +228,10 @@
             <w:tcW w:w="2148" w:type="dxa"/>
             <w:shd w:fill="F2F5F8"/>
             <w:tcMar>
-              <w:top w:w="30" w:type="dxa"/>
-              <w:bottom w:w="30" w:type="dxa"/>
-              <w:left w:w="50" w:type="dxa"/>
-              <w:right w:w="50" w:type="dxa"/>
+              <w:top w:w="15" w:type="dxa"/>
+              <w:bottom w:w="15" w:type="dxa"/>
+              <w:left w:w="40" w:type="dxa"/>
+              <w:right w:w="40" w:type="dxa"/>
             </w:tcMar>
           </w:tcPr>
           <w:p>
@@ -241,7 +241,7 @@
             <w:r>
               <w:rPr>
                 <w:color w:val="5A5A5A"/>
-                <w:sz w:val="22"/>
+                <w:sz w:val="20"/>
               </w:rPr>
               <w:t>Zirve / Taban</w:t>
               <w:br/>
@@ -250,9 +250,9 @@
               <w:rPr>
                 <w:b/>
                 <w:color w:val="1F497D"/>
-                <w:sz w:val="24"/>
+                <w:sz w:val="22"/>
               </w:rPr>
-              <w:t>10.0 / -3.3</w:t>
+              <w:t>10.0 / -2.0</w:t>
             </w:r>
           </w:p>
         </w:tc>
@@ -261,10 +261,10 @@
             <w:tcW w:w="2148" w:type="dxa"/>
             <w:shd w:fill="F2F5F8"/>
             <w:tcMar>
-              <w:top w:w="30" w:type="dxa"/>
-              <w:bottom w:w="30" w:type="dxa"/>
-              <w:left w:w="50" w:type="dxa"/>
-              <w:right w:w="50" w:type="dxa"/>
+              <w:top w:w="15" w:type="dxa"/>
+              <w:bottom w:w="15" w:type="dxa"/>
+              <w:left w:w="40" w:type="dxa"/>
+              <w:right w:w="40" w:type="dxa"/>
             </w:tcMar>
           </w:tcPr>
           <w:p>
@@ -274,7 +274,7 @@
             <w:r>
               <w:rPr>
                 <w:color w:val="5A5A5A"/>
-                <w:sz w:val="22"/>
+                <w:sz w:val="20"/>
               </w:rPr>
               <w:t>Medyan Net</w:t>
               <w:br/>
@@ -283,9 +283,9 @@
               <w:rPr>
                 <w:b/>
                 <w:color w:val="1F497D"/>
-                <w:sz w:val="24"/>
+                <w:sz w:val="22"/>
               </w:rPr>
-              <w:t>5.00</w:t>
+              <w:t>5.50</w:t>
             </w:r>
           </w:p>
         </w:tc>
@@ -297,10 +297,10 @@
             <w:tcW w:w="8592" w:type="dxa"/>
             <w:shd w:fill="FDEDEC"/>
             <w:tcMar>
-              <w:top w:w="25" w:type="dxa"/>
-              <w:bottom w:w="25" w:type="dxa"/>
-              <w:left w:w="60" w:type="dxa"/>
-              <w:right w:w="60" w:type="dxa"/>
+              <w:top w:w="12" w:type="dxa"/>
+              <w:bottom w:w="12" w:type="dxa"/>
+              <w:left w:w="40" w:type="dxa"/>
+              <w:right w:w="40" w:type="dxa"/>
             </w:tcMar>
           </w:tcPr>
           <w:p>
@@ -308,16 +308,16 @@
               <w:rPr>
                 <w:b/>
                 <w:color w:val="900C3F"/>
-                <w:sz w:val="22"/>
+                <w:sz w:val="20"/>
               </w:rPr>
               <w:t>🔴 Negatif Net Kaybı Yaşayanlar (Aşırı Yanlış):</w:t>
               <w:br/>
             </w:r>
             <w:r>
               <w:rPr>
-                <w:sz w:val="22"/>
+                <w:sz w:val="20"/>
               </w:rPr>
-              <w:t>Çağrihan Bengül (4Y), Tuna Koç (5Y), Çinar Efe Gi̇rgi̇n (6Y), Muzaffer Aki̇f Oçar (5Y), Ahmet Nevfel Özkaya (7Y), Uğur Kaan Yildiz (7Y), Kenan Emi̇r Yaman (8Y), İpek Nur Usta (7Y), Mustafa Gülseven (9Y), Deri̇n Yilmaz (10Y), Cengi̇zhan Yilmaz (10Y)</w:t>
+              <w:t>Yusuf Eymen Yilmaz (4Y), Ni̇sanur Kayabeyoğlu (4Y), Zahi̇de Gölükcü (6Y), Deri̇n Yilmaz (6Y), Çinar Efe Gi̇rgi̇n (6Y), İpek Nur Usta (5Y), Muzaffer Aki̇f Oçar (5Y), Nesri̇n Doğa Berber (6Y), Zehra Şenel (7Y), Cengi̇zhan Yilmaz (7Y), Egehan Hardal (7Y), Mustafa Gülseven (9Y)</w:t>
             </w:r>
           </w:p>
         </w:tc>
@@ -327,10 +327,10 @@
             <w:tcW w:w="6444" w:type="dxa"/>
             <w:shd w:fill="FEF9E7"/>
             <w:tcMar>
-              <w:top w:w="25" w:type="dxa"/>
-              <w:bottom w:w="25" w:type="dxa"/>
-              <w:left w:w="60" w:type="dxa"/>
-              <w:right w:w="60" w:type="dxa"/>
+              <w:top w:w="12" w:type="dxa"/>
+              <w:bottom w:w="12" w:type="dxa"/>
+              <w:left w:w="40" w:type="dxa"/>
+              <w:right w:w="40" w:type="dxa"/>
             </w:tcMar>
           </w:tcPr>
           <w:p>
@@ -338,16 +338,16 @@
               <w:rPr>
                 <w:b/>
                 <w:color w:val="7D6608"/>
-                <w:sz w:val="22"/>
+                <w:sz w:val="20"/>
               </w:rPr>
               <w:t>🟡 Süre / Çekinme Yaşayanlar (Aşırı Boş):</w:t>
               <w:br/>
             </w:r>
             <w:r>
               <w:rPr>
-                <w:sz w:val="22"/>
+                <w:sz w:val="20"/>
               </w:rPr>
-              <w:t>Zahi̇de Gölükcü (8B)</w:t>
+              <w:t>Kenan Emi̇r Yaman (9B)</w:t>
             </w:r>
           </w:p>
         </w:tc>
@@ -355,13 +355,13 @@
     </w:tbl>
     <w:p>
       <w:pPr>
-        <w:spacing w:before="80" w:after="20"/>
+        <w:spacing w:before="40" w:after="0"/>
       </w:pPr>
       <w:r>
         <w:rPr>
           <w:b/>
           <w:color w:val="1F497D"/>
-          <w:sz w:val="24"/>
+          <w:sz w:val="22"/>
         </w:rPr>
         <w:t>📌 İNGILIZCE KAZANIM BAŞARI ORANLARI VE KRİTİK AÇIĞI OLAN ÖĞRENCİLER</w:t>
       </w:r>
@@ -398,10 +398,10 @@
             <w:tcW w:w="3194" w:type="dxa"/>
             <w:shd w:fill="1F497D"/>
             <w:tcMar>
-              <w:top w:w="22" w:type="dxa"/>
-              <w:bottom w:w="22" w:type="dxa"/>
-              <w:left w:w="40" w:type="dxa"/>
-              <w:right w:w="40" w:type="dxa"/>
+              <w:top w:w="12" w:type="dxa"/>
+              <w:bottom w:w="12" w:type="dxa"/>
+              <w:left w:w="35" w:type="dxa"/>
+              <w:right w:w="35" w:type="dxa"/>
             </w:tcMar>
           </w:tcPr>
           <w:p>
@@ -420,10 +420,10 @@
             <w:tcW w:w="1134" w:type="dxa"/>
             <w:shd w:fill="1F497D"/>
             <w:tcMar>
-              <w:top w:w="22" w:type="dxa"/>
-              <w:bottom w:w="22" w:type="dxa"/>
-              <w:left w:w="40" w:type="dxa"/>
-              <w:right w:w="40" w:type="dxa"/>
+              <w:top w:w="12" w:type="dxa"/>
+              <w:bottom w:w="12" w:type="dxa"/>
+              <w:left w:w="35" w:type="dxa"/>
+              <w:right w:w="35" w:type="dxa"/>
             </w:tcMar>
           </w:tcPr>
           <w:p>
@@ -445,10 +445,10 @@
             <w:tcW w:w="2126" w:type="dxa"/>
             <w:shd w:fill="1F497D"/>
             <w:tcMar>
-              <w:top w:w="22" w:type="dxa"/>
-              <w:bottom w:w="22" w:type="dxa"/>
-              <w:left w:w="40" w:type="dxa"/>
-              <w:right w:w="40" w:type="dxa"/>
+              <w:top w:w="12" w:type="dxa"/>
+              <w:bottom w:w="12" w:type="dxa"/>
+              <w:left w:w="35" w:type="dxa"/>
+              <w:right w:w="35" w:type="dxa"/>
             </w:tcMar>
           </w:tcPr>
           <w:p>
@@ -470,10 +470,10 @@
             <w:tcW w:w="7796" w:type="dxa"/>
             <w:shd w:fill="1F497D"/>
             <w:tcMar>
-              <w:top w:w="22" w:type="dxa"/>
-              <w:bottom w:w="22" w:type="dxa"/>
-              <w:left w:w="40" w:type="dxa"/>
-              <w:right w:w="40" w:type="dxa"/>
+              <w:top w:w="12" w:type="dxa"/>
+              <w:bottom w:w="12" w:type="dxa"/>
+              <w:left w:w="35" w:type="dxa"/>
+              <w:right w:w="35" w:type="dxa"/>
             </w:tcMar>
           </w:tcPr>
           <w:p>
@@ -494,10 +494,10 @@
             <w:tcW w:w="3194" w:type="dxa"/>
             <w:shd w:fill="FEF9E7"/>
             <w:tcMar>
-              <w:top w:w="18" w:type="dxa"/>
-              <w:bottom w:w="18" w:type="dxa"/>
-              <w:left w:w="30" w:type="dxa"/>
-              <w:right w:w="30" w:type="dxa"/>
+              <w:top w:w="4" w:type="dxa"/>
+              <w:bottom w:w="4" w:type="dxa"/>
+              <w:left w:w="20" w:type="dxa"/>
+              <w:right w:w="20" w:type="dxa"/>
             </w:tcMar>
           </w:tcPr>
           <w:p>
@@ -505,7 +505,7 @@
               <w:rPr>
                 <w:sz w:val="20"/>
               </w:rPr>
-              <w:t>Basit Sorular Sorma (Simple Inquiries)</w:t>
+              <w:t>The Internet</w:t>
             </w:r>
           </w:p>
         </w:tc>
@@ -514,10 +514,10 @@
             <w:tcW w:w="1134" w:type="dxa"/>
             <w:shd w:fill="FEF9E7"/>
             <w:tcMar>
-              <w:top w:w="18" w:type="dxa"/>
-              <w:bottom w:w="18" w:type="dxa"/>
-              <w:left w:w="30" w:type="dxa"/>
-              <w:right w:w="30" w:type="dxa"/>
+              <w:top w:w="4" w:type="dxa"/>
+              <w:bottom w:w="4" w:type="dxa"/>
+              <w:left w:w="20" w:type="dxa"/>
+              <w:right w:w="20" w:type="dxa"/>
             </w:tcMar>
           </w:tcPr>
           <w:p>
@@ -529,7 +529,7 @@
                 <w:b/>
                 <w:sz w:val="20"/>
               </w:rPr>
-              <w:t>%46.3</w:t>
+              <w:t>%46.4</w:t>
             </w:r>
           </w:p>
         </w:tc>
@@ -538,10 +538,10 @@
             <w:tcW w:w="2126" w:type="dxa"/>
             <w:shd w:fill="FEF9E7"/>
             <w:tcMar>
-              <w:top w:w="18" w:type="dxa"/>
-              <w:bottom w:w="18" w:type="dxa"/>
-              <w:left w:w="30" w:type="dxa"/>
-              <w:right w:w="30" w:type="dxa"/>
+              <w:top w:w="4" w:type="dxa"/>
+              <w:bottom w:w="4" w:type="dxa"/>
+              <w:left w:w="20" w:type="dxa"/>
+              <w:right w:w="20" w:type="dxa"/>
             </w:tcMar>
           </w:tcPr>
           <w:p>
@@ -563,10 +563,10 @@
             <w:tcW w:w="7796" w:type="dxa"/>
             <w:shd w:fill="FEF9E7"/>
             <w:tcMar>
-              <w:top w:w="18" w:type="dxa"/>
-              <w:bottom w:w="18" w:type="dxa"/>
-              <w:left w:w="30" w:type="dxa"/>
-              <w:right w:w="30" w:type="dxa"/>
+              <w:top w:w="4" w:type="dxa"/>
+              <w:bottom w:w="4" w:type="dxa"/>
+              <w:left w:w="20" w:type="dxa"/>
+              <w:right w:w="20" w:type="dxa"/>
             </w:tcMar>
           </w:tcPr>
           <w:p>
@@ -574,7 +574,7 @@
               <w:rPr>
                 <w:sz w:val="25"/>
               </w:rPr>
-              <w:t>(9 Öğr.): Tuna Koç, Çağrihan Bengül, Zahi̇de Gölükcü, Kenan Emi̇r Yaman, Uğur Kaan Yildiz, İpek Nur Usta, Muzaffer Aki̇f Oçar, Deri̇n Yilmaz, Cengi̇zhan Yilmaz</w:t>
+              <w:t>(15 Öğr.): Kuzey Yusuf Uruklu, Melek Rana Kesi̇ci̇, Ni̇sanur Kayabeyoğlu, Zahi̇de Gölükcü, Yusuf Eymen Yilmaz, Kenan Emi̇r Yaman, İpek Nur Usta, Muzaffer Aki̇f Oçar, Nesri̇n Doğa Berber, Sümeyye Taşkin, Zehra Şenel, Cengi̇zhan Yilmaz, Mustafa Gülseven, Deri̇n Yilmaz, Çinar Efe Gi̇rgi̇n</w:t>
             </w:r>
           </w:p>
         </w:tc>
@@ -585,10 +585,10 @@
             <w:tcW w:w="3194" w:type="dxa"/>
             <w:shd w:fill="FEF9E7"/>
             <w:tcMar>
-              <w:top w:w="18" w:type="dxa"/>
-              <w:bottom w:w="18" w:type="dxa"/>
-              <w:left w:w="30" w:type="dxa"/>
-              <w:right w:w="30" w:type="dxa"/>
+              <w:top w:w="4" w:type="dxa"/>
+              <w:bottom w:w="4" w:type="dxa"/>
+              <w:left w:w="20" w:type="dxa"/>
+              <w:right w:w="20" w:type="dxa"/>
             </w:tcMar>
           </w:tcPr>
           <w:p>
@@ -596,7 +596,7 @@
               <w:rPr>
                 <w:sz w:val="20"/>
               </w:rPr>
-              <w:t>Kişisel Özellikler / Sıfatlar (Qualities)</w:t>
+              <w:t>Soru Cümlesi</w:t>
             </w:r>
           </w:p>
         </w:tc>
@@ -605,10 +605,10 @@
             <w:tcW w:w="1134" w:type="dxa"/>
             <w:shd w:fill="FEF9E7"/>
             <w:tcMar>
-              <w:top w:w="18" w:type="dxa"/>
-              <w:bottom w:w="18" w:type="dxa"/>
-              <w:left w:w="30" w:type="dxa"/>
-              <w:right w:w="30" w:type="dxa"/>
+              <w:top w:w="4" w:type="dxa"/>
+              <w:bottom w:w="4" w:type="dxa"/>
+              <w:left w:w="20" w:type="dxa"/>
+              <w:right w:w="20" w:type="dxa"/>
             </w:tcMar>
           </w:tcPr>
           <w:p>
@@ -620,7 +620,7 @@
                 <w:b/>
                 <w:sz w:val="20"/>
               </w:rPr>
-              <w:t>%51.9</w:t>
+              <w:t>%50.0</w:t>
             </w:r>
           </w:p>
         </w:tc>
@@ -629,10 +629,10 @@
             <w:tcW w:w="2126" w:type="dxa"/>
             <w:shd w:fill="FEF9E7"/>
             <w:tcMar>
-              <w:top w:w="18" w:type="dxa"/>
-              <w:bottom w:w="18" w:type="dxa"/>
-              <w:left w:w="30" w:type="dxa"/>
-              <w:right w:w="30" w:type="dxa"/>
+              <w:top w:w="4" w:type="dxa"/>
+              <w:bottom w:w="4" w:type="dxa"/>
+              <w:left w:w="20" w:type="dxa"/>
+              <w:right w:w="20" w:type="dxa"/>
             </w:tcMar>
           </w:tcPr>
           <w:p>
@@ -654,10 +654,10 @@
             <w:tcW w:w="7796" w:type="dxa"/>
             <w:shd w:fill="FEF9E7"/>
             <w:tcMar>
-              <w:top w:w="18" w:type="dxa"/>
-              <w:bottom w:w="18" w:type="dxa"/>
-              <w:left w:w="30" w:type="dxa"/>
-              <w:right w:w="30" w:type="dxa"/>
+              <w:top w:w="4" w:type="dxa"/>
+              <w:bottom w:w="4" w:type="dxa"/>
+              <w:left w:w="20" w:type="dxa"/>
+              <w:right w:w="20" w:type="dxa"/>
             </w:tcMar>
           </w:tcPr>
           <w:p>
@@ -665,7 +665,7 @@
               <w:rPr>
                 <w:sz w:val="25"/>
               </w:rPr>
-              <w:t>(12 Öğr.): Nesri̇n Doğa Berber, Sümeyye Taşkin, Zahi̇de Gölükcü, Ahmet Nevfel Özkaya, Kenan Emi̇r Yaman, Ni̇sanur Kayabeyoğlu, Uğur Kaan Yildiz, İpek Nur Usta, Çinar Efe Gi̇rgi̇n, Deri̇n Yilmaz, Mustafa Gülseven, Cengi̇zhan Yilmaz</w:t>
+              <w:t>(14 Öğr.): Zeynep Ece Çeli̇kdemi̇r, Ni̇sanur Kayabeyoğlu, Zahi̇de Gölükcü, Kenan Emi̇r Yaman, Tuna Koç, Ahmet Nevfel Özkaya, Muzaffer Aki̇f Oçar, Nesri̇n Doğa Berber, Uğur Kaan Yildiz, Zehra Şenel, Cengi̇zhan Yilmaz, Mustafa Gülseven, Çinar Efe Gi̇rgi̇n, Egehan Hardal</w:t>
             </w:r>
           </w:p>
         </w:tc>
@@ -676,10 +676,10 @@
             <w:tcW w:w="3194" w:type="dxa"/>
             <w:shd w:fill="FEF9E7"/>
             <w:tcMar>
-              <w:top w:w="18" w:type="dxa"/>
-              <w:bottom w:w="18" w:type="dxa"/>
-              <w:left w:w="30" w:type="dxa"/>
-              <w:right w:w="30" w:type="dxa"/>
+              <w:top w:w="4" w:type="dxa"/>
+              <w:bottom w:w="4" w:type="dxa"/>
+              <w:left w:w="20" w:type="dxa"/>
+              <w:right w:w="20" w:type="dxa"/>
             </w:tcMar>
           </w:tcPr>
           <w:p>
@@ -687,7 +687,7 @@
               <w:rPr>
                 <w:sz w:val="20"/>
               </w:rPr>
-              <w:t>Daveti Kabul &amp; Reddetme Kalıpları</w:t>
+              <w:t>Frıendshıp</w:t>
             </w:r>
           </w:p>
         </w:tc>
@@ -696,10 +696,10 @@
             <w:tcW w:w="1134" w:type="dxa"/>
             <w:shd w:fill="FEF9E7"/>
             <w:tcMar>
-              <w:top w:w="18" w:type="dxa"/>
-              <w:bottom w:w="18" w:type="dxa"/>
-              <w:left w:w="30" w:type="dxa"/>
-              <w:right w:w="30" w:type="dxa"/>
+              <w:top w:w="4" w:type="dxa"/>
+              <w:bottom w:w="4" w:type="dxa"/>
+              <w:left w:w="20" w:type="dxa"/>
+              <w:right w:w="20" w:type="dxa"/>
             </w:tcMar>
           </w:tcPr>
           <w:p>
@@ -711,7 +711,7 @@
                 <w:b/>
                 <w:sz w:val="20"/>
               </w:rPr>
-              <w:t>%57.4</w:t>
+              <w:t>%52.7</w:t>
             </w:r>
           </w:p>
         </w:tc>
@@ -720,10 +720,10 @@
             <w:tcW w:w="2126" w:type="dxa"/>
             <w:shd w:fill="FEF9E7"/>
             <w:tcMar>
-              <w:top w:w="18" w:type="dxa"/>
-              <w:bottom w:w="18" w:type="dxa"/>
-              <w:left w:w="30" w:type="dxa"/>
-              <w:right w:w="30" w:type="dxa"/>
+              <w:top w:w="4" w:type="dxa"/>
+              <w:bottom w:w="4" w:type="dxa"/>
+              <w:left w:w="20" w:type="dxa"/>
+              <w:right w:w="20" w:type="dxa"/>
             </w:tcMar>
           </w:tcPr>
           <w:p>
@@ -745,10 +745,10 @@
             <w:tcW w:w="7796" w:type="dxa"/>
             <w:shd w:fill="FEF9E7"/>
             <w:tcMar>
-              <w:top w:w="18" w:type="dxa"/>
-              <w:bottom w:w="18" w:type="dxa"/>
-              <w:left w:w="30" w:type="dxa"/>
-              <w:right w:w="30" w:type="dxa"/>
+              <w:top w:w="4" w:type="dxa"/>
+              <w:bottom w:w="4" w:type="dxa"/>
+              <w:left w:w="20" w:type="dxa"/>
+              <w:right w:w="20" w:type="dxa"/>
             </w:tcMar>
           </w:tcPr>
           <w:p>
@@ -756,7 +756,7 @@
               <w:rPr>
                 <w:sz w:val="25"/>
               </w:rPr>
-              <w:t>(7 Öğr.): Zahi̇de Gölükcü, Kenan Emi̇r Yaman, İpek Nur Usta, Muzaffer Aki̇f Oçar, Deri̇n Yilmaz, Mustafa Gülseven, Cengi̇zhan Yilmaz</w:t>
+              <w:t>(8 Öğr.): Melek Rana Kesi̇ci̇, Kenan Emi̇r Yaman, İpek Nur Usta, Muzaffer Aki̇f Oçar, Zehra Şenel, Cengi̇zhan Yilmaz, Mustafa Gülseven, Egehan Hardal</w:t>
             </w:r>
           </w:p>
         </w:tc>
@@ -765,32 +765,34 @@
         <w:tc>
           <w:tcPr>
             <w:tcW w:w="3194" w:type="dxa"/>
-            <w:shd w:fill="FEF9E7"/>
+            <w:shd w:fill="E8F8F5"/>
             <w:tcMar>
-              <w:top w:w="18" w:type="dxa"/>
-              <w:bottom w:w="18" w:type="dxa"/>
-              <w:left w:w="30" w:type="dxa"/>
-              <w:right w:w="30" w:type="dxa"/>
+              <w:top w:w="4" w:type="dxa"/>
+              <w:bottom w:w="4" w:type="dxa"/>
+              <w:left w:w="20" w:type="dxa"/>
+              <w:right w:w="20" w:type="dxa"/>
             </w:tcMar>
           </w:tcPr>
           <w:p>
             <w:r>
               <w:rPr>
+                <w:b/>
+                <w:color w:val="0E6655"/>
                 <w:sz w:val="20"/>
               </w:rPr>
-              <w:t>Davet Kartları / Mektupları (Invitation)</w:t>
+              <w:t>🟢 Güçlü Kazanımlar (Tam Hakimiyet)</w:t>
             </w:r>
           </w:p>
         </w:tc>
         <w:tc>
           <w:tcPr>
             <w:tcW w:w="1134" w:type="dxa"/>
-            <w:shd w:fill="FEF9E7"/>
+            <w:shd w:fill="E8F8F5"/>
             <w:tcMar>
-              <w:top w:w="18" w:type="dxa"/>
-              <w:bottom w:w="18" w:type="dxa"/>
-              <w:left w:w="30" w:type="dxa"/>
-              <w:right w:w="30" w:type="dxa"/>
+              <w:top w:w="4" w:type="dxa"/>
+              <w:bottom w:w="4" w:type="dxa"/>
+              <w:left w:w="20" w:type="dxa"/>
+              <w:right w:w="20" w:type="dxa"/>
             </w:tcMar>
           </w:tcPr>
           <w:p>
@@ -802,19 +804,19 @@
                 <w:b/>
                 <w:sz w:val="20"/>
               </w:rPr>
-              <w:t>%59.3</w:t>
+              <w:t>≥%75</w:t>
             </w:r>
           </w:p>
         </w:tc>
         <w:tc>
           <w:tcPr>
             <w:tcW w:w="2126" w:type="dxa"/>
-            <w:shd w:fill="FEF9E7"/>
+            <w:shd w:fill="E8F8F5"/>
             <w:tcMar>
-              <w:top w:w="18" w:type="dxa"/>
-              <w:bottom w:w="18" w:type="dxa"/>
-              <w:left w:w="30" w:type="dxa"/>
-              <w:right w:w="30" w:type="dxa"/>
+              <w:top w:w="4" w:type="dxa"/>
+              <w:bottom w:w="4" w:type="dxa"/>
+              <w:left w:w="20" w:type="dxa"/>
+              <w:right w:w="20" w:type="dxa"/>
             </w:tcMar>
           </w:tcPr>
           <w:p>
@@ -824,212 +826,30 @@
             <w:r>
               <w:rPr>
                 <w:b/>
-                <w:color w:val="7D6608"/>
+                <w:color w:val="0E6655"/>
                 <w:sz w:val="20"/>
               </w:rPr>
-              <w:t>Yüksek Risk</w:t>
+              <w:t>2 Konu</w:t>
             </w:r>
           </w:p>
         </w:tc>
         <w:tc>
           <w:tcPr>
             <w:tcW w:w="7796" w:type="dxa"/>
-            <w:shd w:fill="FEF9E7"/>
+            <w:shd w:fill="E8F8F5"/>
             <w:tcMar>
-              <w:top w:w="18" w:type="dxa"/>
-              <w:bottom w:w="18" w:type="dxa"/>
-              <w:left w:w="30" w:type="dxa"/>
-              <w:right w:w="30" w:type="dxa"/>
+              <w:top w:w="4" w:type="dxa"/>
+              <w:bottom w:w="4" w:type="dxa"/>
+              <w:left w:w="20" w:type="dxa"/>
+              <w:right w:w="20" w:type="dxa"/>
             </w:tcMar>
           </w:tcPr>
           <w:p>
             <w:r>
               <w:rPr>
-                <w:sz w:val="25"/>
+                <w:sz w:val="24"/>
               </w:rPr>
-              <w:t>(11 Öğr.): Tuna Koç, Zahi̇de Gölükcü, Ahmet Nevfel Özkaya, Zehra Şenel, Kenan Emi̇r Yaman, Uğur Kaan Yildiz, İpek Nur Usta, Muzaffer Aki̇f Oçar, Deri̇n Yilmaz, Mustafa Gülseven, Cengi̇zhan Yilmaz</w:t>
-            </w:r>
-          </w:p>
-        </w:tc>
-      </w:tr>
-      <w:tr>
-        <w:tc>
-          <w:tcPr>
-            <w:tcW w:w="3194" w:type="dxa"/>
-            <w:shd w:fill="FFFFFF"/>
-            <w:tcMar>
-              <w:top w:w="18" w:type="dxa"/>
-              <w:bottom w:w="18" w:type="dxa"/>
-              <w:left w:w="30" w:type="dxa"/>
-              <w:right w:w="30" w:type="dxa"/>
-            </w:tcMar>
-          </w:tcPr>
-          <w:p>
-            <w:r>
-              <w:rPr>
-                <w:sz w:val="20"/>
-              </w:rPr>
-              <w:t>Mazeret Bildirme ve Özür Dileme</w:t>
-            </w:r>
-          </w:p>
-        </w:tc>
-        <w:tc>
-          <w:tcPr>
-            <w:tcW w:w="1134" w:type="dxa"/>
-            <w:shd w:fill="FFFFFF"/>
-            <w:tcMar>
-              <w:top w:w="18" w:type="dxa"/>
-              <w:bottom w:w="18" w:type="dxa"/>
-              <w:left w:w="30" w:type="dxa"/>
-              <w:right w:w="30" w:type="dxa"/>
-            </w:tcMar>
-          </w:tcPr>
-          <w:p>
-            <w:pPr>
-              <w:jc w:val="center"/>
-            </w:pPr>
-            <w:r>
-              <w:rPr>
-                <w:b/>
-                <w:sz w:val="20"/>
-              </w:rPr>
-              <w:t>%63.0</w:t>
-            </w:r>
-          </w:p>
-        </w:tc>
-        <w:tc>
-          <w:tcPr>
-            <w:tcW w:w="2126" w:type="dxa"/>
-            <w:shd w:fill="FFFFFF"/>
-            <w:tcMar>
-              <w:top w:w="18" w:type="dxa"/>
-              <w:bottom w:w="18" w:type="dxa"/>
-              <w:left w:w="30" w:type="dxa"/>
-              <w:right w:w="30" w:type="dxa"/>
-            </w:tcMar>
-          </w:tcPr>
-          <w:p>
-            <w:pPr>
-              <w:jc w:val="center"/>
-            </w:pPr>
-            <w:r>
-              <w:rPr>
-                <w:b/>
-                <w:color w:val="145A32"/>
-                <w:sz w:val="20"/>
-              </w:rPr>
-              <w:t>Geliştirilebilir</w:t>
-            </w:r>
-          </w:p>
-        </w:tc>
-        <w:tc>
-          <w:tcPr>
-            <w:tcW w:w="7796" w:type="dxa"/>
-            <w:shd w:fill="FFFFFF"/>
-            <w:tcMar>
-              <w:top w:w="18" w:type="dxa"/>
-              <w:bottom w:w="18" w:type="dxa"/>
-              <w:left w:w="30" w:type="dxa"/>
-              <w:right w:w="30" w:type="dxa"/>
-            </w:tcMar>
-          </w:tcPr>
-          <w:p>
-            <w:r>
-              <w:rPr>
-                <w:sz w:val="25"/>
-              </w:rPr>
-              <w:t>(10 Öğr.): Zahi̇de Gölükcü, Ahmet Nevfel Özkaya, Zehra Şenel, Ni̇sanur Kayabeyoğlu, İpek Nur Usta, Muzaffer Aki̇f Oçar, Çinar Efe Gi̇rgi̇n, Deri̇n Yilmaz, Mustafa Gülseven, Cengi̇zhan Yilmaz</w:t>
-            </w:r>
-          </w:p>
-        </w:tc>
-      </w:tr>
-      <w:tr>
-        <w:tc>
-          <w:tcPr>
-            <w:tcW w:w="3194" w:type="dxa"/>
-            <w:shd w:fill="FFFFFF"/>
-            <w:tcMar>
-              <w:top w:w="18" w:type="dxa"/>
-              <w:bottom w:w="18" w:type="dxa"/>
-              <w:left w:w="30" w:type="dxa"/>
-              <w:right w:w="30" w:type="dxa"/>
-            </w:tcMar>
-          </w:tcPr>
-          <w:p>
-            <w:r>
-              <w:rPr>
-                <w:sz w:val="20"/>
-              </w:rPr>
-              <w:t>Friendship Okuduğunu Anlama</w:t>
-            </w:r>
-          </w:p>
-        </w:tc>
-        <w:tc>
-          <w:tcPr>
-            <w:tcW w:w="1134" w:type="dxa"/>
-            <w:shd w:fill="FFFFFF"/>
-            <w:tcMar>
-              <w:top w:w="18" w:type="dxa"/>
-              <w:bottom w:w="18" w:type="dxa"/>
-              <w:left w:w="30" w:type="dxa"/>
-              <w:right w:w="30" w:type="dxa"/>
-            </w:tcMar>
-          </w:tcPr>
-          <w:p>
-            <w:pPr>
-              <w:jc w:val="center"/>
-            </w:pPr>
-            <w:r>
-              <w:rPr>
-                <w:b/>
-                <w:sz w:val="20"/>
-              </w:rPr>
-              <w:t>%74.1</w:t>
-            </w:r>
-          </w:p>
-        </w:tc>
-        <w:tc>
-          <w:tcPr>
-            <w:tcW w:w="2126" w:type="dxa"/>
-            <w:shd w:fill="FFFFFF"/>
-            <w:tcMar>
-              <w:top w:w="18" w:type="dxa"/>
-              <w:bottom w:w="18" w:type="dxa"/>
-              <w:left w:w="30" w:type="dxa"/>
-              <w:right w:w="30" w:type="dxa"/>
-            </w:tcMar>
-          </w:tcPr>
-          <w:p>
-            <w:pPr>
-              <w:jc w:val="center"/>
-            </w:pPr>
-            <w:r>
-              <w:rPr>
-                <w:b/>
-                <w:color w:val="145A32"/>
-                <w:sz w:val="20"/>
-              </w:rPr>
-              <w:t>Geliştirilebilir</w:t>
-            </w:r>
-          </w:p>
-        </w:tc>
-        <w:tc>
-          <w:tcPr>
-            <w:tcW w:w="7796" w:type="dxa"/>
-            <w:shd w:fill="FFFFFF"/>
-            <w:tcMar>
-              <w:top w:w="18" w:type="dxa"/>
-              <w:bottom w:w="18" w:type="dxa"/>
-              <w:left w:w="30" w:type="dxa"/>
-              <w:right w:w="30" w:type="dxa"/>
-            </w:tcMar>
-          </w:tcPr>
-          <w:p>
-            <w:r>
-              <w:rPr>
-                <w:sz w:val="25"/>
-              </w:rPr>
-              <w:t>(7 Öğr.): Ahmet Nevfel Özkaya, Uğur Kaan Yildiz, İpek Nur Usta, Çinar Efe Gi̇rgi̇n, Deri̇n Yilmaz, Mustafa Gülseven, Cengi̇zhan Yilmaz</w:t>
+              <w:t>Yüksek başarılı konular: Teklif Yapma, Kabul Etme, Özür Dileme (%64), Tercihleri İfade Etme (%64)</w:t>
             </w:r>
           </w:p>
         </w:tc>
@@ -1037,15 +857,20 @@
     </w:tbl>
     <w:p>
       <w:pPr>
-        <w:spacing w:before="80" w:after="20"/>
+        <w:spacing w:before="0" w:after="0" w:line="20" w:lineRule="exact"/>
       </w:pPr>
       <w:r>
         <w:rPr>
           <w:b/>
           <w:color w:val="1F497D"/>
-          <w:sz w:val="24"/>
+          <w:sz w:val="22"/>
         </w:rPr>
-        <w:t>👥 8/B SINIFI TÜM ÖĞRENCİLERİN BRANŞ PERFORMANS VE DAVRANIŞ SIRALAMASI (27 ÖĞRENCİ)</w:t>
+        <w:t>👥 8/B SINIFI TÜM ÖĞRENCİLERİN BRANŞ PERFORMANS VE DAVRANIŞ SIRALAMASI (28 ÖĞRENCİ)</w:t>
+      </w:r>
+      <w:r>
+        <w:rPr>
+          <w:sz w:val="2"/>
+        </w:rPr>
       </w:r>
     </w:p>
     <w:tbl>
@@ -1092,10 +917,10 @@
             <w:tcW w:w="1503" w:type="dxa"/>
             <w:shd w:fill="4A4A4A"/>
             <w:tcMar>
-              <w:top w:w="25" w:type="dxa"/>
-              <w:bottom w:w="25" w:type="dxa"/>
-              <w:left w:w="35" w:type="dxa"/>
-              <w:right w:w="35" w:type="dxa"/>
+              <w:top w:w="12" w:type="dxa"/>
+              <w:bottom w:w="12" w:type="dxa"/>
+              <w:left w:w="25" w:type="dxa"/>
+              <w:right w:w="25" w:type="dxa"/>
             </w:tcMar>
           </w:tcPr>
           <w:p>
@@ -1106,7 +931,7 @@
               <w:rPr>
                 <w:b/>
                 <w:color w:val="FFFFFF"/>
-                <w:sz w:val="20"/>
+                <w:sz w:val="19"/>
               </w:rPr>
               <w:t>Sıra</w:t>
             </w:r>
@@ -1117,10 +942,10 @@
             <w:tcW w:w="1503" w:type="dxa"/>
             <w:shd w:fill="4A4A4A"/>
             <w:tcMar>
-              <w:top w:w="25" w:type="dxa"/>
-              <w:bottom w:w="25" w:type="dxa"/>
-              <w:left w:w="35" w:type="dxa"/>
-              <w:right w:w="35" w:type="dxa"/>
+              <w:top w:w="12" w:type="dxa"/>
+              <w:bottom w:w="12" w:type="dxa"/>
+              <w:left w:w="25" w:type="dxa"/>
+              <w:right w:w="25" w:type="dxa"/>
             </w:tcMar>
           </w:tcPr>
           <w:p>
@@ -1131,7 +956,7 @@
               <w:rPr>
                 <w:b/>
                 <w:color w:val="FFFFFF"/>
-                <w:sz w:val="20"/>
+                <w:sz w:val="19"/>
               </w:rPr>
               <w:t>No</w:t>
             </w:r>
@@ -1142,10 +967,10 @@
             <w:tcW w:w="1503" w:type="dxa"/>
             <w:shd w:fill="4A4A4A"/>
             <w:tcMar>
-              <w:top w:w="25" w:type="dxa"/>
-              <w:bottom w:w="25" w:type="dxa"/>
-              <w:left w:w="35" w:type="dxa"/>
-              <w:right w:w="35" w:type="dxa"/>
+              <w:top w:w="12" w:type="dxa"/>
+              <w:bottom w:w="12" w:type="dxa"/>
+              <w:left w:w="25" w:type="dxa"/>
+              <w:right w:w="25" w:type="dxa"/>
             </w:tcMar>
           </w:tcPr>
           <w:p>
@@ -1153,7 +978,7 @@
               <w:rPr>
                 <w:b/>
                 <w:color w:val="FFFFFF"/>
-                <w:sz w:val="20"/>
+                <w:sz w:val="19"/>
               </w:rPr>
               <w:t>Öğrenci</w:t>
             </w:r>
@@ -1164,10 +989,10 @@
             <w:tcW w:w="1503" w:type="dxa"/>
             <w:shd w:fill="4A4A4A"/>
             <w:tcMar>
-              <w:top w:w="25" w:type="dxa"/>
-              <w:bottom w:w="25" w:type="dxa"/>
-              <w:left w:w="35" w:type="dxa"/>
-              <w:right w:w="35" w:type="dxa"/>
+              <w:top w:w="12" w:type="dxa"/>
+              <w:bottom w:w="12" w:type="dxa"/>
+              <w:left w:w="25" w:type="dxa"/>
+              <w:right w:w="25" w:type="dxa"/>
             </w:tcMar>
           </w:tcPr>
           <w:p>
@@ -1178,7 +1003,7 @@
               <w:rPr>
                 <w:b/>
                 <w:color w:val="FFFFFF"/>
-                <w:sz w:val="20"/>
+                <w:sz w:val="19"/>
               </w:rPr>
               <w:t>D/Y/B</w:t>
             </w:r>
@@ -1189,10 +1014,10 @@
             <w:tcW w:w="1503" w:type="dxa"/>
             <w:shd w:fill="4A4A4A"/>
             <w:tcMar>
-              <w:top w:w="25" w:type="dxa"/>
-              <w:bottom w:w="25" w:type="dxa"/>
-              <w:left w:w="35" w:type="dxa"/>
-              <w:right w:w="35" w:type="dxa"/>
+              <w:top w:w="12" w:type="dxa"/>
+              <w:bottom w:w="12" w:type="dxa"/>
+              <w:left w:w="25" w:type="dxa"/>
+              <w:right w:w="25" w:type="dxa"/>
             </w:tcMar>
           </w:tcPr>
           <w:p>
@@ -1203,7 +1028,7 @@
               <w:rPr>
                 <w:b/>
                 <w:color w:val="FFFFFF"/>
-                <w:sz w:val="20"/>
+                <w:sz w:val="19"/>
               </w:rPr>
               <w:t>Net</w:t>
             </w:r>
@@ -1214,10 +1039,10 @@
             <w:tcW w:w="1503" w:type="dxa"/>
             <w:shd w:fill="595959"/>
             <w:tcMar>
-              <w:top w:w="25" w:type="dxa"/>
-              <w:bottom w:w="25" w:type="dxa"/>
-              <w:left w:w="35" w:type="dxa"/>
-              <w:right w:w="35" w:type="dxa"/>
+              <w:top w:w="12" w:type="dxa"/>
+              <w:bottom w:w="12" w:type="dxa"/>
+              <w:left w:w="25" w:type="dxa"/>
+              <w:right w:w="25" w:type="dxa"/>
             </w:tcMar>
           </w:tcPr>
           <w:p>
@@ -1228,7 +1053,7 @@
               <w:rPr>
                 <w:b/>
                 <w:color w:val="FFFFFF"/>
-                <w:sz w:val="20"/>
+                <w:sz w:val="19"/>
               </w:rPr>
               <w:t>Sıra</w:t>
             </w:r>
@@ -1239,10 +1064,10 @@
             <w:tcW w:w="1503" w:type="dxa"/>
             <w:shd w:fill="595959"/>
             <w:tcMar>
-              <w:top w:w="25" w:type="dxa"/>
-              <w:bottom w:w="25" w:type="dxa"/>
-              <w:left w:w="35" w:type="dxa"/>
-              <w:right w:w="35" w:type="dxa"/>
+              <w:top w:w="12" w:type="dxa"/>
+              <w:bottom w:w="12" w:type="dxa"/>
+              <w:left w:w="25" w:type="dxa"/>
+              <w:right w:w="25" w:type="dxa"/>
             </w:tcMar>
           </w:tcPr>
           <w:p>
@@ -1253,7 +1078,7 @@
               <w:rPr>
                 <w:b/>
                 <w:color w:val="FFFFFF"/>
-                <w:sz w:val="20"/>
+                <w:sz w:val="19"/>
               </w:rPr>
               <w:t>No</w:t>
             </w:r>
@@ -1264,10 +1089,10 @@
             <w:tcW w:w="1503" w:type="dxa"/>
             <w:shd w:fill="595959"/>
             <w:tcMar>
-              <w:top w:w="25" w:type="dxa"/>
-              <w:bottom w:w="25" w:type="dxa"/>
-              <w:left w:w="35" w:type="dxa"/>
-              <w:right w:w="35" w:type="dxa"/>
+              <w:top w:w="12" w:type="dxa"/>
+              <w:bottom w:w="12" w:type="dxa"/>
+              <w:left w:w="25" w:type="dxa"/>
+              <w:right w:w="25" w:type="dxa"/>
             </w:tcMar>
           </w:tcPr>
           <w:p>
@@ -1275,7 +1100,7 @@
               <w:rPr>
                 <w:b/>
                 <w:color w:val="FFFFFF"/>
-                <w:sz w:val="20"/>
+                <w:sz w:val="19"/>
               </w:rPr>
               <w:t>Öğrenci</w:t>
             </w:r>
@@ -1286,10 +1111,10 @@
             <w:tcW w:w="1503" w:type="dxa"/>
             <w:shd w:fill="595959"/>
             <w:tcMar>
-              <w:top w:w="25" w:type="dxa"/>
-              <w:bottom w:w="25" w:type="dxa"/>
-              <w:left w:w="35" w:type="dxa"/>
-              <w:right w:w="35" w:type="dxa"/>
+              <w:top w:w="12" w:type="dxa"/>
+              <w:bottom w:w="12" w:type="dxa"/>
+              <w:left w:w="25" w:type="dxa"/>
+              <w:right w:w="25" w:type="dxa"/>
             </w:tcMar>
           </w:tcPr>
           <w:p>
@@ -1300,7 +1125,7 @@
               <w:rPr>
                 <w:b/>
                 <w:color w:val="FFFFFF"/>
-                <w:sz w:val="20"/>
+                <w:sz w:val="19"/>
               </w:rPr>
               <w:t>D/Y/B</w:t>
             </w:r>
@@ -1311,10 +1136,10 @@
             <w:tcW w:w="1503" w:type="dxa"/>
             <w:shd w:fill="595959"/>
             <w:tcMar>
-              <w:top w:w="25" w:type="dxa"/>
-              <w:bottom w:w="25" w:type="dxa"/>
-              <w:left w:w="35" w:type="dxa"/>
-              <w:right w:w="35" w:type="dxa"/>
+              <w:top w:w="12" w:type="dxa"/>
+              <w:bottom w:w="12" w:type="dxa"/>
+              <w:left w:w="25" w:type="dxa"/>
+              <w:right w:w="25" w:type="dxa"/>
             </w:tcMar>
           </w:tcPr>
           <w:p>
@@ -1325,7 +1150,7 @@
               <w:rPr>
                 <w:b/>
                 <w:color w:val="FFFFFF"/>
-                <w:sz w:val="20"/>
+                <w:sz w:val="19"/>
               </w:rPr>
               <w:t>Net</w:t>
             </w:r>
@@ -1338,10 +1163,10 @@
             <w:tcW w:w="1503" w:type="dxa"/>
             <w:shd w:fill="E8F8F5"/>
             <w:tcMar>
-              <w:top w:w="22" w:type="dxa"/>
-              <w:bottom w:w="22" w:type="dxa"/>
-              <w:left w:w="30" w:type="dxa"/>
-              <w:right w:w="30" w:type="dxa"/>
+              <w:top w:w="4" w:type="dxa"/>
+              <w:bottom w:w="4" w:type="dxa"/>
+              <w:left w:w="20" w:type="dxa"/>
+              <w:right w:w="20" w:type="dxa"/>
             </w:tcMar>
           </w:tcPr>
           <w:p>
@@ -1350,7 +1175,7 @@
             </w:pPr>
             <w:r>
               <w:rPr>
-                <w:sz w:val="20"/>
+                <w:sz w:val="18"/>
               </w:rPr>
               <w:t>1</w:t>
             </w:r>
@@ -1361,10 +1186,10 @@
             <w:tcW w:w="1503" w:type="dxa"/>
             <w:shd w:fill="E8F8F5"/>
             <w:tcMar>
-              <w:top w:w="22" w:type="dxa"/>
-              <w:bottom w:w="22" w:type="dxa"/>
-              <w:left w:w="30" w:type="dxa"/>
-              <w:right w:w="30" w:type="dxa"/>
+              <w:top w:w="4" w:type="dxa"/>
+              <w:bottom w:w="4" w:type="dxa"/>
+              <w:left w:w="20" w:type="dxa"/>
+              <w:right w:w="20" w:type="dxa"/>
             </w:tcMar>
           </w:tcPr>
           <w:p>
@@ -1373,7 +1198,7 @@
             </w:pPr>
             <w:r>
               <w:rPr>
-                <w:sz w:val="20"/>
+                <w:sz w:val="18"/>
               </w:rPr>
               <w:t>305</w:t>
             </w:r>
@@ -1384,16 +1209,16 @@
             <w:tcW w:w="1503" w:type="dxa"/>
             <w:shd w:fill="E8F8F5"/>
             <w:tcMar>
-              <w:top w:w="22" w:type="dxa"/>
-              <w:bottom w:w="22" w:type="dxa"/>
-              <w:left w:w="30" w:type="dxa"/>
-              <w:right w:w="30" w:type="dxa"/>
+              <w:top w:w="4" w:type="dxa"/>
+              <w:bottom w:w="4" w:type="dxa"/>
+              <w:left w:w="20" w:type="dxa"/>
+              <w:right w:w="20" w:type="dxa"/>
             </w:tcMar>
           </w:tcPr>
           <w:p>
             <w:r>
               <w:rPr>
-                <w:sz w:val="20"/>
+                <w:sz w:val="18"/>
               </w:rPr>
               <w:t>Orhan Efe Çeli̇k</w:t>
             </w:r>
@@ -1404,10 +1229,10 @@
             <w:tcW w:w="1503" w:type="dxa"/>
             <w:shd w:fill="E8F8F5"/>
             <w:tcMar>
-              <w:top w:w="22" w:type="dxa"/>
-              <w:bottom w:w="22" w:type="dxa"/>
-              <w:left w:w="30" w:type="dxa"/>
-              <w:right w:w="30" w:type="dxa"/>
+              <w:top w:w="4" w:type="dxa"/>
+              <w:bottom w:w="4" w:type="dxa"/>
+              <w:left w:w="20" w:type="dxa"/>
+              <w:right w:w="20" w:type="dxa"/>
             </w:tcMar>
           </w:tcPr>
           <w:p>
@@ -1416,7 +1241,7 @@
             </w:pPr>
             <w:r>
               <w:rPr>
-                <w:sz w:val="20"/>
+                <w:sz w:val="18"/>
               </w:rPr>
               <w:t>10/0/0</w:t>
             </w:r>
@@ -1427,10 +1252,10 @@
             <w:tcW w:w="1503" w:type="dxa"/>
             <w:shd w:fill="E8F8F5"/>
             <w:tcMar>
-              <w:top w:w="22" w:type="dxa"/>
-              <w:bottom w:w="22" w:type="dxa"/>
-              <w:left w:w="30" w:type="dxa"/>
-              <w:right w:w="30" w:type="dxa"/>
+              <w:top w:w="4" w:type="dxa"/>
+              <w:bottom w:w="4" w:type="dxa"/>
+              <w:left w:w="20" w:type="dxa"/>
+              <w:right w:w="20" w:type="dxa"/>
             </w:tcMar>
           </w:tcPr>
           <w:p>
@@ -1440,7 +1265,7 @@
             <w:r>
               <w:rPr>
                 <w:b/>
-                <w:sz w:val="20"/>
+                <w:sz w:val="18"/>
               </w:rPr>
               <w:t>10.00</w:t>
             </w:r>
@@ -1451,10 +1276,10 @@
             <w:tcW w:w="1503" w:type="dxa"/>
             <w:shd w:fill="FFFFFF"/>
             <w:tcMar>
-              <w:top w:w="22" w:type="dxa"/>
-              <w:bottom w:w="22" w:type="dxa"/>
-              <w:left w:w="30" w:type="dxa"/>
-              <w:right w:w="30" w:type="dxa"/>
+              <w:top w:w="4" w:type="dxa"/>
+              <w:bottom w:w="4" w:type="dxa"/>
+              <w:left w:w="20" w:type="dxa"/>
+              <w:right w:w="20" w:type="dxa"/>
             </w:tcMar>
           </w:tcPr>
           <w:p>
@@ -1463,7 +1288,7 @@
             </w:pPr>
             <w:r>
               <w:rPr>
-                <w:sz w:val="20"/>
+                <w:sz w:val="18"/>
               </w:rPr>
               <w:t>15</w:t>
             </w:r>
@@ -1474,10 +1299,10 @@
             <w:tcW w:w="1503" w:type="dxa"/>
             <w:shd w:fill="FFFFFF"/>
             <w:tcMar>
-              <w:top w:w="22" w:type="dxa"/>
-              <w:bottom w:w="22" w:type="dxa"/>
-              <w:left w:w="30" w:type="dxa"/>
-              <w:right w:w="30" w:type="dxa"/>
+              <w:top w:w="4" w:type="dxa"/>
+              <w:bottom w:w="4" w:type="dxa"/>
+              <w:left w:w="20" w:type="dxa"/>
+              <w:right w:w="20" w:type="dxa"/>
             </w:tcMar>
           </w:tcPr>
           <w:p>
@@ -1486,9 +1311,9 @@
             </w:pPr>
             <w:r>
               <w:rPr>
-                <w:sz w:val="20"/>
+                <w:sz w:val="18"/>
               </w:rPr>
-              <w:t>117</w:t>
+              <w:t>327</w:t>
             </w:r>
           </w:p>
         </w:tc>
@@ -1497,18 +1322,18 @@
             <w:tcW w:w="1503" w:type="dxa"/>
             <w:shd w:fill="FFFFFF"/>
             <w:tcMar>
-              <w:top w:w="22" w:type="dxa"/>
-              <w:bottom w:w="22" w:type="dxa"/>
-              <w:left w:w="30" w:type="dxa"/>
-              <w:right w:w="30" w:type="dxa"/>
+              <w:top w:w="4" w:type="dxa"/>
+              <w:bottom w:w="4" w:type="dxa"/>
+              <w:left w:w="20" w:type="dxa"/>
+              <w:right w:w="20" w:type="dxa"/>
             </w:tcMar>
           </w:tcPr>
           <w:p>
             <w:r>
               <w:rPr>
-                <w:sz w:val="20"/>
+                <w:sz w:val="18"/>
               </w:rPr>
-              <w:t>Çağrihan Bengül</w:t>
+              <w:t>Melek Rana Kesi̇</w:t>
             </w:r>
           </w:p>
         </w:tc>
@@ -1517,10 +1342,10 @@
             <w:tcW w:w="1503" w:type="dxa"/>
             <w:shd w:fill="FFFFFF"/>
             <w:tcMar>
-              <w:top w:w="22" w:type="dxa"/>
-              <w:bottom w:w="22" w:type="dxa"/>
-              <w:left w:w="30" w:type="dxa"/>
-              <w:right w:w="30" w:type="dxa"/>
+              <w:top w:w="4" w:type="dxa"/>
+              <w:bottom w:w="4" w:type="dxa"/>
+              <w:left w:w="20" w:type="dxa"/>
+              <w:right w:w="20" w:type="dxa"/>
             </w:tcMar>
           </w:tcPr>
           <w:p>
@@ -1529,9 +1354,9 @@
             </w:pPr>
             <w:r>
               <w:rPr>
-                <w:sz w:val="20"/>
+                <w:sz w:val="18"/>
               </w:rPr>
-              <w:t>6/4/0</w:t>
+              <w:t>6/3/1</w:t>
             </w:r>
           </w:p>
         </w:tc>
@@ -1540,10 +1365,10 @@
             <w:tcW w:w="1503" w:type="dxa"/>
             <w:shd w:fill="FFFFFF"/>
             <w:tcMar>
-              <w:top w:w="22" w:type="dxa"/>
-              <w:bottom w:w="22" w:type="dxa"/>
-              <w:left w:w="30" w:type="dxa"/>
-              <w:right w:w="30" w:type="dxa"/>
+              <w:top w:w="4" w:type="dxa"/>
+              <w:bottom w:w="4" w:type="dxa"/>
+              <w:left w:w="20" w:type="dxa"/>
+              <w:right w:w="20" w:type="dxa"/>
             </w:tcMar>
           </w:tcPr>
           <w:p>
@@ -1553,7 +1378,235 @@
             <w:r>
               <w:rPr>
                 <w:b/>
-                <w:sz w:val="20"/>
+                <w:sz w:val="18"/>
+              </w:rPr>
+              <w:t>5.00</w:t>
+            </w:r>
+          </w:p>
+        </w:tc>
+      </w:tr>
+      <w:tr>
+        <w:tc>
+          <w:tcPr>
+            <w:tcW w:w="1503" w:type="dxa"/>
+            <w:shd w:fill="E8F8F5"/>
+            <w:tcMar>
+              <w:top w:w="4" w:type="dxa"/>
+              <w:bottom w:w="4" w:type="dxa"/>
+              <w:left w:w="20" w:type="dxa"/>
+              <w:right w:w="20" w:type="dxa"/>
+            </w:tcMar>
+          </w:tcPr>
+          <w:p>
+            <w:pPr>
+              <w:jc w:val="center"/>
+            </w:pPr>
+            <w:r>
+              <w:rPr>
+                <w:sz w:val="18"/>
+              </w:rPr>
+              <w:t>2</w:t>
+            </w:r>
+          </w:p>
+        </w:tc>
+        <w:tc>
+          <w:tcPr>
+            <w:tcW w:w="1503" w:type="dxa"/>
+            <w:shd w:fill="E8F8F5"/>
+            <w:tcMar>
+              <w:top w:w="4" w:type="dxa"/>
+              <w:bottom w:w="4" w:type="dxa"/>
+              <w:left w:w="20" w:type="dxa"/>
+              <w:right w:w="20" w:type="dxa"/>
+            </w:tcMar>
+          </w:tcPr>
+          <w:p>
+            <w:pPr>
+              <w:jc w:val="center"/>
+            </w:pPr>
+            <w:r>
+              <w:rPr>
+                <w:sz w:val="18"/>
+              </w:rPr>
+              <w:t>386</w:t>
+            </w:r>
+          </w:p>
+        </w:tc>
+        <w:tc>
+          <w:tcPr>
+            <w:tcW w:w="1503" w:type="dxa"/>
+            <w:shd w:fill="E8F8F5"/>
+            <w:tcMar>
+              <w:top w:w="4" w:type="dxa"/>
+              <w:bottom w:w="4" w:type="dxa"/>
+              <w:left w:w="20" w:type="dxa"/>
+              <w:right w:w="20" w:type="dxa"/>
+            </w:tcMar>
+          </w:tcPr>
+          <w:p>
+            <w:r>
+              <w:rPr>
+                <w:sz w:val="18"/>
+              </w:rPr>
+              <w:t>Kuzey Can</w:t>
+            </w:r>
+          </w:p>
+        </w:tc>
+        <w:tc>
+          <w:tcPr>
+            <w:tcW w:w="1503" w:type="dxa"/>
+            <w:shd w:fill="E8F8F5"/>
+            <w:tcMar>
+              <w:top w:w="4" w:type="dxa"/>
+              <w:bottom w:w="4" w:type="dxa"/>
+              <w:left w:w="20" w:type="dxa"/>
+              <w:right w:w="20" w:type="dxa"/>
+            </w:tcMar>
+          </w:tcPr>
+          <w:p>
+            <w:pPr>
+              <w:jc w:val="center"/>
+            </w:pPr>
+            <w:r>
+              <w:rPr>
+                <w:sz w:val="18"/>
+              </w:rPr>
+              <w:t>10/0/0</w:t>
+            </w:r>
+          </w:p>
+        </w:tc>
+        <w:tc>
+          <w:tcPr>
+            <w:tcW w:w="1503" w:type="dxa"/>
+            <w:shd w:fill="E8F8F5"/>
+            <w:tcMar>
+              <w:top w:w="4" w:type="dxa"/>
+              <w:bottom w:w="4" w:type="dxa"/>
+              <w:left w:w="20" w:type="dxa"/>
+              <w:right w:w="20" w:type="dxa"/>
+            </w:tcMar>
+          </w:tcPr>
+          <w:p>
+            <w:pPr>
+              <w:jc w:val="center"/>
+            </w:pPr>
+            <w:r>
+              <w:rPr>
+                <w:b/>
+                <w:sz w:val="18"/>
+              </w:rPr>
+              <w:t>10.00</w:t>
+            </w:r>
+          </w:p>
+        </w:tc>
+        <w:tc>
+          <w:tcPr>
+            <w:tcW w:w="1503" w:type="dxa"/>
+            <w:shd w:fill="F9F9F9"/>
+            <w:tcMar>
+              <w:top w:w="4" w:type="dxa"/>
+              <w:bottom w:w="4" w:type="dxa"/>
+              <w:left w:w="20" w:type="dxa"/>
+              <w:right w:w="20" w:type="dxa"/>
+            </w:tcMar>
+          </w:tcPr>
+          <w:p>
+            <w:pPr>
+              <w:jc w:val="center"/>
+            </w:pPr>
+            <w:r>
+              <w:rPr>
+                <w:sz w:val="18"/>
+              </w:rPr>
+              <w:t>16</w:t>
+            </w:r>
+          </w:p>
+        </w:tc>
+        <w:tc>
+          <w:tcPr>
+            <w:tcW w:w="1503" w:type="dxa"/>
+            <w:shd w:fill="F9F9F9"/>
+            <w:tcMar>
+              <w:top w:w="4" w:type="dxa"/>
+              <w:bottom w:w="4" w:type="dxa"/>
+              <w:left w:w="20" w:type="dxa"/>
+              <w:right w:w="20" w:type="dxa"/>
+            </w:tcMar>
+          </w:tcPr>
+          <w:p>
+            <w:pPr>
+              <w:jc w:val="center"/>
+            </w:pPr>
+            <w:r>
+              <w:rPr>
+                <w:sz w:val="18"/>
+              </w:rPr>
+              <w:t>254</w:t>
+            </w:r>
+          </w:p>
+        </w:tc>
+        <w:tc>
+          <w:tcPr>
+            <w:tcW w:w="1503" w:type="dxa"/>
+            <w:shd w:fill="F9F9F9"/>
+            <w:tcMar>
+              <w:top w:w="4" w:type="dxa"/>
+              <w:bottom w:w="4" w:type="dxa"/>
+              <w:left w:w="20" w:type="dxa"/>
+              <w:right w:w="20" w:type="dxa"/>
+            </w:tcMar>
+          </w:tcPr>
+          <w:p>
+            <w:r>
+              <w:rPr>
+                <w:sz w:val="18"/>
+              </w:rPr>
+              <w:t>Yusuf Eymen Yilm</w:t>
+            </w:r>
+          </w:p>
+        </w:tc>
+        <w:tc>
+          <w:tcPr>
+            <w:tcW w:w="1503" w:type="dxa"/>
+            <w:shd w:fill="F9F9F9"/>
+            <w:tcMar>
+              <w:top w:w="4" w:type="dxa"/>
+              <w:bottom w:w="4" w:type="dxa"/>
+              <w:left w:w="20" w:type="dxa"/>
+              <w:right w:w="20" w:type="dxa"/>
+            </w:tcMar>
+          </w:tcPr>
+          <w:p>
+            <w:pPr>
+              <w:jc w:val="center"/>
+            </w:pPr>
+            <w:r>
+              <w:rPr>
+                <w:sz w:val="18"/>
+              </w:rPr>
+              <w:t>6/4/0</w:t>
+            </w:r>
+          </w:p>
+        </w:tc>
+        <w:tc>
+          <w:tcPr>
+            <w:tcW w:w="1503" w:type="dxa"/>
+            <w:shd w:fill="F9F9F9"/>
+            <w:tcMar>
+              <w:top w:w="4" w:type="dxa"/>
+              <w:bottom w:w="4" w:type="dxa"/>
+              <w:left w:w="20" w:type="dxa"/>
+              <w:right w:w="20" w:type="dxa"/>
+            </w:tcMar>
+          </w:tcPr>
+          <w:p>
+            <w:pPr>
+              <w:jc w:val="center"/>
+            </w:pPr>
+            <w:r>
+              <w:rPr>
+                <w:b/>
+                <w:sz w:val="18"/>
               </w:rPr>
               <w:t>4.67</w:t>
             </w:r>
@@ -1566,10 +1619,10 @@
             <w:tcW w:w="1503" w:type="dxa"/>
             <w:shd w:fill="E8F8F5"/>
             <w:tcMar>
-              <w:top w:w="22" w:type="dxa"/>
-              <w:bottom w:w="22" w:type="dxa"/>
-              <w:left w:w="30" w:type="dxa"/>
-              <w:right w:w="30" w:type="dxa"/>
+              <w:top w:w="4" w:type="dxa"/>
+              <w:bottom w:w="4" w:type="dxa"/>
+              <w:left w:w="20" w:type="dxa"/>
+              <w:right w:w="20" w:type="dxa"/>
             </w:tcMar>
           </w:tcPr>
           <w:p>
@@ -1578,9 +1631,9 @@
             </w:pPr>
             <w:r>
               <w:rPr>
-                <w:sz w:val="20"/>
+                <w:sz w:val="18"/>
               </w:rPr>
-              <w:t>2</w:t>
+              <w:t>3</w:t>
             </w:r>
           </w:p>
         </w:tc>
@@ -1589,10 +1642,10 @@
             <w:tcW w:w="1503" w:type="dxa"/>
             <w:shd w:fill="E8F8F5"/>
             <w:tcMar>
-              <w:top w:w="22" w:type="dxa"/>
-              <w:bottom w:w="22" w:type="dxa"/>
-              <w:left w:w="30" w:type="dxa"/>
-              <w:right w:w="30" w:type="dxa"/>
+              <w:top w:w="4" w:type="dxa"/>
+              <w:bottom w:w="4" w:type="dxa"/>
+              <w:left w:w="20" w:type="dxa"/>
+              <w:right w:w="20" w:type="dxa"/>
             </w:tcMar>
           </w:tcPr>
           <w:p>
@@ -1601,9 +1654,9 @@
             </w:pPr>
             <w:r>
               <w:rPr>
-                <w:sz w:val="20"/>
+                <w:sz w:val="18"/>
               </w:rPr>
-              <w:t>84</w:t>
+              <w:t>258</w:t>
             </w:r>
           </w:p>
         </w:tc>
@@ -1612,18 +1665,18 @@
             <w:tcW w:w="1503" w:type="dxa"/>
             <w:shd w:fill="E8F8F5"/>
             <w:tcMar>
-              <w:top w:w="22" w:type="dxa"/>
-              <w:bottom w:w="22" w:type="dxa"/>
-              <w:left w:w="30" w:type="dxa"/>
-              <w:right w:w="30" w:type="dxa"/>
+              <w:top w:w="4" w:type="dxa"/>
+              <w:bottom w:w="4" w:type="dxa"/>
+              <w:left w:w="20" w:type="dxa"/>
+              <w:right w:w="20" w:type="dxa"/>
             </w:tcMar>
           </w:tcPr>
           <w:p>
             <w:r>
               <w:rPr>
-                <w:sz w:val="20"/>
+                <w:sz w:val="18"/>
               </w:rPr>
-              <w:t>Kuzey Yusuf Uruk</w:t>
+              <w:t>Meryem Bozdemi̇r</w:t>
             </w:r>
           </w:p>
         </w:tc>
@@ -1632,10 +1685,10 @@
             <w:tcW w:w="1503" w:type="dxa"/>
             <w:shd w:fill="E8F8F5"/>
             <w:tcMar>
-              <w:top w:w="22" w:type="dxa"/>
-              <w:bottom w:w="22" w:type="dxa"/>
-              <w:left w:w="30" w:type="dxa"/>
-              <w:right w:w="30" w:type="dxa"/>
+              <w:top w:w="4" w:type="dxa"/>
+              <w:bottom w:w="4" w:type="dxa"/>
+              <w:left w:w="20" w:type="dxa"/>
+              <w:right w:w="20" w:type="dxa"/>
             </w:tcMar>
           </w:tcPr>
           <w:p>
@@ -1644,7 +1697,7 @@
             </w:pPr>
             <w:r>
               <w:rPr>
-                <w:sz w:val="20"/>
+                <w:sz w:val="18"/>
               </w:rPr>
               <w:t>10/0/0</w:t>
             </w:r>
@@ -1655,10 +1708,10 @@
             <w:tcW w:w="1503" w:type="dxa"/>
             <w:shd w:fill="E8F8F5"/>
             <w:tcMar>
-              <w:top w:w="22" w:type="dxa"/>
-              <w:bottom w:w="22" w:type="dxa"/>
-              <w:left w:w="30" w:type="dxa"/>
-              <w:right w:w="30" w:type="dxa"/>
+              <w:top w:w="4" w:type="dxa"/>
+              <w:bottom w:w="4" w:type="dxa"/>
+              <w:left w:w="20" w:type="dxa"/>
+              <w:right w:w="20" w:type="dxa"/>
             </w:tcMar>
           </w:tcPr>
           <w:p>
@@ -1668,7 +1721,7 @@
             <w:r>
               <w:rPr>
                 <w:b/>
-                <w:sz w:val="20"/>
+                <w:sz w:val="18"/>
               </w:rPr>
               <w:t>10.00</w:t>
             </w:r>
@@ -1677,12 +1730,12 @@
         <w:tc>
           <w:tcPr>
             <w:tcW w:w="1503" w:type="dxa"/>
-            <w:shd w:fill="F9F9F9"/>
+            <w:shd w:fill="FDEDEC"/>
             <w:tcMar>
-              <w:top w:w="22" w:type="dxa"/>
-              <w:bottom w:w="22" w:type="dxa"/>
-              <w:left w:w="30" w:type="dxa"/>
-              <w:right w:w="30" w:type="dxa"/>
+              <w:top w:w="4" w:type="dxa"/>
+              <w:bottom w:w="4" w:type="dxa"/>
+              <w:left w:w="20" w:type="dxa"/>
+              <w:right w:w="20" w:type="dxa"/>
             </w:tcMar>
           </w:tcPr>
           <w:p>
@@ -1691,21 +1744,21 @@
             </w:pPr>
             <w:r>
               <w:rPr>
-                <w:sz w:val="20"/>
+                <w:sz w:val="18"/>
               </w:rPr>
-              <w:t>16</w:t>
+              <w:t>17</w:t>
             </w:r>
           </w:p>
         </w:tc>
         <w:tc>
           <w:tcPr>
             <w:tcW w:w="1503" w:type="dxa"/>
-            <w:shd w:fill="F9F9F9"/>
+            <w:shd w:fill="FDEDEC"/>
             <w:tcMar>
-              <w:top w:w="22" w:type="dxa"/>
-              <w:bottom w:w="22" w:type="dxa"/>
-              <w:left w:w="30" w:type="dxa"/>
-              <w:right w:w="30" w:type="dxa"/>
+              <w:top w:w="4" w:type="dxa"/>
+              <w:bottom w:w="4" w:type="dxa"/>
+              <w:left w:w="20" w:type="dxa"/>
+              <w:right w:w="20" w:type="dxa"/>
             </w:tcMar>
           </w:tcPr>
           <w:p>
@@ -1714,7 +1767,7 @@
             </w:pPr>
             <w:r>
               <w:rPr>
-                <w:sz w:val="20"/>
+                <w:sz w:val="18"/>
               </w:rPr>
               <w:t>229</w:t>
             </w:r>
@@ -1723,18 +1776,18 @@
         <w:tc>
           <w:tcPr>
             <w:tcW w:w="1503" w:type="dxa"/>
-            <w:shd w:fill="F9F9F9"/>
+            <w:shd w:fill="FDEDEC"/>
             <w:tcMar>
-              <w:top w:w="22" w:type="dxa"/>
-              <w:bottom w:w="22" w:type="dxa"/>
-              <w:left w:w="30" w:type="dxa"/>
-              <w:right w:w="30" w:type="dxa"/>
+              <w:top w:w="4" w:type="dxa"/>
+              <w:bottom w:w="4" w:type="dxa"/>
+              <w:left w:w="20" w:type="dxa"/>
+              <w:right w:w="20" w:type="dxa"/>
             </w:tcMar>
           </w:tcPr>
           <w:p>
             <w:r>
               <w:rPr>
-                <w:sz w:val="20"/>
+                <w:sz w:val="18"/>
               </w:rPr>
               <w:t>Ni̇sanur Kayabey</w:t>
             </w:r>
@@ -1743,12 +1796,12 @@
         <w:tc>
           <w:tcPr>
             <w:tcW w:w="1503" w:type="dxa"/>
-            <w:shd w:fill="F9F9F9"/>
+            <w:shd w:fill="FDEDEC"/>
             <w:tcMar>
-              <w:top w:w="22" w:type="dxa"/>
-              <w:bottom w:w="22" w:type="dxa"/>
-              <w:left w:w="30" w:type="dxa"/>
-              <w:right w:w="30" w:type="dxa"/>
+              <w:top w:w="4" w:type="dxa"/>
+              <w:bottom w:w="4" w:type="dxa"/>
+              <w:left w:w="20" w:type="dxa"/>
+              <w:right w:w="20" w:type="dxa"/>
             </w:tcMar>
           </w:tcPr>
           <w:p>
@@ -1757,21 +1810,21 @@
             </w:pPr>
             <w:r>
               <w:rPr>
-                <w:sz w:val="20"/>
+                <w:sz w:val="18"/>
               </w:rPr>
-              <w:t>5/2/3</w:t>
+              <w:t>4/4/2</w:t>
             </w:r>
           </w:p>
         </w:tc>
         <w:tc>
           <w:tcPr>
             <w:tcW w:w="1503" w:type="dxa"/>
-            <w:shd w:fill="F9F9F9"/>
+            <w:shd w:fill="FDEDEC"/>
             <w:tcMar>
-              <w:top w:w="22" w:type="dxa"/>
-              <w:bottom w:w="22" w:type="dxa"/>
-              <w:left w:w="30" w:type="dxa"/>
-              <w:right w:w="30" w:type="dxa"/>
+              <w:top w:w="4" w:type="dxa"/>
+              <w:bottom w:w="4" w:type="dxa"/>
+              <w:left w:w="20" w:type="dxa"/>
+              <w:right w:w="20" w:type="dxa"/>
             </w:tcMar>
           </w:tcPr>
           <w:p>
@@ -1781,9 +1834,9 @@
             <w:r>
               <w:rPr>
                 <w:b/>
-                <w:sz w:val="20"/>
+                <w:sz w:val="18"/>
               </w:rPr>
-              <w:t>4.33</w:t>
+              <w:t>2.67</w:t>
             </w:r>
           </w:p>
         </w:tc>
@@ -1794,10 +1847,10 @@
             <w:tcW w:w="1503" w:type="dxa"/>
             <w:shd w:fill="E8F8F5"/>
             <w:tcMar>
-              <w:top w:w="22" w:type="dxa"/>
-              <w:bottom w:w="22" w:type="dxa"/>
-              <w:left w:w="30" w:type="dxa"/>
-              <w:right w:w="30" w:type="dxa"/>
+              <w:top w:w="4" w:type="dxa"/>
+              <w:bottom w:w="4" w:type="dxa"/>
+              <w:left w:w="20" w:type="dxa"/>
+              <w:right w:w="20" w:type="dxa"/>
             </w:tcMar>
           </w:tcPr>
           <w:p>
@@ -1806,9 +1859,9 @@
             </w:pPr>
             <w:r>
               <w:rPr>
-                <w:sz w:val="20"/>
+                <w:sz w:val="18"/>
               </w:rPr>
-              <w:t>3</w:t>
+              <w:t>4</w:t>
             </w:r>
           </w:p>
         </w:tc>
@@ -1817,10 +1870,10 @@
             <w:tcW w:w="1503" w:type="dxa"/>
             <w:shd w:fill="E8F8F5"/>
             <w:tcMar>
-              <w:top w:w="22" w:type="dxa"/>
-              <w:bottom w:w="22" w:type="dxa"/>
-              <w:left w:w="30" w:type="dxa"/>
-              <w:right w:w="30" w:type="dxa"/>
+              <w:top w:w="4" w:type="dxa"/>
+              <w:bottom w:w="4" w:type="dxa"/>
+              <w:left w:w="20" w:type="dxa"/>
+              <w:right w:w="20" w:type="dxa"/>
             </w:tcMar>
           </w:tcPr>
           <w:p>
@@ -1829,7 +1882,7 @@
             </w:pPr>
             <w:r>
               <w:rPr>
-                <w:sz w:val="20"/>
+                <w:sz w:val="18"/>
               </w:rPr>
               <w:t>306</w:t>
             </w:r>
@@ -1840,16 +1893,16 @@
             <w:tcW w:w="1503" w:type="dxa"/>
             <w:shd w:fill="E8F8F5"/>
             <w:tcMar>
-              <w:top w:w="22" w:type="dxa"/>
-              <w:bottom w:w="22" w:type="dxa"/>
-              <w:left w:w="30" w:type="dxa"/>
-              <w:right w:w="30" w:type="dxa"/>
+              <w:top w:w="4" w:type="dxa"/>
+              <w:bottom w:w="4" w:type="dxa"/>
+              <w:left w:w="20" w:type="dxa"/>
+              <w:right w:w="20" w:type="dxa"/>
             </w:tcMar>
           </w:tcPr>
           <w:p>
             <w:r>
               <w:rPr>
-                <w:sz w:val="20"/>
+                <w:sz w:val="18"/>
               </w:rPr>
               <w:t>Zeynep Ece Çeli̇</w:t>
             </w:r>
@@ -1860,10 +1913,10 @@
             <w:tcW w:w="1503" w:type="dxa"/>
             <w:shd w:fill="E8F8F5"/>
             <w:tcMar>
-              <w:top w:w="22" w:type="dxa"/>
-              <w:bottom w:w="22" w:type="dxa"/>
-              <w:left w:w="30" w:type="dxa"/>
-              <w:right w:w="30" w:type="dxa"/>
+              <w:top w:w="4" w:type="dxa"/>
+              <w:bottom w:w="4" w:type="dxa"/>
+              <w:left w:w="20" w:type="dxa"/>
+              <w:right w:w="20" w:type="dxa"/>
             </w:tcMar>
           </w:tcPr>
           <w:p>
@@ -1872,7 +1925,7 @@
             </w:pPr>
             <w:r>
               <w:rPr>
-                <w:sz w:val="20"/>
+                <w:sz w:val="18"/>
               </w:rPr>
               <w:t>9/1/0</w:t>
             </w:r>
@@ -1883,10 +1936,10 @@
             <w:tcW w:w="1503" w:type="dxa"/>
             <w:shd w:fill="E8F8F5"/>
             <w:tcMar>
-              <w:top w:w="22" w:type="dxa"/>
-              <w:bottom w:w="22" w:type="dxa"/>
-              <w:left w:w="30" w:type="dxa"/>
-              <w:right w:w="30" w:type="dxa"/>
+              <w:top w:w="4" w:type="dxa"/>
+              <w:bottom w:w="4" w:type="dxa"/>
+              <w:left w:w="20" w:type="dxa"/>
+              <w:right w:w="20" w:type="dxa"/>
             </w:tcMar>
           </w:tcPr>
           <w:p>
@@ -1896,235 +1949,7 @@
             <w:r>
               <w:rPr>
                 <w:b/>
-                <w:sz w:val="20"/>
-              </w:rPr>
-              <w:t>8.67</w:t>
-            </w:r>
-          </w:p>
-        </w:tc>
-        <w:tc>
-          <w:tcPr>
-            <w:tcW w:w="1503" w:type="dxa"/>
-            <w:shd w:fill="FFFFFF"/>
-            <w:tcMar>
-              <w:top w:w="22" w:type="dxa"/>
-              <w:bottom w:w="22" w:type="dxa"/>
-              <w:left w:w="30" w:type="dxa"/>
-              <w:right w:w="30" w:type="dxa"/>
-            </w:tcMar>
-          </w:tcPr>
-          <w:p>
-            <w:pPr>
-              <w:jc w:val="center"/>
-            </w:pPr>
-            <w:r>
-              <w:rPr>
-                <w:sz w:val="20"/>
-              </w:rPr>
-              <w:t>17</w:t>
-            </w:r>
-          </w:p>
-        </w:tc>
-        <w:tc>
-          <w:tcPr>
-            <w:tcW w:w="1503" w:type="dxa"/>
-            <w:shd w:fill="FFFFFF"/>
-            <w:tcMar>
-              <w:top w:w="22" w:type="dxa"/>
-              <w:bottom w:w="22" w:type="dxa"/>
-              <w:left w:w="30" w:type="dxa"/>
-              <w:right w:w="30" w:type="dxa"/>
-            </w:tcMar>
-          </w:tcPr>
-          <w:p>
-            <w:pPr>
-              <w:jc w:val="center"/>
-            </w:pPr>
-            <w:r>
-              <w:rPr>
-                <w:sz w:val="20"/>
-              </w:rPr>
-              <w:t>245</w:t>
-            </w:r>
-          </w:p>
-        </w:tc>
-        <w:tc>
-          <w:tcPr>
-            <w:tcW w:w="1503" w:type="dxa"/>
-            <w:shd w:fill="FFFFFF"/>
-            <w:tcMar>
-              <w:top w:w="22" w:type="dxa"/>
-              <w:bottom w:w="22" w:type="dxa"/>
-              <w:left w:w="30" w:type="dxa"/>
-              <w:right w:w="30" w:type="dxa"/>
-            </w:tcMar>
-          </w:tcPr>
-          <w:p>
-            <w:r>
-              <w:rPr>
-                <w:sz w:val="20"/>
-              </w:rPr>
-              <w:t>Tuna Koç</w:t>
-            </w:r>
-          </w:p>
-        </w:tc>
-        <w:tc>
-          <w:tcPr>
-            <w:tcW w:w="1503" w:type="dxa"/>
-            <w:shd w:fill="FFFFFF"/>
-            <w:tcMar>
-              <w:top w:w="22" w:type="dxa"/>
-              <w:bottom w:w="22" w:type="dxa"/>
-              <w:left w:w="30" w:type="dxa"/>
-              <w:right w:w="30" w:type="dxa"/>
-            </w:tcMar>
-          </w:tcPr>
-          <w:p>
-            <w:pPr>
-              <w:jc w:val="center"/>
-            </w:pPr>
-            <w:r>
-              <w:rPr>
-                <w:sz w:val="20"/>
-              </w:rPr>
-              <w:t>5/5/0</w:t>
-            </w:r>
-          </w:p>
-        </w:tc>
-        <w:tc>
-          <w:tcPr>
-            <w:tcW w:w="1503" w:type="dxa"/>
-            <w:shd w:fill="FFFFFF"/>
-            <w:tcMar>
-              <w:top w:w="22" w:type="dxa"/>
-              <w:bottom w:w="22" w:type="dxa"/>
-              <w:left w:w="30" w:type="dxa"/>
-              <w:right w:w="30" w:type="dxa"/>
-            </w:tcMar>
-          </w:tcPr>
-          <w:p>
-            <w:pPr>
-              <w:jc w:val="center"/>
-            </w:pPr>
-            <w:r>
-              <w:rPr>
-                <w:b/>
-                <w:sz w:val="20"/>
-              </w:rPr>
-              <w:t>3.33</w:t>
-            </w:r>
-          </w:p>
-        </w:tc>
-      </w:tr>
-      <w:tr>
-        <w:tc>
-          <w:tcPr>
-            <w:tcW w:w="1503" w:type="dxa"/>
-            <w:shd w:fill="E8F8F5"/>
-            <w:tcMar>
-              <w:top w:w="22" w:type="dxa"/>
-              <w:bottom w:w="22" w:type="dxa"/>
-              <w:left w:w="30" w:type="dxa"/>
-              <w:right w:w="30" w:type="dxa"/>
-            </w:tcMar>
-          </w:tcPr>
-          <w:p>
-            <w:pPr>
-              <w:jc w:val="center"/>
-            </w:pPr>
-            <w:r>
-              <w:rPr>
-                <w:sz w:val="20"/>
-              </w:rPr>
-              <w:t>4</w:t>
-            </w:r>
-          </w:p>
-        </w:tc>
-        <w:tc>
-          <w:tcPr>
-            <w:tcW w:w="1503" w:type="dxa"/>
-            <w:shd w:fill="E8F8F5"/>
-            <w:tcMar>
-              <w:top w:w="22" w:type="dxa"/>
-              <w:bottom w:w="22" w:type="dxa"/>
-              <w:left w:w="30" w:type="dxa"/>
-              <w:right w:w="30" w:type="dxa"/>
-            </w:tcMar>
-          </w:tcPr>
-          <w:p>
-            <w:pPr>
-              <w:jc w:val="center"/>
-            </w:pPr>
-            <w:r>
-              <w:rPr>
-                <w:sz w:val="20"/>
-              </w:rPr>
-              <w:t>182</w:t>
-            </w:r>
-          </w:p>
-        </w:tc>
-        <w:tc>
-          <w:tcPr>
-            <w:tcW w:w="1503" w:type="dxa"/>
-            <w:shd w:fill="E8F8F5"/>
-            <w:tcMar>
-              <w:top w:w="22" w:type="dxa"/>
-              <w:bottom w:w="22" w:type="dxa"/>
-              <w:left w:w="30" w:type="dxa"/>
-              <w:right w:w="30" w:type="dxa"/>
-            </w:tcMar>
-          </w:tcPr>
-          <w:p>
-            <w:r>
-              <w:rPr>
-                <w:sz w:val="20"/>
-              </w:rPr>
-              <w:t>Erdem Yarar</w:t>
-            </w:r>
-          </w:p>
-        </w:tc>
-        <w:tc>
-          <w:tcPr>
-            <w:tcW w:w="1503" w:type="dxa"/>
-            <w:shd w:fill="E8F8F5"/>
-            <w:tcMar>
-              <w:top w:w="22" w:type="dxa"/>
-              <w:bottom w:w="22" w:type="dxa"/>
-              <w:left w:w="30" w:type="dxa"/>
-              <w:right w:w="30" w:type="dxa"/>
-            </w:tcMar>
-          </w:tcPr>
-          <w:p>
-            <w:pPr>
-              <w:jc w:val="center"/>
-            </w:pPr>
-            <w:r>
-              <w:rPr>
-                <w:sz w:val="20"/>
-              </w:rPr>
-              <w:t>9/1/0</w:t>
-            </w:r>
-          </w:p>
-        </w:tc>
-        <w:tc>
-          <w:tcPr>
-            <w:tcW w:w="1503" w:type="dxa"/>
-            <w:shd w:fill="E8F8F5"/>
-            <w:tcMar>
-              <w:top w:w="22" w:type="dxa"/>
-              <w:bottom w:w="22" w:type="dxa"/>
-              <w:left w:w="30" w:type="dxa"/>
-              <w:right w:w="30" w:type="dxa"/>
-            </w:tcMar>
-          </w:tcPr>
-          <w:p>
-            <w:pPr>
-              <w:jc w:val="center"/>
-            </w:pPr>
-            <w:r>
-              <w:rPr>
-                <w:b/>
-                <w:sz w:val="20"/>
+                <w:sz w:val="18"/>
               </w:rPr>
               <w:t>8.67</w:t>
             </w:r>
@@ -2135,10 +1960,10 @@
             <w:tcW w:w="1503" w:type="dxa"/>
             <w:shd w:fill="FDEDEC"/>
             <w:tcMar>
-              <w:top w:w="22" w:type="dxa"/>
-              <w:bottom w:w="22" w:type="dxa"/>
-              <w:left w:w="30" w:type="dxa"/>
-              <w:right w:w="30" w:type="dxa"/>
+              <w:top w:w="4" w:type="dxa"/>
+              <w:bottom w:w="4" w:type="dxa"/>
+              <w:left w:w="20" w:type="dxa"/>
+              <w:right w:w="20" w:type="dxa"/>
             </w:tcMar>
           </w:tcPr>
           <w:p>
@@ -2147,7 +1972,7 @@
             </w:pPr>
             <w:r>
               <w:rPr>
-                <w:sz w:val="20"/>
+                <w:sz w:val="18"/>
               </w:rPr>
               <w:t>18</w:t>
             </w:r>
@@ -2158,10 +1983,10 @@
             <w:tcW w:w="1503" w:type="dxa"/>
             <w:shd w:fill="FDEDEC"/>
             <w:tcMar>
-              <w:top w:w="22" w:type="dxa"/>
-              <w:bottom w:w="22" w:type="dxa"/>
-              <w:left w:w="30" w:type="dxa"/>
-              <w:right w:w="30" w:type="dxa"/>
+              <w:top w:w="4" w:type="dxa"/>
+              <w:bottom w:w="4" w:type="dxa"/>
+              <w:left w:w="20" w:type="dxa"/>
+              <w:right w:w="20" w:type="dxa"/>
             </w:tcMar>
           </w:tcPr>
           <w:p>
@@ -2170,9 +1995,9 @@
             </w:pPr>
             <w:r>
               <w:rPr>
-                <w:sz w:val="20"/>
+                <w:sz w:val="18"/>
               </w:rPr>
-              <w:t>379</w:t>
+              <w:t>323</w:t>
             </w:r>
           </w:p>
         </w:tc>
@@ -2181,18 +2006,18 @@
             <w:tcW w:w="1503" w:type="dxa"/>
             <w:shd w:fill="FDEDEC"/>
             <w:tcMar>
-              <w:top w:w="22" w:type="dxa"/>
-              <w:bottom w:w="22" w:type="dxa"/>
-              <w:left w:w="30" w:type="dxa"/>
-              <w:right w:w="30" w:type="dxa"/>
+              <w:top w:w="4" w:type="dxa"/>
+              <w:bottom w:w="4" w:type="dxa"/>
+              <w:left w:w="20" w:type="dxa"/>
+              <w:right w:w="20" w:type="dxa"/>
             </w:tcMar>
           </w:tcPr>
           <w:p>
             <w:r>
               <w:rPr>
-                <w:sz w:val="20"/>
+                <w:sz w:val="18"/>
               </w:rPr>
-              <w:t>Çinar Efe Gi̇rgi</w:t>
+              <w:t>Zahi̇de Gölükcü</w:t>
             </w:r>
           </w:p>
         </w:tc>
@@ -2201,10 +2026,10 @@
             <w:tcW w:w="1503" w:type="dxa"/>
             <w:shd w:fill="FDEDEC"/>
             <w:tcMar>
-              <w:top w:w="22" w:type="dxa"/>
-              <w:bottom w:w="22" w:type="dxa"/>
-              <w:left w:w="30" w:type="dxa"/>
-              <w:right w:w="30" w:type="dxa"/>
+              <w:top w:w="4" w:type="dxa"/>
+              <w:bottom w:w="4" w:type="dxa"/>
+              <w:left w:w="20" w:type="dxa"/>
+              <w:right w:w="20" w:type="dxa"/>
             </w:tcMar>
           </w:tcPr>
           <w:p>
@@ -2213,7 +2038,7 @@
             </w:pPr>
             <w:r>
               <w:rPr>
-                <w:sz w:val="20"/>
+                <w:sz w:val="18"/>
               </w:rPr>
               <w:t>4/6/0</w:t>
             </w:r>
@@ -2224,10 +2049,10 @@
             <w:tcW w:w="1503" w:type="dxa"/>
             <w:shd w:fill="FDEDEC"/>
             <w:tcMar>
-              <w:top w:w="22" w:type="dxa"/>
-              <w:bottom w:w="22" w:type="dxa"/>
-              <w:left w:w="30" w:type="dxa"/>
-              <w:right w:w="30" w:type="dxa"/>
+              <w:top w:w="4" w:type="dxa"/>
+              <w:bottom w:w="4" w:type="dxa"/>
+              <w:left w:w="20" w:type="dxa"/>
+              <w:right w:w="20" w:type="dxa"/>
             </w:tcMar>
           </w:tcPr>
           <w:p>
@@ -2237,7 +2062,7 @@
             <w:r>
               <w:rPr>
                 <w:b/>
-                <w:sz w:val="20"/>
+                <w:sz w:val="18"/>
               </w:rPr>
               <w:t>2.00</w:t>
             </w:r>
@@ -2250,10 +2075,10 @@
             <w:tcW w:w="1503" w:type="dxa"/>
             <w:shd w:fill="E8F8F5"/>
             <w:tcMar>
-              <w:top w:w="22" w:type="dxa"/>
-              <w:bottom w:w="22" w:type="dxa"/>
-              <w:left w:w="30" w:type="dxa"/>
-              <w:right w:w="30" w:type="dxa"/>
+              <w:top w:w="4" w:type="dxa"/>
+              <w:bottom w:w="4" w:type="dxa"/>
+              <w:left w:w="20" w:type="dxa"/>
+              <w:right w:w="20" w:type="dxa"/>
             </w:tcMar>
           </w:tcPr>
           <w:p>
@@ -2262,7 +2087,7 @@
             </w:pPr>
             <w:r>
               <w:rPr>
-                <w:sz w:val="20"/>
+                <w:sz w:val="18"/>
               </w:rPr>
               <w:t>5</w:t>
             </w:r>
@@ -2273,10 +2098,10 @@
             <w:tcW w:w="1503" w:type="dxa"/>
             <w:shd w:fill="E8F8F5"/>
             <w:tcMar>
-              <w:top w:w="22" w:type="dxa"/>
-              <w:bottom w:w="22" w:type="dxa"/>
-              <w:left w:w="30" w:type="dxa"/>
-              <w:right w:w="30" w:type="dxa"/>
+              <w:top w:w="4" w:type="dxa"/>
+              <w:bottom w:w="4" w:type="dxa"/>
+              <w:left w:w="20" w:type="dxa"/>
+              <w:right w:w="20" w:type="dxa"/>
             </w:tcMar>
           </w:tcPr>
           <w:p>
@@ -2285,7 +2110,7 @@
             </w:pPr>
             <w:r>
               <w:rPr>
-                <w:sz w:val="20"/>
+                <w:sz w:val="18"/>
               </w:rPr>
               <w:t>292</w:t>
             </w:r>
@@ -2296,16 +2121,16 @@
             <w:tcW w:w="1503" w:type="dxa"/>
             <w:shd w:fill="E8F8F5"/>
             <w:tcMar>
-              <w:top w:w="22" w:type="dxa"/>
-              <w:bottom w:w="22" w:type="dxa"/>
-              <w:left w:w="30" w:type="dxa"/>
-              <w:right w:w="30" w:type="dxa"/>
+              <w:top w:w="4" w:type="dxa"/>
+              <w:bottom w:w="4" w:type="dxa"/>
+              <w:left w:w="20" w:type="dxa"/>
+              <w:right w:w="20" w:type="dxa"/>
             </w:tcMar>
           </w:tcPr>
           <w:p>
             <w:r>
               <w:rPr>
-                <w:sz w:val="20"/>
+                <w:sz w:val="18"/>
               </w:rPr>
               <w:t>Hali̇t Eren Hatu</w:t>
             </w:r>
@@ -2316,10 +2141,10 @@
             <w:tcW w:w="1503" w:type="dxa"/>
             <w:shd w:fill="E8F8F5"/>
             <w:tcMar>
-              <w:top w:w="22" w:type="dxa"/>
-              <w:bottom w:w="22" w:type="dxa"/>
-              <w:left w:w="30" w:type="dxa"/>
-              <w:right w:w="30" w:type="dxa"/>
+              <w:top w:w="4" w:type="dxa"/>
+              <w:bottom w:w="4" w:type="dxa"/>
+              <w:left w:w="20" w:type="dxa"/>
+              <w:right w:w="20" w:type="dxa"/>
             </w:tcMar>
           </w:tcPr>
           <w:p>
@@ -2328,7 +2153,7 @@
             </w:pPr>
             <w:r>
               <w:rPr>
-                <w:sz w:val="20"/>
+                <w:sz w:val="18"/>
               </w:rPr>
               <w:t>9/1/0</w:t>
             </w:r>
@@ -2339,10 +2164,10 @@
             <w:tcW w:w="1503" w:type="dxa"/>
             <w:shd w:fill="E8F8F5"/>
             <w:tcMar>
-              <w:top w:w="22" w:type="dxa"/>
-              <w:bottom w:w="22" w:type="dxa"/>
-              <w:left w:w="30" w:type="dxa"/>
-              <w:right w:w="30" w:type="dxa"/>
+              <w:top w:w="4" w:type="dxa"/>
+              <w:bottom w:w="4" w:type="dxa"/>
+              <w:left w:w="20" w:type="dxa"/>
+              <w:right w:w="20" w:type="dxa"/>
             </w:tcMar>
           </w:tcPr>
           <w:p>
@@ -2352,7 +2177,7 @@
             <w:r>
               <w:rPr>
                 <w:b/>
-                <w:sz w:val="20"/>
+                <w:sz w:val="18"/>
               </w:rPr>
               <w:t>8.67</w:t>
             </w:r>
@@ -2363,10 +2188,10 @@
             <w:tcW w:w="1503" w:type="dxa"/>
             <w:shd w:fill="FDEDEC"/>
             <w:tcMar>
-              <w:top w:w="22" w:type="dxa"/>
-              <w:bottom w:w="22" w:type="dxa"/>
-              <w:left w:w="30" w:type="dxa"/>
-              <w:right w:w="30" w:type="dxa"/>
+              <w:top w:w="4" w:type="dxa"/>
+              <w:bottom w:w="4" w:type="dxa"/>
+              <w:left w:w="20" w:type="dxa"/>
+              <w:right w:w="20" w:type="dxa"/>
             </w:tcMar>
           </w:tcPr>
           <w:p>
@@ -2375,7 +2200,7 @@
             </w:pPr>
             <w:r>
               <w:rPr>
-                <w:sz w:val="20"/>
+                <w:sz w:val="18"/>
               </w:rPr>
               <w:t>19</w:t>
             </w:r>
@@ -2386,10 +2211,10 @@
             <w:tcW w:w="1503" w:type="dxa"/>
             <w:shd w:fill="FDEDEC"/>
             <w:tcMar>
-              <w:top w:w="22" w:type="dxa"/>
-              <w:bottom w:w="22" w:type="dxa"/>
-              <w:left w:w="30" w:type="dxa"/>
-              <w:right w:w="30" w:type="dxa"/>
+              <w:top w:w="4" w:type="dxa"/>
+              <w:bottom w:w="4" w:type="dxa"/>
+              <w:left w:w="20" w:type="dxa"/>
+              <w:right w:w="20" w:type="dxa"/>
             </w:tcMar>
           </w:tcPr>
           <w:p>
@@ -2398,9 +2223,9 @@
             </w:pPr>
             <w:r>
               <w:rPr>
-                <w:sz w:val="20"/>
+                <w:sz w:val="18"/>
               </w:rPr>
-              <w:t>376</w:t>
+              <w:t>227</w:t>
             </w:r>
           </w:p>
         </w:tc>
@@ -2409,18 +2234,18 @@
             <w:tcW w:w="1503" w:type="dxa"/>
             <w:shd w:fill="FDEDEC"/>
             <w:tcMar>
-              <w:top w:w="22" w:type="dxa"/>
-              <w:bottom w:w="22" w:type="dxa"/>
-              <w:left w:w="30" w:type="dxa"/>
-              <w:right w:w="30" w:type="dxa"/>
+              <w:top w:w="4" w:type="dxa"/>
+              <w:bottom w:w="4" w:type="dxa"/>
+              <w:left w:w="20" w:type="dxa"/>
+              <w:right w:w="20" w:type="dxa"/>
             </w:tcMar>
           </w:tcPr>
           <w:p>
             <w:r>
               <w:rPr>
-                <w:sz w:val="20"/>
+                <w:sz w:val="18"/>
               </w:rPr>
-              <w:t>Muzaffer Aki̇f O</w:t>
+              <w:t>Deri̇n Yilmaz</w:t>
             </w:r>
           </w:p>
         </w:tc>
@@ -2429,10 +2254,10 @@
             <w:tcW w:w="1503" w:type="dxa"/>
             <w:shd w:fill="FDEDEC"/>
             <w:tcMar>
-              <w:top w:w="22" w:type="dxa"/>
-              <w:bottom w:w="22" w:type="dxa"/>
-              <w:left w:w="30" w:type="dxa"/>
-              <w:right w:w="30" w:type="dxa"/>
+              <w:top w:w="4" w:type="dxa"/>
+              <w:bottom w:w="4" w:type="dxa"/>
+              <w:left w:w="20" w:type="dxa"/>
+              <w:right w:w="20" w:type="dxa"/>
             </w:tcMar>
           </w:tcPr>
           <w:p>
@@ -2441,7 +2266,463 @@
             </w:pPr>
             <w:r>
               <w:rPr>
-                <w:sz w:val="20"/>
+                <w:sz w:val="18"/>
+              </w:rPr>
+              <w:t>4/6/0</w:t>
+            </w:r>
+          </w:p>
+        </w:tc>
+        <w:tc>
+          <w:tcPr>
+            <w:tcW w:w="1503" w:type="dxa"/>
+            <w:shd w:fill="FDEDEC"/>
+            <w:tcMar>
+              <w:top w:w="4" w:type="dxa"/>
+              <w:bottom w:w="4" w:type="dxa"/>
+              <w:left w:w="20" w:type="dxa"/>
+              <w:right w:w="20" w:type="dxa"/>
+            </w:tcMar>
+          </w:tcPr>
+          <w:p>
+            <w:pPr>
+              <w:jc w:val="center"/>
+            </w:pPr>
+            <w:r>
+              <w:rPr>
+                <w:b/>
+                <w:sz w:val="18"/>
+              </w:rPr>
+              <w:t>2.00</w:t>
+            </w:r>
+          </w:p>
+        </w:tc>
+      </w:tr>
+      <w:tr>
+        <w:tc>
+          <w:tcPr>
+            <w:tcW w:w="1503" w:type="dxa"/>
+            <w:shd w:fill="E8F8F5"/>
+            <w:tcMar>
+              <w:top w:w="4" w:type="dxa"/>
+              <w:bottom w:w="4" w:type="dxa"/>
+              <w:left w:w="20" w:type="dxa"/>
+              <w:right w:w="20" w:type="dxa"/>
+            </w:tcMar>
+          </w:tcPr>
+          <w:p>
+            <w:pPr>
+              <w:jc w:val="center"/>
+            </w:pPr>
+            <w:r>
+              <w:rPr>
+                <w:sz w:val="18"/>
+              </w:rPr>
+              <w:t>6</w:t>
+            </w:r>
+          </w:p>
+        </w:tc>
+        <w:tc>
+          <w:tcPr>
+            <w:tcW w:w="1503" w:type="dxa"/>
+            <w:shd w:fill="E8F8F5"/>
+            <w:tcMar>
+              <w:top w:w="4" w:type="dxa"/>
+              <w:bottom w:w="4" w:type="dxa"/>
+              <w:left w:w="20" w:type="dxa"/>
+              <w:right w:w="20" w:type="dxa"/>
+            </w:tcMar>
+          </w:tcPr>
+          <w:p>
+            <w:pPr>
+              <w:jc w:val="center"/>
+            </w:pPr>
+            <w:r>
+              <w:rPr>
+                <w:sz w:val="18"/>
+              </w:rPr>
+              <w:t>182</w:t>
+            </w:r>
+          </w:p>
+        </w:tc>
+        <w:tc>
+          <w:tcPr>
+            <w:tcW w:w="1503" w:type="dxa"/>
+            <w:shd w:fill="E8F8F5"/>
+            <w:tcMar>
+              <w:top w:w="4" w:type="dxa"/>
+              <w:bottom w:w="4" w:type="dxa"/>
+              <w:left w:w="20" w:type="dxa"/>
+              <w:right w:w="20" w:type="dxa"/>
+            </w:tcMar>
+          </w:tcPr>
+          <w:p>
+            <w:r>
+              <w:rPr>
+                <w:sz w:val="18"/>
+              </w:rPr>
+              <w:t>Erdem Yarar</w:t>
+            </w:r>
+          </w:p>
+        </w:tc>
+        <w:tc>
+          <w:tcPr>
+            <w:tcW w:w="1503" w:type="dxa"/>
+            <w:shd w:fill="E8F8F5"/>
+            <w:tcMar>
+              <w:top w:w="4" w:type="dxa"/>
+              <w:bottom w:w="4" w:type="dxa"/>
+              <w:left w:w="20" w:type="dxa"/>
+              <w:right w:w="20" w:type="dxa"/>
+            </w:tcMar>
+          </w:tcPr>
+          <w:p>
+            <w:pPr>
+              <w:jc w:val="center"/>
+            </w:pPr>
+            <w:r>
+              <w:rPr>
+                <w:sz w:val="18"/>
+              </w:rPr>
+              <w:t>9/1/0</w:t>
+            </w:r>
+          </w:p>
+        </w:tc>
+        <w:tc>
+          <w:tcPr>
+            <w:tcW w:w="1503" w:type="dxa"/>
+            <w:shd w:fill="E8F8F5"/>
+            <w:tcMar>
+              <w:top w:w="4" w:type="dxa"/>
+              <w:bottom w:w="4" w:type="dxa"/>
+              <w:left w:w="20" w:type="dxa"/>
+              <w:right w:w="20" w:type="dxa"/>
+            </w:tcMar>
+          </w:tcPr>
+          <w:p>
+            <w:pPr>
+              <w:jc w:val="center"/>
+            </w:pPr>
+            <w:r>
+              <w:rPr>
+                <w:b/>
+                <w:sz w:val="18"/>
+              </w:rPr>
+              <w:t>8.67</w:t>
+            </w:r>
+          </w:p>
+        </w:tc>
+        <w:tc>
+          <w:tcPr>
+            <w:tcW w:w="1503" w:type="dxa"/>
+            <w:shd w:fill="FDEDEC"/>
+            <w:tcMar>
+              <w:top w:w="4" w:type="dxa"/>
+              <w:bottom w:w="4" w:type="dxa"/>
+              <w:left w:w="20" w:type="dxa"/>
+              <w:right w:w="20" w:type="dxa"/>
+            </w:tcMar>
+          </w:tcPr>
+          <w:p>
+            <w:pPr>
+              <w:jc w:val="center"/>
+            </w:pPr>
+            <w:r>
+              <w:rPr>
+                <w:sz w:val="18"/>
+              </w:rPr>
+              <w:t>20</w:t>
+            </w:r>
+          </w:p>
+        </w:tc>
+        <w:tc>
+          <w:tcPr>
+            <w:tcW w:w="1503" w:type="dxa"/>
+            <w:shd w:fill="FDEDEC"/>
+            <w:tcMar>
+              <w:top w:w="4" w:type="dxa"/>
+              <w:bottom w:w="4" w:type="dxa"/>
+              <w:left w:w="20" w:type="dxa"/>
+              <w:right w:w="20" w:type="dxa"/>
+            </w:tcMar>
+          </w:tcPr>
+          <w:p>
+            <w:pPr>
+              <w:jc w:val="center"/>
+            </w:pPr>
+            <w:r>
+              <w:rPr>
+                <w:sz w:val="18"/>
+              </w:rPr>
+              <w:t>379</w:t>
+            </w:r>
+          </w:p>
+        </w:tc>
+        <w:tc>
+          <w:tcPr>
+            <w:tcW w:w="1503" w:type="dxa"/>
+            <w:shd w:fill="FDEDEC"/>
+            <w:tcMar>
+              <w:top w:w="4" w:type="dxa"/>
+              <w:bottom w:w="4" w:type="dxa"/>
+              <w:left w:w="20" w:type="dxa"/>
+              <w:right w:w="20" w:type="dxa"/>
+            </w:tcMar>
+          </w:tcPr>
+          <w:p>
+            <w:r>
+              <w:rPr>
+                <w:sz w:val="18"/>
+              </w:rPr>
+              <w:t>Çinar Efe Gi̇rgi</w:t>
+            </w:r>
+          </w:p>
+        </w:tc>
+        <w:tc>
+          <w:tcPr>
+            <w:tcW w:w="1503" w:type="dxa"/>
+            <w:shd w:fill="FDEDEC"/>
+            <w:tcMar>
+              <w:top w:w="4" w:type="dxa"/>
+              <w:bottom w:w="4" w:type="dxa"/>
+              <w:left w:w="20" w:type="dxa"/>
+              <w:right w:w="20" w:type="dxa"/>
+            </w:tcMar>
+          </w:tcPr>
+          <w:p>
+            <w:pPr>
+              <w:jc w:val="center"/>
+            </w:pPr>
+            <w:r>
+              <w:rPr>
+                <w:sz w:val="18"/>
+              </w:rPr>
+              <w:t>4/6/0</w:t>
+            </w:r>
+          </w:p>
+        </w:tc>
+        <w:tc>
+          <w:tcPr>
+            <w:tcW w:w="1503" w:type="dxa"/>
+            <w:shd w:fill="FDEDEC"/>
+            <w:tcMar>
+              <w:top w:w="4" w:type="dxa"/>
+              <w:bottom w:w="4" w:type="dxa"/>
+              <w:left w:w="20" w:type="dxa"/>
+              <w:right w:w="20" w:type="dxa"/>
+            </w:tcMar>
+          </w:tcPr>
+          <w:p>
+            <w:pPr>
+              <w:jc w:val="center"/>
+            </w:pPr>
+            <w:r>
+              <w:rPr>
+                <w:b/>
+                <w:sz w:val="18"/>
+              </w:rPr>
+              <w:t>2.00</w:t>
+            </w:r>
+          </w:p>
+        </w:tc>
+      </w:tr>
+      <w:tr>
+        <w:tc>
+          <w:tcPr>
+            <w:tcW w:w="1503" w:type="dxa"/>
+            <w:shd w:fill="E8F8F5"/>
+            <w:tcMar>
+              <w:top w:w="4" w:type="dxa"/>
+              <w:bottom w:w="4" w:type="dxa"/>
+              <w:left w:w="20" w:type="dxa"/>
+              <w:right w:w="20" w:type="dxa"/>
+            </w:tcMar>
+          </w:tcPr>
+          <w:p>
+            <w:pPr>
+              <w:jc w:val="center"/>
+            </w:pPr>
+            <w:r>
+              <w:rPr>
+                <w:sz w:val="18"/>
+              </w:rPr>
+              <w:t>7</w:t>
+            </w:r>
+          </w:p>
+        </w:tc>
+        <w:tc>
+          <w:tcPr>
+            <w:tcW w:w="1503" w:type="dxa"/>
+            <w:shd w:fill="E8F8F5"/>
+            <w:tcMar>
+              <w:top w:w="4" w:type="dxa"/>
+              <w:bottom w:w="4" w:type="dxa"/>
+              <w:left w:w="20" w:type="dxa"/>
+              <w:right w:w="20" w:type="dxa"/>
+            </w:tcMar>
+          </w:tcPr>
+          <w:p>
+            <w:pPr>
+              <w:jc w:val="center"/>
+            </w:pPr>
+            <w:r>
+              <w:rPr>
+                <w:sz w:val="18"/>
+              </w:rPr>
+              <w:t>203</w:t>
+            </w:r>
+          </w:p>
+        </w:tc>
+        <w:tc>
+          <w:tcPr>
+            <w:tcW w:w="1503" w:type="dxa"/>
+            <w:shd w:fill="E8F8F5"/>
+            <w:tcMar>
+              <w:top w:w="4" w:type="dxa"/>
+              <w:bottom w:w="4" w:type="dxa"/>
+              <w:left w:w="20" w:type="dxa"/>
+              <w:right w:w="20" w:type="dxa"/>
+            </w:tcMar>
+          </w:tcPr>
+          <w:p>
+            <w:r>
+              <w:rPr>
+                <w:sz w:val="18"/>
+              </w:rPr>
+              <w:t>Kerem Araci</w:t>
+            </w:r>
+          </w:p>
+        </w:tc>
+        <w:tc>
+          <w:tcPr>
+            <w:tcW w:w="1503" w:type="dxa"/>
+            <w:shd w:fill="E8F8F5"/>
+            <w:tcMar>
+              <w:top w:w="4" w:type="dxa"/>
+              <w:bottom w:w="4" w:type="dxa"/>
+              <w:left w:w="20" w:type="dxa"/>
+              <w:right w:w="20" w:type="dxa"/>
+            </w:tcMar>
+          </w:tcPr>
+          <w:p>
+            <w:pPr>
+              <w:jc w:val="center"/>
+            </w:pPr>
+            <w:r>
+              <w:rPr>
+                <w:sz w:val="18"/>
+              </w:rPr>
+              <w:t>9/1/0</w:t>
+            </w:r>
+          </w:p>
+        </w:tc>
+        <w:tc>
+          <w:tcPr>
+            <w:tcW w:w="1503" w:type="dxa"/>
+            <w:shd w:fill="E8F8F5"/>
+            <w:tcMar>
+              <w:top w:w="4" w:type="dxa"/>
+              <w:bottom w:w="4" w:type="dxa"/>
+              <w:left w:w="20" w:type="dxa"/>
+              <w:right w:w="20" w:type="dxa"/>
+            </w:tcMar>
+          </w:tcPr>
+          <w:p>
+            <w:pPr>
+              <w:jc w:val="center"/>
+            </w:pPr>
+            <w:r>
+              <w:rPr>
+                <w:b/>
+                <w:sz w:val="18"/>
+              </w:rPr>
+              <w:t>8.67</w:t>
+            </w:r>
+          </w:p>
+        </w:tc>
+        <w:tc>
+          <w:tcPr>
+            <w:tcW w:w="1503" w:type="dxa"/>
+            <w:shd w:fill="FDEDEC"/>
+            <w:tcMar>
+              <w:top w:w="4" w:type="dxa"/>
+              <w:bottom w:w="4" w:type="dxa"/>
+              <w:left w:w="20" w:type="dxa"/>
+              <w:right w:w="20" w:type="dxa"/>
+            </w:tcMar>
+          </w:tcPr>
+          <w:p>
+            <w:pPr>
+              <w:jc w:val="center"/>
+            </w:pPr>
+            <w:r>
+              <w:rPr>
+                <w:sz w:val="18"/>
+              </w:rPr>
+              <w:t>21</w:t>
+            </w:r>
+          </w:p>
+        </w:tc>
+        <w:tc>
+          <w:tcPr>
+            <w:tcW w:w="1503" w:type="dxa"/>
+            <w:shd w:fill="FDEDEC"/>
+            <w:tcMar>
+              <w:top w:w="4" w:type="dxa"/>
+              <w:bottom w:w="4" w:type="dxa"/>
+              <w:left w:w="20" w:type="dxa"/>
+              <w:right w:w="20" w:type="dxa"/>
+            </w:tcMar>
+          </w:tcPr>
+          <w:p>
+            <w:pPr>
+              <w:jc w:val="center"/>
+            </w:pPr>
+            <w:r>
+              <w:rPr>
+                <w:sz w:val="18"/>
+              </w:rPr>
+              <w:t>261</w:t>
+            </w:r>
+          </w:p>
+        </w:tc>
+        <w:tc>
+          <w:tcPr>
+            <w:tcW w:w="1503" w:type="dxa"/>
+            <w:shd w:fill="FDEDEC"/>
+            <w:tcMar>
+              <w:top w:w="4" w:type="dxa"/>
+              <w:bottom w:w="4" w:type="dxa"/>
+              <w:left w:w="20" w:type="dxa"/>
+              <w:right w:w="20" w:type="dxa"/>
+            </w:tcMar>
+          </w:tcPr>
+          <w:p>
+            <w:r>
+              <w:rPr>
+                <w:sz w:val="18"/>
+              </w:rPr>
+              <w:t>İpek Nur Usta</w:t>
+            </w:r>
+          </w:p>
+        </w:tc>
+        <w:tc>
+          <w:tcPr>
+            <w:tcW w:w="1503" w:type="dxa"/>
+            <w:shd w:fill="FDEDEC"/>
+            <w:tcMar>
+              <w:top w:w="4" w:type="dxa"/>
+              <w:bottom w:w="4" w:type="dxa"/>
+              <w:left w:w="20" w:type="dxa"/>
+              <w:right w:w="20" w:type="dxa"/>
+            </w:tcMar>
+          </w:tcPr>
+          <w:p>
+            <w:pPr>
+              <w:jc w:val="center"/>
+            </w:pPr>
+            <w:r>
+              <w:rPr>
+                <w:sz w:val="18"/>
               </w:rPr>
               <w:t>3/5/2</w:t>
             </w:r>
@@ -2452,10 +2733,10 @@
             <w:tcW w:w="1503" w:type="dxa"/>
             <w:shd w:fill="FDEDEC"/>
             <w:tcMar>
-              <w:top w:w="22" w:type="dxa"/>
-              <w:bottom w:w="22" w:type="dxa"/>
-              <w:left w:w="30" w:type="dxa"/>
-              <w:right w:w="30" w:type="dxa"/>
+              <w:top w:w="4" w:type="dxa"/>
+              <w:bottom w:w="4" w:type="dxa"/>
+              <w:left w:w="20" w:type="dxa"/>
+              <w:right w:w="20" w:type="dxa"/>
             </w:tcMar>
           </w:tcPr>
           <w:p>
@@ -2465,7 +2746,7 @@
             <w:r>
               <w:rPr>
                 <w:b/>
-                <w:sz w:val="20"/>
+                <w:sz w:val="18"/>
               </w:rPr>
               <w:t>1.33</w:t>
             </w:r>
@@ -2478,10 +2759,10 @@
             <w:tcW w:w="1503" w:type="dxa"/>
             <w:shd w:fill="E8F8F5"/>
             <w:tcMar>
-              <w:top w:w="22" w:type="dxa"/>
-              <w:bottom w:w="22" w:type="dxa"/>
-              <w:left w:w="30" w:type="dxa"/>
-              <w:right w:w="30" w:type="dxa"/>
+              <w:top w:w="4" w:type="dxa"/>
+              <w:bottom w:w="4" w:type="dxa"/>
+              <w:left w:w="20" w:type="dxa"/>
+              <w:right w:w="20" w:type="dxa"/>
             </w:tcMar>
           </w:tcPr>
           <w:p>
@@ -2490,9 +2771,9 @@
             </w:pPr>
             <w:r>
               <w:rPr>
-                <w:sz w:val="20"/>
+                <w:sz w:val="18"/>
               </w:rPr>
-              <w:t>6</w:t>
+              <w:t>8</w:t>
             </w:r>
           </w:p>
         </w:tc>
@@ -2501,10 +2782,10 @@
             <w:tcW w:w="1503" w:type="dxa"/>
             <w:shd w:fill="E8F8F5"/>
             <w:tcMar>
-              <w:top w:w="22" w:type="dxa"/>
-              <w:bottom w:w="22" w:type="dxa"/>
-              <w:left w:w="30" w:type="dxa"/>
-              <w:right w:w="30" w:type="dxa"/>
+              <w:top w:w="4" w:type="dxa"/>
+              <w:bottom w:w="4" w:type="dxa"/>
+              <w:left w:w="20" w:type="dxa"/>
+              <w:right w:w="20" w:type="dxa"/>
             </w:tcMar>
           </w:tcPr>
           <w:p>
@@ -2513,9 +2794,9 @@
             </w:pPr>
             <w:r>
               <w:rPr>
-                <w:sz w:val="20"/>
+                <w:sz w:val="18"/>
               </w:rPr>
-              <w:t>256</w:t>
+              <w:t>432</w:t>
             </w:r>
           </w:p>
         </w:tc>
@@ -2524,18 +2805,18 @@
             <w:tcW w:w="1503" w:type="dxa"/>
             <w:shd w:fill="E8F8F5"/>
             <w:tcMar>
-              <w:top w:w="22" w:type="dxa"/>
-              <w:bottom w:w="22" w:type="dxa"/>
-              <w:left w:w="30" w:type="dxa"/>
-              <w:right w:w="30" w:type="dxa"/>
+              <w:top w:w="4" w:type="dxa"/>
+              <w:bottom w:w="4" w:type="dxa"/>
+              <w:left w:w="20" w:type="dxa"/>
+              <w:right w:w="20" w:type="dxa"/>
             </w:tcMar>
           </w:tcPr>
           <w:p>
             <w:r>
               <w:rPr>
-                <w:sz w:val="20"/>
+                <w:sz w:val="18"/>
               </w:rPr>
-              <w:t>Beren Koç</w:t>
+              <w:t>Ahmet Nevfel Özk</w:t>
             </w:r>
           </w:p>
         </w:tc>
@@ -2544,10 +2825,10 @@
             <w:tcW w:w="1503" w:type="dxa"/>
             <w:shd w:fill="E8F8F5"/>
             <w:tcMar>
-              <w:top w:w="22" w:type="dxa"/>
-              <w:bottom w:w="22" w:type="dxa"/>
-              <w:left w:w="30" w:type="dxa"/>
-              <w:right w:w="30" w:type="dxa"/>
+              <w:top w:w="4" w:type="dxa"/>
+              <w:bottom w:w="4" w:type="dxa"/>
+              <w:left w:w="20" w:type="dxa"/>
+              <w:right w:w="20" w:type="dxa"/>
             </w:tcMar>
           </w:tcPr>
           <w:p>
@@ -2556,7 +2837,7 @@
             </w:pPr>
             <w:r>
               <w:rPr>
-                <w:sz w:val="20"/>
+                <w:sz w:val="18"/>
               </w:rPr>
               <w:t>9/1/0</w:t>
             </w:r>
@@ -2567,10 +2848,10 @@
             <w:tcW w:w="1503" w:type="dxa"/>
             <w:shd w:fill="E8F8F5"/>
             <w:tcMar>
-              <w:top w:w="22" w:type="dxa"/>
-              <w:bottom w:w="22" w:type="dxa"/>
-              <w:left w:w="30" w:type="dxa"/>
-              <w:right w:w="30" w:type="dxa"/>
+              <w:top w:w="4" w:type="dxa"/>
+              <w:bottom w:w="4" w:type="dxa"/>
+              <w:left w:w="20" w:type="dxa"/>
+              <w:right w:w="20" w:type="dxa"/>
             </w:tcMar>
           </w:tcPr>
           <w:p>
@@ -2580,7 +2861,7 @@
             <w:r>
               <w:rPr>
                 <w:b/>
-                <w:sz w:val="20"/>
+                <w:sz w:val="18"/>
               </w:rPr>
               <w:t>8.67</w:t>
             </w:r>
@@ -2591,10 +2872,10 @@
             <w:tcW w:w="1503" w:type="dxa"/>
             <w:shd w:fill="FDEDEC"/>
             <w:tcMar>
-              <w:top w:w="22" w:type="dxa"/>
-              <w:bottom w:w="22" w:type="dxa"/>
-              <w:left w:w="30" w:type="dxa"/>
-              <w:right w:w="30" w:type="dxa"/>
+              <w:top w:w="4" w:type="dxa"/>
+              <w:bottom w:w="4" w:type="dxa"/>
+              <w:left w:w="20" w:type="dxa"/>
+              <w:right w:w="20" w:type="dxa"/>
             </w:tcMar>
           </w:tcPr>
           <w:p>
@@ -2603,7 +2884,258 @@
             </w:pPr>
             <w:r>
               <w:rPr>
-                <w:sz w:val="20"/>
+                <w:sz w:val="18"/>
+              </w:rPr>
+              <w:t>22</w:t>
+            </w:r>
+          </w:p>
+        </w:tc>
+        <w:tc>
+          <w:tcPr>
+            <w:tcW w:w="1503" w:type="dxa"/>
+            <w:shd w:fill="FDEDEC"/>
+            <w:tcMar>
+              <w:top w:w="4" w:type="dxa"/>
+              <w:bottom w:w="4" w:type="dxa"/>
+              <w:left w:w="20" w:type="dxa"/>
+              <w:right w:w="20" w:type="dxa"/>
+            </w:tcMar>
+          </w:tcPr>
+          <w:p>
+            <w:pPr>
+              <w:jc w:val="center"/>
+            </w:pPr>
+            <w:r>
+              <w:rPr>
+                <w:sz w:val="18"/>
+              </w:rPr>
+              <w:t>376</w:t>
+            </w:r>
+          </w:p>
+        </w:tc>
+        <w:tc>
+          <w:tcPr>
+            <w:tcW w:w="1503" w:type="dxa"/>
+            <w:shd w:fill="FDEDEC"/>
+            <w:tcMar>
+              <w:top w:w="4" w:type="dxa"/>
+              <w:bottom w:w="4" w:type="dxa"/>
+              <w:left w:w="20" w:type="dxa"/>
+              <w:right w:w="20" w:type="dxa"/>
+            </w:tcMar>
+          </w:tcPr>
+          <w:p>
+            <w:r>
+              <w:rPr>
+                <w:sz w:val="18"/>
+              </w:rPr>
+              <w:t>Muzaffer Aki̇f O</w:t>
+            </w:r>
+          </w:p>
+        </w:tc>
+        <w:tc>
+          <w:tcPr>
+            <w:tcW w:w="1503" w:type="dxa"/>
+            <w:shd w:fill="FDEDEC"/>
+            <w:tcMar>
+              <w:top w:w="4" w:type="dxa"/>
+              <w:bottom w:w="4" w:type="dxa"/>
+              <w:left w:w="20" w:type="dxa"/>
+              <w:right w:w="20" w:type="dxa"/>
+            </w:tcMar>
+          </w:tcPr>
+          <w:p>
+            <w:pPr>
+              <w:jc w:val="center"/>
+            </w:pPr>
+            <w:r>
+              <w:rPr>
+                <w:sz w:val="18"/>
+              </w:rPr>
+              <w:t>3/5/2</w:t>
+            </w:r>
+          </w:p>
+        </w:tc>
+        <w:tc>
+          <w:tcPr>
+            <w:tcW w:w="1503" w:type="dxa"/>
+            <w:shd w:fill="FDEDEC"/>
+            <w:tcMar>
+              <w:top w:w="4" w:type="dxa"/>
+              <w:bottom w:w="4" w:type="dxa"/>
+              <w:left w:w="20" w:type="dxa"/>
+              <w:right w:w="20" w:type="dxa"/>
+            </w:tcMar>
+          </w:tcPr>
+          <w:p>
+            <w:pPr>
+              <w:jc w:val="center"/>
+            </w:pPr>
+            <w:r>
+              <w:rPr>
+                <w:b/>
+                <w:sz w:val="18"/>
+              </w:rPr>
+              <w:t>1.33</w:t>
+            </w:r>
+          </w:p>
+        </w:tc>
+      </w:tr>
+      <w:tr>
+        <w:tc>
+          <w:tcPr>
+            <w:tcW w:w="1503" w:type="dxa"/>
+            <w:shd w:fill="FFFFFF"/>
+            <w:tcMar>
+              <w:top w:w="4" w:type="dxa"/>
+              <w:bottom w:w="4" w:type="dxa"/>
+              <w:left w:w="20" w:type="dxa"/>
+              <w:right w:w="20" w:type="dxa"/>
+            </w:tcMar>
+          </w:tcPr>
+          <w:p>
+            <w:pPr>
+              <w:jc w:val="center"/>
+            </w:pPr>
+            <w:r>
+              <w:rPr>
+                <w:sz w:val="18"/>
+              </w:rPr>
+              <w:t>9</w:t>
+            </w:r>
+          </w:p>
+        </w:tc>
+        <w:tc>
+          <w:tcPr>
+            <w:tcW w:w="1503" w:type="dxa"/>
+            <w:shd w:fill="FFFFFF"/>
+            <w:tcMar>
+              <w:top w:w="4" w:type="dxa"/>
+              <w:bottom w:w="4" w:type="dxa"/>
+              <w:left w:w="20" w:type="dxa"/>
+              <w:right w:w="20" w:type="dxa"/>
+            </w:tcMar>
+          </w:tcPr>
+          <w:p>
+            <w:pPr>
+              <w:jc w:val="center"/>
+            </w:pPr>
+            <w:r>
+              <w:rPr>
+                <w:sz w:val="18"/>
+              </w:rPr>
+              <w:t>117</w:t>
+            </w:r>
+          </w:p>
+        </w:tc>
+        <w:tc>
+          <w:tcPr>
+            <w:tcW w:w="1503" w:type="dxa"/>
+            <w:shd w:fill="FFFFFF"/>
+            <w:tcMar>
+              <w:top w:w="4" w:type="dxa"/>
+              <w:bottom w:w="4" w:type="dxa"/>
+              <w:left w:w="20" w:type="dxa"/>
+              <w:right w:w="20" w:type="dxa"/>
+            </w:tcMar>
+          </w:tcPr>
+          <w:p>
+            <w:r>
+              <w:rPr>
+                <w:sz w:val="18"/>
+              </w:rPr>
+              <w:t>Çağrihan Bengül</w:t>
+            </w:r>
+          </w:p>
+        </w:tc>
+        <w:tc>
+          <w:tcPr>
+            <w:tcW w:w="1503" w:type="dxa"/>
+            <w:shd w:fill="FFFFFF"/>
+            <w:tcMar>
+              <w:top w:w="4" w:type="dxa"/>
+              <w:bottom w:w="4" w:type="dxa"/>
+              <w:left w:w="20" w:type="dxa"/>
+              <w:right w:w="20" w:type="dxa"/>
+            </w:tcMar>
+          </w:tcPr>
+          <w:p>
+            <w:pPr>
+              <w:jc w:val="center"/>
+            </w:pPr>
+            <w:r>
+              <w:rPr>
+                <w:sz w:val="18"/>
+              </w:rPr>
+              <w:t>8/2/0</w:t>
+            </w:r>
+          </w:p>
+        </w:tc>
+        <w:tc>
+          <w:tcPr>
+            <w:tcW w:w="1503" w:type="dxa"/>
+            <w:shd w:fill="FFFFFF"/>
+            <w:tcMar>
+              <w:top w:w="4" w:type="dxa"/>
+              <w:bottom w:w="4" w:type="dxa"/>
+              <w:left w:w="20" w:type="dxa"/>
+              <w:right w:w="20" w:type="dxa"/>
+            </w:tcMar>
+          </w:tcPr>
+          <w:p>
+            <w:pPr>
+              <w:jc w:val="center"/>
+            </w:pPr>
+            <w:r>
+              <w:rPr>
+                <w:b/>
+                <w:sz w:val="18"/>
+              </w:rPr>
+              <w:t>7.33</w:t>
+            </w:r>
+          </w:p>
+        </w:tc>
+        <w:tc>
+          <w:tcPr>
+            <w:tcW w:w="1503" w:type="dxa"/>
+            <w:shd w:fill="FDEDEC"/>
+            <w:tcMar>
+              <w:top w:w="4" w:type="dxa"/>
+              <w:bottom w:w="4" w:type="dxa"/>
+              <w:left w:w="20" w:type="dxa"/>
+              <w:right w:w="20" w:type="dxa"/>
+            </w:tcMar>
+          </w:tcPr>
+          <w:p>
+            <w:pPr>
+              <w:jc w:val="center"/>
+            </w:pPr>
+            <w:r>
+              <w:rPr>
+                <w:sz w:val="18"/>
+              </w:rPr>
+              <w:t>23</w:t>
+            </w:r>
+          </w:p>
+        </w:tc>
+        <w:tc>
+          <w:tcPr>
+            <w:tcW w:w="1503" w:type="dxa"/>
+            <w:shd w:fill="FDEDEC"/>
+            <w:tcMar>
+              <w:top w:w="4" w:type="dxa"/>
+              <w:bottom w:w="4" w:type="dxa"/>
+              <w:left w:w="20" w:type="dxa"/>
+              <w:right w:w="20" w:type="dxa"/>
+            </w:tcMar>
+          </w:tcPr>
+          <w:p>
+            <w:pPr>
+              <w:jc w:val="center"/>
+            </w:pPr>
+            <w:r>
+              <w:rPr>
+                <w:sz w:val="18"/>
               </w:rPr>
               <w:t>20</w:t>
             </w:r>
@@ -2614,10 +3146,30 @@
             <w:tcW w:w="1503" w:type="dxa"/>
             <w:shd w:fill="FDEDEC"/>
             <w:tcMar>
-              <w:top w:w="22" w:type="dxa"/>
-              <w:bottom w:w="22" w:type="dxa"/>
-              <w:left w:w="30" w:type="dxa"/>
-              <w:right w:w="30" w:type="dxa"/>
+              <w:top w:w="4" w:type="dxa"/>
+              <w:bottom w:w="4" w:type="dxa"/>
+              <w:left w:w="20" w:type="dxa"/>
+              <w:right w:w="20" w:type="dxa"/>
+            </w:tcMar>
+          </w:tcPr>
+          <w:p>
+            <w:r>
+              <w:rPr>
+                <w:sz w:val="18"/>
+              </w:rPr>
+              <w:t>Nesri̇n Doğa Ber</w:t>
+            </w:r>
+          </w:p>
+        </w:tc>
+        <w:tc>
+          <w:tcPr>
+            <w:tcW w:w="1503" w:type="dxa"/>
+            <w:shd w:fill="FDEDEC"/>
+            <w:tcMar>
+              <w:top w:w="4" w:type="dxa"/>
+              <w:bottom w:w="4" w:type="dxa"/>
+              <w:left w:w="20" w:type="dxa"/>
+              <w:right w:w="20" w:type="dxa"/>
             </w:tcMar>
           </w:tcPr>
           <w:p>
@@ -2626,9 +3178,9 @@
             </w:pPr>
             <w:r>
               <w:rPr>
-                <w:sz w:val="20"/>
+                <w:sz w:val="18"/>
               </w:rPr>
-              <w:t>432</w:t>
+              <w:t>3/6/1</w:t>
             </w:r>
           </w:p>
         </w:tc>
@@ -2637,18 +3189,137 @@
             <w:tcW w:w="1503" w:type="dxa"/>
             <w:shd w:fill="FDEDEC"/>
             <w:tcMar>
-              <w:top w:w="22" w:type="dxa"/>
-              <w:bottom w:w="22" w:type="dxa"/>
-              <w:left w:w="30" w:type="dxa"/>
-              <w:right w:w="30" w:type="dxa"/>
+              <w:top w:w="4" w:type="dxa"/>
+              <w:bottom w:w="4" w:type="dxa"/>
+              <w:left w:w="20" w:type="dxa"/>
+              <w:right w:w="20" w:type="dxa"/>
+            </w:tcMar>
+          </w:tcPr>
+          <w:p>
+            <w:pPr>
+              <w:jc w:val="center"/>
+            </w:pPr>
+            <w:r>
+              <w:rPr>
+                <w:b/>
+                <w:sz w:val="18"/>
+              </w:rPr>
+              <w:t>1.00</w:t>
+            </w:r>
+          </w:p>
+        </w:tc>
+      </w:tr>
+      <w:tr>
+        <w:tc>
+          <w:tcPr>
+            <w:tcW w:w="1503" w:type="dxa"/>
+            <w:shd w:fill="F9F9F9"/>
+            <w:tcMar>
+              <w:top w:w="4" w:type="dxa"/>
+              <w:bottom w:w="4" w:type="dxa"/>
+              <w:left w:w="20" w:type="dxa"/>
+              <w:right w:w="20" w:type="dxa"/>
+            </w:tcMar>
+          </w:tcPr>
+          <w:p>
+            <w:pPr>
+              <w:jc w:val="center"/>
+            </w:pPr>
+            <w:r>
+              <w:rPr>
+                <w:sz w:val="18"/>
+              </w:rPr>
+              <w:t>10</w:t>
+            </w:r>
+          </w:p>
+        </w:tc>
+        <w:tc>
+          <w:tcPr>
+            <w:tcW w:w="1503" w:type="dxa"/>
+            <w:shd w:fill="F9F9F9"/>
+            <w:tcMar>
+              <w:top w:w="4" w:type="dxa"/>
+              <w:bottom w:w="4" w:type="dxa"/>
+              <w:left w:w="20" w:type="dxa"/>
+              <w:right w:w="20" w:type="dxa"/>
+            </w:tcMar>
+          </w:tcPr>
+          <w:p>
+            <w:pPr>
+              <w:jc w:val="center"/>
+            </w:pPr>
+            <w:r>
+              <w:rPr>
+                <w:sz w:val="18"/>
+              </w:rPr>
+              <w:t>245</w:t>
+            </w:r>
+          </w:p>
+        </w:tc>
+        <w:tc>
+          <w:tcPr>
+            <w:tcW w:w="1503" w:type="dxa"/>
+            <w:shd w:fill="F9F9F9"/>
+            <w:tcMar>
+              <w:top w:w="4" w:type="dxa"/>
+              <w:bottom w:w="4" w:type="dxa"/>
+              <w:left w:w="20" w:type="dxa"/>
+              <w:right w:w="20" w:type="dxa"/>
             </w:tcMar>
           </w:tcPr>
           <w:p>
             <w:r>
               <w:rPr>
-                <w:sz w:val="20"/>
+                <w:sz w:val="18"/>
               </w:rPr>
-              <w:t>Ahmet Nevfel Özk</w:t>
+              <w:t>Tuna Koç</w:t>
+            </w:r>
+          </w:p>
+        </w:tc>
+        <w:tc>
+          <w:tcPr>
+            <w:tcW w:w="1503" w:type="dxa"/>
+            <w:shd w:fill="F9F9F9"/>
+            <w:tcMar>
+              <w:top w:w="4" w:type="dxa"/>
+              <w:bottom w:w="4" w:type="dxa"/>
+              <w:left w:w="20" w:type="dxa"/>
+              <w:right w:w="20" w:type="dxa"/>
+            </w:tcMar>
+          </w:tcPr>
+          <w:p>
+            <w:pPr>
+              <w:jc w:val="center"/>
+            </w:pPr>
+            <w:r>
+              <w:rPr>
+                <w:sz w:val="18"/>
+              </w:rPr>
+              <w:t>8/2/0</w:t>
+            </w:r>
+          </w:p>
+        </w:tc>
+        <w:tc>
+          <w:tcPr>
+            <w:tcW w:w="1503" w:type="dxa"/>
+            <w:shd w:fill="F9F9F9"/>
+            <w:tcMar>
+              <w:top w:w="4" w:type="dxa"/>
+              <w:bottom w:w="4" w:type="dxa"/>
+              <w:left w:w="20" w:type="dxa"/>
+              <w:right w:w="20" w:type="dxa"/>
+            </w:tcMar>
+          </w:tcPr>
+          <w:p>
+            <w:pPr>
+              <w:jc w:val="center"/>
+            </w:pPr>
+            <w:r>
+              <w:rPr>
+                <w:b/>
+                <w:sz w:val="18"/>
+              </w:rPr>
+              <w:t>7.33</w:t>
             </w:r>
           </w:p>
         </w:tc>
@@ -2657,10 +3328,10 @@
             <w:tcW w:w="1503" w:type="dxa"/>
             <w:shd w:fill="FDEDEC"/>
             <w:tcMar>
-              <w:top w:w="22" w:type="dxa"/>
-              <w:bottom w:w="22" w:type="dxa"/>
-              <w:left w:w="30" w:type="dxa"/>
-              <w:right w:w="30" w:type="dxa"/>
+              <w:top w:w="4" w:type="dxa"/>
+              <w:bottom w:w="4" w:type="dxa"/>
+              <w:left w:w="20" w:type="dxa"/>
+              <w:right w:w="20" w:type="dxa"/>
             </w:tcMar>
           </w:tcPr>
           <w:p>
@@ -2669,7 +3340,301 @@
             </w:pPr>
             <w:r>
               <w:rPr>
-                <w:sz w:val="20"/>
+                <w:sz w:val="18"/>
+              </w:rPr>
+              <w:t>24</w:t>
+            </w:r>
+          </w:p>
+        </w:tc>
+        <w:tc>
+          <w:tcPr>
+            <w:tcW w:w="1503" w:type="dxa"/>
+            <w:shd w:fill="FDEDEC"/>
+            <w:tcMar>
+              <w:top w:w="4" w:type="dxa"/>
+              <w:bottom w:w="4" w:type="dxa"/>
+              <w:left w:w="20" w:type="dxa"/>
+              <w:right w:w="20" w:type="dxa"/>
+            </w:tcMar>
+          </w:tcPr>
+          <w:p>
+            <w:pPr>
+              <w:jc w:val="center"/>
+            </w:pPr>
+            <w:r>
+              <w:rPr>
+                <w:sz w:val="18"/>
+              </w:rPr>
+              <w:t>230</w:t>
+            </w:r>
+          </w:p>
+        </w:tc>
+        <w:tc>
+          <w:tcPr>
+            <w:tcW w:w="1503" w:type="dxa"/>
+            <w:shd w:fill="FDEDEC"/>
+            <w:tcMar>
+              <w:top w:w="4" w:type="dxa"/>
+              <w:bottom w:w="4" w:type="dxa"/>
+              <w:left w:w="20" w:type="dxa"/>
+              <w:right w:w="20" w:type="dxa"/>
+            </w:tcMar>
+          </w:tcPr>
+          <w:p>
+            <w:r>
+              <w:rPr>
+                <w:sz w:val="18"/>
+              </w:rPr>
+              <w:t>Kenan Emi̇r Yama</w:t>
+            </w:r>
+          </w:p>
+        </w:tc>
+        <w:tc>
+          <w:tcPr>
+            <w:tcW w:w="1503" w:type="dxa"/>
+            <w:shd w:fill="FDEDEC"/>
+            <w:tcMar>
+              <w:top w:w="4" w:type="dxa"/>
+              <w:bottom w:w="4" w:type="dxa"/>
+              <w:left w:w="20" w:type="dxa"/>
+              <w:right w:w="20" w:type="dxa"/>
+            </w:tcMar>
+          </w:tcPr>
+          <w:p>
+            <w:pPr>
+              <w:jc w:val="center"/>
+            </w:pPr>
+            <w:r>
+              <w:rPr>
+                <w:sz w:val="18"/>
+              </w:rPr>
+              <w:t>1/0/9</w:t>
+            </w:r>
+          </w:p>
+        </w:tc>
+        <w:tc>
+          <w:tcPr>
+            <w:tcW w:w="1503" w:type="dxa"/>
+            <w:shd w:fill="FDEDEC"/>
+            <w:tcMar>
+              <w:top w:w="4" w:type="dxa"/>
+              <w:bottom w:w="4" w:type="dxa"/>
+              <w:left w:w="20" w:type="dxa"/>
+              <w:right w:w="20" w:type="dxa"/>
+            </w:tcMar>
+          </w:tcPr>
+          <w:p>
+            <w:pPr>
+              <w:jc w:val="center"/>
+            </w:pPr>
+            <w:r>
+              <w:rPr>
+                <w:b/>
+                <w:sz w:val="18"/>
+              </w:rPr>
+              <w:t>1.00</w:t>
+            </w:r>
+          </w:p>
+        </w:tc>
+      </w:tr>
+      <w:tr>
+        <w:tc>
+          <w:tcPr>
+            <w:tcW w:w="1503" w:type="dxa"/>
+            <w:shd w:fill="FFFFFF"/>
+            <w:tcMar>
+              <w:top w:w="4" w:type="dxa"/>
+              <w:bottom w:w="4" w:type="dxa"/>
+              <w:left w:w="20" w:type="dxa"/>
+              <w:right w:w="20" w:type="dxa"/>
+            </w:tcMar>
+          </w:tcPr>
+          <w:p>
+            <w:pPr>
+              <w:jc w:val="center"/>
+            </w:pPr>
+            <w:r>
+              <w:rPr>
+                <w:sz w:val="18"/>
+              </w:rPr>
+              <w:t>11</w:t>
+            </w:r>
+          </w:p>
+        </w:tc>
+        <w:tc>
+          <w:tcPr>
+            <w:tcW w:w="1503" w:type="dxa"/>
+            <w:shd w:fill="FFFFFF"/>
+            <w:tcMar>
+              <w:top w:w="4" w:type="dxa"/>
+              <w:bottom w:w="4" w:type="dxa"/>
+              <w:left w:w="20" w:type="dxa"/>
+              <w:right w:w="20" w:type="dxa"/>
+            </w:tcMar>
+          </w:tcPr>
+          <w:p>
+            <w:pPr>
+              <w:jc w:val="center"/>
+            </w:pPr>
+            <w:r>
+              <w:rPr>
+                <w:sz w:val="18"/>
+              </w:rPr>
+              <w:t>352</w:t>
+            </w:r>
+          </w:p>
+        </w:tc>
+        <w:tc>
+          <w:tcPr>
+            <w:tcW w:w="1503" w:type="dxa"/>
+            <w:shd w:fill="FFFFFF"/>
+            <w:tcMar>
+              <w:top w:w="4" w:type="dxa"/>
+              <w:bottom w:w="4" w:type="dxa"/>
+              <w:left w:w="20" w:type="dxa"/>
+              <w:right w:w="20" w:type="dxa"/>
+            </w:tcMar>
+          </w:tcPr>
+          <w:p>
+            <w:r>
+              <w:rPr>
+                <w:sz w:val="18"/>
+              </w:rPr>
+              <w:t>Uğur Kaan Yildiz</w:t>
+            </w:r>
+          </w:p>
+        </w:tc>
+        <w:tc>
+          <w:tcPr>
+            <w:tcW w:w="1503" w:type="dxa"/>
+            <w:shd w:fill="FFFFFF"/>
+            <w:tcMar>
+              <w:top w:w="4" w:type="dxa"/>
+              <w:bottom w:w="4" w:type="dxa"/>
+              <w:left w:w="20" w:type="dxa"/>
+              <w:right w:w="20" w:type="dxa"/>
+            </w:tcMar>
+          </w:tcPr>
+          <w:p>
+            <w:pPr>
+              <w:jc w:val="center"/>
+            </w:pPr>
+            <w:r>
+              <w:rPr>
+                <w:sz w:val="18"/>
+              </w:rPr>
+              <w:t>8/2/0</w:t>
+            </w:r>
+          </w:p>
+        </w:tc>
+        <w:tc>
+          <w:tcPr>
+            <w:tcW w:w="1503" w:type="dxa"/>
+            <w:shd w:fill="FFFFFF"/>
+            <w:tcMar>
+              <w:top w:w="4" w:type="dxa"/>
+              <w:bottom w:w="4" w:type="dxa"/>
+              <w:left w:w="20" w:type="dxa"/>
+              <w:right w:w="20" w:type="dxa"/>
+            </w:tcMar>
+          </w:tcPr>
+          <w:p>
+            <w:pPr>
+              <w:jc w:val="center"/>
+            </w:pPr>
+            <w:r>
+              <w:rPr>
+                <w:b/>
+                <w:sz w:val="18"/>
+              </w:rPr>
+              <w:t>7.33</w:t>
+            </w:r>
+          </w:p>
+        </w:tc>
+        <w:tc>
+          <w:tcPr>
+            <w:tcW w:w="1503" w:type="dxa"/>
+            <w:shd w:fill="FDEDEC"/>
+            <w:tcMar>
+              <w:top w:w="4" w:type="dxa"/>
+              <w:bottom w:w="4" w:type="dxa"/>
+              <w:left w:w="20" w:type="dxa"/>
+              <w:right w:w="20" w:type="dxa"/>
+            </w:tcMar>
+          </w:tcPr>
+          <w:p>
+            <w:pPr>
+              <w:jc w:val="center"/>
+            </w:pPr>
+            <w:r>
+              <w:rPr>
+                <w:sz w:val="18"/>
+              </w:rPr>
+              <w:t>25</w:t>
+            </w:r>
+          </w:p>
+        </w:tc>
+        <w:tc>
+          <w:tcPr>
+            <w:tcW w:w="1503" w:type="dxa"/>
+            <w:shd w:fill="FDEDEC"/>
+            <w:tcMar>
+              <w:top w:w="4" w:type="dxa"/>
+              <w:bottom w:w="4" w:type="dxa"/>
+              <w:left w:w="20" w:type="dxa"/>
+              <w:right w:w="20" w:type="dxa"/>
+            </w:tcMar>
+          </w:tcPr>
+          <w:p>
+            <w:pPr>
+              <w:jc w:val="center"/>
+            </w:pPr>
+            <w:r>
+              <w:rPr>
+                <w:sz w:val="18"/>
+              </w:rPr>
+              <w:t>247</w:t>
+            </w:r>
+          </w:p>
+        </w:tc>
+        <w:tc>
+          <w:tcPr>
+            <w:tcW w:w="1503" w:type="dxa"/>
+            <w:shd w:fill="FDEDEC"/>
+            <w:tcMar>
+              <w:top w:w="4" w:type="dxa"/>
+              <w:bottom w:w="4" w:type="dxa"/>
+              <w:left w:w="20" w:type="dxa"/>
+              <w:right w:w="20" w:type="dxa"/>
+            </w:tcMar>
+          </w:tcPr>
+          <w:p>
+            <w:r>
+              <w:rPr>
+                <w:sz w:val="18"/>
+              </w:rPr>
+              <w:t>Zehra Şenel</w:t>
+            </w:r>
+          </w:p>
+        </w:tc>
+        <w:tc>
+          <w:tcPr>
+            <w:tcW w:w="1503" w:type="dxa"/>
+            <w:shd w:fill="FDEDEC"/>
+            <w:tcMar>
+              <w:top w:w="4" w:type="dxa"/>
+              <w:bottom w:w="4" w:type="dxa"/>
+              <w:left w:w="20" w:type="dxa"/>
+              <w:right w:w="20" w:type="dxa"/>
+            </w:tcMar>
+          </w:tcPr>
+          <w:p>
+            <w:pPr>
+              <w:jc w:val="center"/>
+            </w:pPr>
+            <w:r>
+              <w:rPr>
+                <w:sz w:val="18"/>
               </w:rPr>
               <w:t>3/7/0</w:t>
             </w:r>
@@ -2680,10 +3645,10 @@
             <w:tcW w:w="1503" w:type="dxa"/>
             <w:shd w:fill="FDEDEC"/>
             <w:tcMar>
-              <w:top w:w="22" w:type="dxa"/>
-              <w:bottom w:w="22" w:type="dxa"/>
-              <w:left w:w="30" w:type="dxa"/>
-              <w:right w:w="30" w:type="dxa"/>
+              <w:top w:w="4" w:type="dxa"/>
+              <w:bottom w:w="4" w:type="dxa"/>
+              <w:left w:w="20" w:type="dxa"/>
+              <w:right w:w="20" w:type="dxa"/>
             </w:tcMar>
           </w:tcPr>
           <w:p>
@@ -2693,7 +3658,7 @@
             <w:r>
               <w:rPr>
                 <w:b/>
-                <w:sz w:val="20"/>
+                <w:sz w:val="18"/>
               </w:rPr>
               <w:t>0.67</w:t>
             </w:r>
@@ -2704,12 +3669,12 @@
         <w:tc>
           <w:tcPr>
             <w:tcW w:w="1503" w:type="dxa"/>
-            <w:shd w:fill="E8F8F5"/>
+            <w:shd w:fill="F9F9F9"/>
             <w:tcMar>
-              <w:top w:w="22" w:type="dxa"/>
-              <w:bottom w:w="22" w:type="dxa"/>
-              <w:left w:w="30" w:type="dxa"/>
-              <w:right w:w="30" w:type="dxa"/>
+              <w:top w:w="4" w:type="dxa"/>
+              <w:bottom w:w="4" w:type="dxa"/>
+              <w:left w:w="20" w:type="dxa"/>
+              <w:right w:w="20" w:type="dxa"/>
             </w:tcMar>
           </w:tcPr>
           <w:p>
@@ -2718,21 +3683,21 @@
             </w:pPr>
             <w:r>
               <w:rPr>
-                <w:sz w:val="20"/>
+                <w:sz w:val="18"/>
               </w:rPr>
-              <w:t>7</w:t>
+              <w:t>12</w:t>
             </w:r>
           </w:p>
         </w:tc>
         <w:tc>
           <w:tcPr>
             <w:tcW w:w="1503" w:type="dxa"/>
-            <w:shd w:fill="E8F8F5"/>
+            <w:shd w:fill="F9F9F9"/>
             <w:tcMar>
-              <w:top w:w="22" w:type="dxa"/>
-              <w:bottom w:w="22" w:type="dxa"/>
-              <w:left w:w="30" w:type="dxa"/>
-              <w:right w:w="30" w:type="dxa"/>
+              <w:top w:w="4" w:type="dxa"/>
+              <w:bottom w:w="4" w:type="dxa"/>
+              <w:left w:w="20" w:type="dxa"/>
+              <w:right w:w="20" w:type="dxa"/>
             </w:tcMar>
           </w:tcPr>
           <w:p>
@@ -2741,41 +3706,41 @@
             </w:pPr>
             <w:r>
               <w:rPr>
-                <w:sz w:val="20"/>
+                <w:sz w:val="18"/>
               </w:rPr>
-              <w:t>386</w:t>
+              <w:t>372</w:t>
             </w:r>
           </w:p>
         </w:tc>
         <w:tc>
           <w:tcPr>
             <w:tcW w:w="1503" w:type="dxa"/>
-            <w:shd w:fill="E8F8F5"/>
+            <w:shd w:fill="F9F9F9"/>
             <w:tcMar>
-              <w:top w:w="22" w:type="dxa"/>
-              <w:bottom w:w="22" w:type="dxa"/>
-              <w:left w:w="30" w:type="dxa"/>
-              <w:right w:w="30" w:type="dxa"/>
+              <w:top w:w="4" w:type="dxa"/>
+              <w:bottom w:w="4" w:type="dxa"/>
+              <w:left w:w="20" w:type="dxa"/>
+              <w:right w:w="20" w:type="dxa"/>
             </w:tcMar>
           </w:tcPr>
           <w:p>
             <w:r>
               <w:rPr>
-                <w:sz w:val="20"/>
+                <w:sz w:val="18"/>
               </w:rPr>
-              <w:t>Kuzey Can</w:t>
+              <w:t>Sümeyye Taşkin</w:t>
             </w:r>
           </w:p>
         </w:tc>
         <w:tc>
           <w:tcPr>
             <w:tcW w:w="1503" w:type="dxa"/>
-            <w:shd w:fill="E8F8F5"/>
+            <w:shd w:fill="F9F9F9"/>
             <w:tcMar>
-              <w:top w:w="22" w:type="dxa"/>
-              <w:bottom w:w="22" w:type="dxa"/>
-              <w:left w:w="30" w:type="dxa"/>
-              <w:right w:w="30" w:type="dxa"/>
+              <w:top w:w="4" w:type="dxa"/>
+              <w:bottom w:w="4" w:type="dxa"/>
+              <w:left w:w="20" w:type="dxa"/>
+              <w:right w:w="20" w:type="dxa"/>
             </w:tcMar>
           </w:tcPr>
           <w:p>
@@ -2784,21 +3749,21 @@
             </w:pPr>
             <w:r>
               <w:rPr>
-                <w:sz w:val="20"/>
+                <w:sz w:val="18"/>
               </w:rPr>
-              <w:t>9/1/0</w:t>
+              <w:t>7/1/2</w:t>
             </w:r>
           </w:p>
         </w:tc>
         <w:tc>
           <w:tcPr>
             <w:tcW w:w="1503" w:type="dxa"/>
-            <w:shd w:fill="E8F8F5"/>
+            <w:shd w:fill="F9F9F9"/>
             <w:tcMar>
-              <w:top w:w="22" w:type="dxa"/>
-              <w:bottom w:w="22" w:type="dxa"/>
-              <w:left w:w="30" w:type="dxa"/>
-              <w:right w:w="30" w:type="dxa"/>
+              <w:top w:w="4" w:type="dxa"/>
+              <w:bottom w:w="4" w:type="dxa"/>
+              <w:left w:w="20" w:type="dxa"/>
+              <w:right w:w="20" w:type="dxa"/>
             </w:tcMar>
           </w:tcPr>
           <w:p>
@@ -2808,9 +3773,9 @@
             <w:r>
               <w:rPr>
                 <w:b/>
-                <w:sz w:val="20"/>
+                <w:sz w:val="18"/>
               </w:rPr>
-              <w:t>8.67</w:t>
+              <w:t>6.67</w:t>
             </w:r>
           </w:p>
         </w:tc>
@@ -2819,10 +3784,10 @@
             <w:tcW w:w="1503" w:type="dxa"/>
             <w:shd w:fill="FDEDEC"/>
             <w:tcMar>
-              <w:top w:w="22" w:type="dxa"/>
-              <w:bottom w:w="22" w:type="dxa"/>
-              <w:left w:w="30" w:type="dxa"/>
-              <w:right w:w="30" w:type="dxa"/>
+              <w:top w:w="4" w:type="dxa"/>
+              <w:bottom w:w="4" w:type="dxa"/>
+              <w:left w:w="20" w:type="dxa"/>
+              <w:right w:w="20" w:type="dxa"/>
             </w:tcMar>
           </w:tcPr>
           <w:p>
@@ -2831,9 +3796,9 @@
             </w:pPr>
             <w:r>
               <w:rPr>
-                <w:sz w:val="20"/>
+                <w:sz w:val="18"/>
               </w:rPr>
-              <w:t>21</w:t>
+              <w:t>26</w:t>
             </w:r>
           </w:p>
         </w:tc>
@@ -2842,10 +3807,10 @@
             <w:tcW w:w="1503" w:type="dxa"/>
             <w:shd w:fill="FDEDEC"/>
             <w:tcMar>
-              <w:top w:w="22" w:type="dxa"/>
-              <w:bottom w:w="22" w:type="dxa"/>
-              <w:left w:w="30" w:type="dxa"/>
-              <w:right w:w="30" w:type="dxa"/>
+              <w:top w:w="4" w:type="dxa"/>
+              <w:bottom w:w="4" w:type="dxa"/>
+              <w:left w:w="20" w:type="dxa"/>
+              <w:right w:w="20" w:type="dxa"/>
             </w:tcMar>
           </w:tcPr>
           <w:p>
@@ -2854,9 +3819,9 @@
             </w:pPr>
             <w:r>
               <w:rPr>
-                <w:sz w:val="20"/>
+                <w:sz w:val="18"/>
               </w:rPr>
-              <w:t>352</w:t>
+              <w:t>224</w:t>
             </w:r>
           </w:p>
         </w:tc>
@@ -2865,18 +3830,18 @@
             <w:tcW w:w="1503" w:type="dxa"/>
             <w:shd w:fill="FDEDEC"/>
             <w:tcMar>
-              <w:top w:w="22" w:type="dxa"/>
-              <w:bottom w:w="22" w:type="dxa"/>
-              <w:left w:w="30" w:type="dxa"/>
-              <w:right w:w="30" w:type="dxa"/>
+              <w:top w:w="4" w:type="dxa"/>
+              <w:bottom w:w="4" w:type="dxa"/>
+              <w:left w:w="20" w:type="dxa"/>
+              <w:right w:w="20" w:type="dxa"/>
             </w:tcMar>
           </w:tcPr>
           <w:p>
             <w:r>
               <w:rPr>
-                <w:sz w:val="20"/>
+                <w:sz w:val="18"/>
               </w:rPr>
-              <w:t>Uğur Kaan Yildiz</w:t>
+              <w:t>Cengi̇zhan Yilma</w:t>
             </w:r>
           </w:p>
         </w:tc>
@@ -2885,10 +3850,10 @@
             <w:tcW w:w="1503" w:type="dxa"/>
             <w:shd w:fill="FDEDEC"/>
             <w:tcMar>
-              <w:top w:w="22" w:type="dxa"/>
-              <w:bottom w:w="22" w:type="dxa"/>
-              <w:left w:w="30" w:type="dxa"/>
-              <w:right w:w="30" w:type="dxa"/>
+              <w:top w:w="4" w:type="dxa"/>
+              <w:bottom w:w="4" w:type="dxa"/>
+              <w:left w:w="20" w:type="dxa"/>
+              <w:right w:w="20" w:type="dxa"/>
             </w:tcMar>
           </w:tcPr>
           <w:p>
@@ -2897,7 +3862,7 @@
             </w:pPr>
             <w:r>
               <w:rPr>
-                <w:sz w:val="20"/>
+                <w:sz w:val="18"/>
               </w:rPr>
               <w:t>3/7/0</w:t>
             </w:r>
@@ -2908,10 +3873,10 @@
             <w:tcW w:w="1503" w:type="dxa"/>
             <w:shd w:fill="FDEDEC"/>
             <w:tcMar>
-              <w:top w:w="22" w:type="dxa"/>
-              <w:bottom w:w="22" w:type="dxa"/>
-              <w:left w:w="30" w:type="dxa"/>
-              <w:right w:w="30" w:type="dxa"/>
+              <w:top w:w="4" w:type="dxa"/>
+              <w:bottom w:w="4" w:type="dxa"/>
+              <w:left w:w="20" w:type="dxa"/>
+              <w:right w:w="20" w:type="dxa"/>
             </w:tcMar>
           </w:tcPr>
           <w:p>
@@ -2921,235 +3886,7 @@
             <w:r>
               <w:rPr>
                 <w:b/>
-                <w:sz w:val="20"/>
-              </w:rPr>
-              <w:t>0.67</w:t>
-            </w:r>
-          </w:p>
-        </w:tc>
-      </w:tr>
-      <w:tr>
-        <w:tc>
-          <w:tcPr>
-            <w:tcW w:w="1503" w:type="dxa"/>
-            <w:shd w:fill="E8F8F5"/>
-            <w:tcMar>
-              <w:top w:w="22" w:type="dxa"/>
-              <w:bottom w:w="22" w:type="dxa"/>
-              <w:left w:w="30" w:type="dxa"/>
-              <w:right w:w="30" w:type="dxa"/>
-            </w:tcMar>
-          </w:tcPr>
-          <w:p>
-            <w:pPr>
-              <w:jc w:val="center"/>
-            </w:pPr>
-            <w:r>
-              <w:rPr>
-                <w:sz w:val="20"/>
-              </w:rPr>
-              <w:t>8</w:t>
-            </w:r>
-          </w:p>
-        </w:tc>
-        <w:tc>
-          <w:tcPr>
-            <w:tcW w:w="1503" w:type="dxa"/>
-            <w:shd w:fill="E8F8F5"/>
-            <w:tcMar>
-              <w:top w:w="22" w:type="dxa"/>
-              <w:bottom w:w="22" w:type="dxa"/>
-              <w:left w:w="30" w:type="dxa"/>
-              <w:right w:w="30" w:type="dxa"/>
-            </w:tcMar>
-          </w:tcPr>
-          <w:p>
-            <w:pPr>
-              <w:jc w:val="center"/>
-            </w:pPr>
-            <w:r>
-              <w:rPr>
-                <w:sz w:val="20"/>
-              </w:rPr>
-              <w:t>258</w:t>
-            </w:r>
-          </w:p>
-        </w:tc>
-        <w:tc>
-          <w:tcPr>
-            <w:tcW w:w="1503" w:type="dxa"/>
-            <w:shd w:fill="E8F8F5"/>
-            <w:tcMar>
-              <w:top w:w="22" w:type="dxa"/>
-              <w:bottom w:w="22" w:type="dxa"/>
-              <w:left w:w="30" w:type="dxa"/>
-              <w:right w:w="30" w:type="dxa"/>
-            </w:tcMar>
-          </w:tcPr>
-          <w:p>
-            <w:r>
-              <w:rPr>
-                <w:sz w:val="20"/>
-              </w:rPr>
-              <w:t>Meryem Bozdemi̇r</w:t>
-            </w:r>
-          </w:p>
-        </w:tc>
-        <w:tc>
-          <w:tcPr>
-            <w:tcW w:w="1503" w:type="dxa"/>
-            <w:shd w:fill="E8F8F5"/>
-            <w:tcMar>
-              <w:top w:w="22" w:type="dxa"/>
-              <w:bottom w:w="22" w:type="dxa"/>
-              <w:left w:w="30" w:type="dxa"/>
-              <w:right w:w="30" w:type="dxa"/>
-            </w:tcMar>
-          </w:tcPr>
-          <w:p>
-            <w:pPr>
-              <w:jc w:val="center"/>
-            </w:pPr>
-            <w:r>
-              <w:rPr>
-                <w:sz w:val="20"/>
-              </w:rPr>
-              <w:t>9/1/0</w:t>
-            </w:r>
-          </w:p>
-        </w:tc>
-        <w:tc>
-          <w:tcPr>
-            <w:tcW w:w="1503" w:type="dxa"/>
-            <w:shd w:fill="E8F8F5"/>
-            <w:tcMar>
-              <w:top w:w="22" w:type="dxa"/>
-              <w:bottom w:w="22" w:type="dxa"/>
-              <w:left w:w="30" w:type="dxa"/>
-              <w:right w:w="30" w:type="dxa"/>
-            </w:tcMar>
-          </w:tcPr>
-          <w:p>
-            <w:pPr>
-              <w:jc w:val="center"/>
-            </w:pPr>
-            <w:r>
-              <w:rPr>
-                <w:b/>
-                <w:sz w:val="20"/>
-              </w:rPr>
-              <w:t>8.67</w:t>
-            </w:r>
-          </w:p>
-        </w:tc>
-        <w:tc>
-          <w:tcPr>
-            <w:tcW w:w="1503" w:type="dxa"/>
-            <w:shd w:fill="FDEDEC"/>
-            <w:tcMar>
-              <w:top w:w="22" w:type="dxa"/>
-              <w:bottom w:w="22" w:type="dxa"/>
-              <w:left w:w="30" w:type="dxa"/>
-              <w:right w:w="30" w:type="dxa"/>
-            </w:tcMar>
-          </w:tcPr>
-          <w:p>
-            <w:pPr>
-              <w:jc w:val="center"/>
-            </w:pPr>
-            <w:r>
-              <w:rPr>
-                <w:sz w:val="20"/>
-              </w:rPr>
-              <w:t>22</w:t>
-            </w:r>
-          </w:p>
-        </w:tc>
-        <w:tc>
-          <w:tcPr>
-            <w:tcW w:w="1503" w:type="dxa"/>
-            <w:shd w:fill="FDEDEC"/>
-            <w:tcMar>
-              <w:top w:w="22" w:type="dxa"/>
-              <w:bottom w:w="22" w:type="dxa"/>
-              <w:left w:w="30" w:type="dxa"/>
-              <w:right w:w="30" w:type="dxa"/>
-            </w:tcMar>
-          </w:tcPr>
-          <w:p>
-            <w:pPr>
-              <w:jc w:val="center"/>
-            </w:pPr>
-            <w:r>
-              <w:rPr>
-                <w:sz w:val="20"/>
-              </w:rPr>
-              <w:t>323</w:t>
-            </w:r>
-          </w:p>
-        </w:tc>
-        <w:tc>
-          <w:tcPr>
-            <w:tcW w:w="1503" w:type="dxa"/>
-            <w:shd w:fill="FDEDEC"/>
-            <w:tcMar>
-              <w:top w:w="22" w:type="dxa"/>
-              <w:bottom w:w="22" w:type="dxa"/>
-              <w:left w:w="30" w:type="dxa"/>
-              <w:right w:w="30" w:type="dxa"/>
-            </w:tcMar>
-          </w:tcPr>
-          <w:p>
-            <w:r>
-              <w:rPr>
-                <w:sz w:val="20"/>
-              </w:rPr>
-              <w:t>Zahi̇de Gölükcü</w:t>
-            </w:r>
-          </w:p>
-        </w:tc>
-        <w:tc>
-          <w:tcPr>
-            <w:tcW w:w="1503" w:type="dxa"/>
-            <w:shd w:fill="FDEDEC"/>
-            <w:tcMar>
-              <w:top w:w="22" w:type="dxa"/>
-              <w:bottom w:w="22" w:type="dxa"/>
-              <w:left w:w="30" w:type="dxa"/>
-              <w:right w:w="30" w:type="dxa"/>
-            </w:tcMar>
-          </w:tcPr>
-          <w:p>
-            <w:pPr>
-              <w:jc w:val="center"/>
-            </w:pPr>
-            <w:r>
-              <w:rPr>
-                <w:sz w:val="20"/>
-              </w:rPr>
-              <w:t>1/1/8</w:t>
-            </w:r>
-          </w:p>
-        </w:tc>
-        <w:tc>
-          <w:tcPr>
-            <w:tcW w:w="1503" w:type="dxa"/>
-            <w:shd w:fill="FDEDEC"/>
-            <w:tcMar>
-              <w:top w:w="22" w:type="dxa"/>
-              <w:bottom w:w="22" w:type="dxa"/>
-              <w:left w:w="30" w:type="dxa"/>
-              <w:right w:w="30" w:type="dxa"/>
-            </w:tcMar>
-          </w:tcPr>
-          <w:p>
-            <w:pPr>
-              <w:jc w:val="center"/>
-            </w:pPr>
-            <w:r>
-              <w:rPr>
-                <w:b/>
-                <w:sz w:val="20"/>
+                <w:sz w:val="18"/>
               </w:rPr>
               <w:t>0.67</w:t>
             </w:r>
@@ -3162,10 +3899,10 @@
             <w:tcW w:w="1503" w:type="dxa"/>
             <w:shd w:fill="FFFFFF"/>
             <w:tcMar>
-              <w:top w:w="22" w:type="dxa"/>
-              <w:bottom w:w="22" w:type="dxa"/>
-              <w:left w:w="30" w:type="dxa"/>
-              <w:right w:w="30" w:type="dxa"/>
+              <w:top w:w="4" w:type="dxa"/>
+              <w:bottom w:w="4" w:type="dxa"/>
+              <w:left w:w="20" w:type="dxa"/>
+              <w:right w:w="20" w:type="dxa"/>
             </w:tcMar>
           </w:tcPr>
           <w:p>
@@ -3174,9 +3911,9 @@
             </w:pPr>
             <w:r>
               <w:rPr>
-                <w:sz w:val="20"/>
+                <w:sz w:val="18"/>
               </w:rPr>
-              <w:t>9</w:t>
+              <w:t>13</w:t>
             </w:r>
           </w:p>
         </w:tc>
@@ -3185,10 +3922,10 @@
             <w:tcW w:w="1503" w:type="dxa"/>
             <w:shd w:fill="FFFFFF"/>
             <w:tcMar>
-              <w:top w:w="22" w:type="dxa"/>
-              <w:bottom w:w="22" w:type="dxa"/>
-              <w:left w:w="30" w:type="dxa"/>
-              <w:right w:w="30" w:type="dxa"/>
+              <w:top w:w="4" w:type="dxa"/>
+              <w:bottom w:w="4" w:type="dxa"/>
+              <w:left w:w="20" w:type="dxa"/>
+              <w:right w:w="20" w:type="dxa"/>
             </w:tcMar>
           </w:tcPr>
           <w:p>
@@ -3197,9 +3934,9 @@
             </w:pPr>
             <w:r>
               <w:rPr>
-                <w:sz w:val="20"/>
+                <w:sz w:val="18"/>
               </w:rPr>
-              <w:t>225</w:t>
+              <w:t>84</w:t>
             </w:r>
           </w:p>
         </w:tc>
@@ -3208,18 +3945,18 @@
             <w:tcW w:w="1503" w:type="dxa"/>
             <w:shd w:fill="FFFFFF"/>
             <w:tcMar>
-              <w:top w:w="22" w:type="dxa"/>
-              <w:bottom w:w="22" w:type="dxa"/>
-              <w:left w:w="30" w:type="dxa"/>
-              <w:right w:w="30" w:type="dxa"/>
+              <w:top w:w="4" w:type="dxa"/>
+              <w:bottom w:w="4" w:type="dxa"/>
+              <w:left w:w="20" w:type="dxa"/>
+              <w:right w:w="20" w:type="dxa"/>
             </w:tcMar>
           </w:tcPr>
           <w:p>
             <w:r>
               <w:rPr>
-                <w:sz w:val="20"/>
+                <w:sz w:val="18"/>
               </w:rPr>
-              <w:t>Ilgin Kara</w:t>
+              <w:t>Kuzey Yusuf Uruk</w:t>
             </w:r>
           </w:p>
         </w:tc>
@@ -3228,10 +3965,10 @@
             <w:tcW w:w="1503" w:type="dxa"/>
             <w:shd w:fill="FFFFFF"/>
             <w:tcMar>
-              <w:top w:w="22" w:type="dxa"/>
-              <w:bottom w:w="22" w:type="dxa"/>
-              <w:left w:w="30" w:type="dxa"/>
-              <w:right w:w="30" w:type="dxa"/>
+              <w:top w:w="4" w:type="dxa"/>
+              <w:bottom w:w="4" w:type="dxa"/>
+              <w:left w:w="20" w:type="dxa"/>
+              <w:right w:w="20" w:type="dxa"/>
             </w:tcMar>
           </w:tcPr>
           <w:p>
@@ -3240,9 +3977,9 @@
             </w:pPr>
             <w:r>
               <w:rPr>
-                <w:sz w:val="20"/>
+                <w:sz w:val="18"/>
               </w:rPr>
-              <w:t>8/1/1</w:t>
+              <w:t>7/3/0</w:t>
             </w:r>
           </w:p>
         </w:tc>
@@ -3251,10 +3988,10 @@
             <w:tcW w:w="1503" w:type="dxa"/>
             <w:shd w:fill="FFFFFF"/>
             <w:tcMar>
-              <w:top w:w="22" w:type="dxa"/>
-              <w:bottom w:w="22" w:type="dxa"/>
-              <w:left w:w="30" w:type="dxa"/>
-              <w:right w:w="30" w:type="dxa"/>
+              <w:top w:w="4" w:type="dxa"/>
+              <w:bottom w:w="4" w:type="dxa"/>
+              <w:left w:w="20" w:type="dxa"/>
+              <w:right w:w="20" w:type="dxa"/>
             </w:tcMar>
           </w:tcPr>
           <w:p>
@@ -3264,9 +4001,9 @@
             <w:r>
               <w:rPr>
                 <w:b/>
-                <w:sz w:val="20"/>
+                <w:sz w:val="18"/>
               </w:rPr>
-              <w:t>7.67</w:t>
+              <w:t>6.00</w:t>
             </w:r>
           </w:p>
         </w:tc>
@@ -3275,10 +4012,10 @@
             <w:tcW w:w="1503" w:type="dxa"/>
             <w:shd w:fill="FDEDEC"/>
             <w:tcMar>
-              <w:top w:w="22" w:type="dxa"/>
-              <w:bottom w:w="22" w:type="dxa"/>
-              <w:left w:w="30" w:type="dxa"/>
-              <w:right w:w="30" w:type="dxa"/>
+              <w:top w:w="4" w:type="dxa"/>
+              <w:bottom w:w="4" w:type="dxa"/>
+              <w:left w:w="20" w:type="dxa"/>
+              <w:right w:w="20" w:type="dxa"/>
             </w:tcMar>
           </w:tcPr>
           <w:p>
@@ -3287,9 +4024,9 @@
             </w:pPr>
             <w:r>
               <w:rPr>
-                <w:sz w:val="20"/>
+                <w:sz w:val="18"/>
               </w:rPr>
-              <w:t>23</w:t>
+              <w:t>27</w:t>
             </w:r>
           </w:p>
         </w:tc>
@@ -3298,10 +4035,10 @@
             <w:tcW w:w="1503" w:type="dxa"/>
             <w:shd w:fill="FDEDEC"/>
             <w:tcMar>
-              <w:top w:w="22" w:type="dxa"/>
-              <w:bottom w:w="22" w:type="dxa"/>
-              <w:left w:w="30" w:type="dxa"/>
-              <w:right w:w="30" w:type="dxa"/>
+              <w:top w:w="4" w:type="dxa"/>
+              <w:bottom w:w="4" w:type="dxa"/>
+              <w:left w:w="20" w:type="dxa"/>
+              <w:right w:w="20" w:type="dxa"/>
             </w:tcMar>
           </w:tcPr>
           <w:p>
@@ -3310,9 +4047,9 @@
             </w:pPr>
             <w:r>
               <w:rPr>
-                <w:sz w:val="20"/>
+                <w:sz w:val="18"/>
               </w:rPr>
-              <w:t>230</w:t>
+              <w:t>272</w:t>
             </w:r>
           </w:p>
         </w:tc>
@@ -3321,18 +4058,18 @@
             <w:tcW w:w="1503" w:type="dxa"/>
             <w:shd w:fill="FDEDEC"/>
             <w:tcMar>
-              <w:top w:w="22" w:type="dxa"/>
-              <w:bottom w:w="22" w:type="dxa"/>
-              <w:left w:w="30" w:type="dxa"/>
-              <w:right w:w="30" w:type="dxa"/>
+              <w:top w:w="4" w:type="dxa"/>
+              <w:bottom w:w="4" w:type="dxa"/>
+              <w:left w:w="20" w:type="dxa"/>
+              <w:right w:w="20" w:type="dxa"/>
             </w:tcMar>
           </w:tcPr>
           <w:p>
             <w:r>
               <w:rPr>
-                <w:sz w:val="20"/>
+                <w:sz w:val="18"/>
               </w:rPr>
-              <w:t>Kenan Emi̇r Yama</w:t>
+              <w:t>Egehan Hardal</w:t>
             </w:r>
           </w:p>
         </w:tc>
@@ -3341,10 +4078,10 @@
             <w:tcW w:w="1503" w:type="dxa"/>
             <w:shd w:fill="FDEDEC"/>
             <w:tcMar>
-              <w:top w:w="22" w:type="dxa"/>
-              <w:bottom w:w="22" w:type="dxa"/>
-              <w:left w:w="30" w:type="dxa"/>
-              <w:right w:w="30" w:type="dxa"/>
+              <w:top w:w="4" w:type="dxa"/>
+              <w:bottom w:w="4" w:type="dxa"/>
+              <w:left w:w="20" w:type="dxa"/>
+              <w:right w:w="20" w:type="dxa"/>
             </w:tcMar>
           </w:tcPr>
           <w:p>
@@ -3353,9 +4090,9 @@
             </w:pPr>
             <w:r>
               <w:rPr>
-                <w:sz w:val="20"/>
+                <w:sz w:val="18"/>
               </w:rPr>
-              <w:t>2/8/0</w:t>
+              <w:t>3/7/0</w:t>
             </w:r>
           </w:p>
         </w:tc>
@@ -3364,10 +4101,10 @@
             <w:tcW w:w="1503" w:type="dxa"/>
             <w:shd w:fill="FDEDEC"/>
             <w:tcMar>
-              <w:top w:w="22" w:type="dxa"/>
-              <w:bottom w:w="22" w:type="dxa"/>
-              <w:left w:w="30" w:type="dxa"/>
-              <w:right w:w="30" w:type="dxa"/>
+              <w:top w:w="4" w:type="dxa"/>
+              <w:bottom w:w="4" w:type="dxa"/>
+              <w:left w:w="20" w:type="dxa"/>
+              <w:right w:w="20" w:type="dxa"/>
             </w:tcMar>
           </w:tcPr>
           <w:p>
@@ -3377,9 +4114,9 @@
             <w:r>
               <w:rPr>
                 <w:b/>
-                <w:sz w:val="20"/>
+                <w:sz w:val="18"/>
               </w:rPr>
-              <w:t>-0.67</w:t>
+              <w:t>0.67</w:t>
             </w:r>
           </w:p>
         </w:tc>
@@ -3390,10 +4127,10 @@
             <w:tcW w:w="1503" w:type="dxa"/>
             <w:shd w:fill="F9F9F9"/>
             <w:tcMar>
-              <w:top w:w="22" w:type="dxa"/>
-              <w:bottom w:w="22" w:type="dxa"/>
-              <w:left w:w="30" w:type="dxa"/>
-              <w:right w:w="30" w:type="dxa"/>
+              <w:top w:w="4" w:type="dxa"/>
+              <w:bottom w:w="4" w:type="dxa"/>
+              <w:left w:w="20" w:type="dxa"/>
+              <w:right w:w="20" w:type="dxa"/>
             </w:tcMar>
           </w:tcPr>
           <w:p>
@@ -3402,9 +4139,9 @@
             </w:pPr>
             <w:r>
               <w:rPr>
-                <w:sz w:val="20"/>
+                <w:sz w:val="18"/>
               </w:rPr>
-              <w:t>10</w:t>
+              <w:t>14</w:t>
             </w:r>
           </w:p>
         </w:tc>
@@ -3413,10 +4150,10 @@
             <w:tcW w:w="1503" w:type="dxa"/>
             <w:shd w:fill="F9F9F9"/>
             <w:tcMar>
-              <w:top w:w="22" w:type="dxa"/>
-              <w:bottom w:w="22" w:type="dxa"/>
-              <w:left w:w="30" w:type="dxa"/>
-              <w:right w:w="30" w:type="dxa"/>
+              <w:top w:w="4" w:type="dxa"/>
+              <w:bottom w:w="4" w:type="dxa"/>
+              <w:left w:w="20" w:type="dxa"/>
+              <w:right w:w="20" w:type="dxa"/>
             </w:tcMar>
           </w:tcPr>
           <w:p>
@@ -3425,9 +4162,9 @@
             </w:pPr>
             <w:r>
               <w:rPr>
-                <w:sz w:val="20"/>
+                <w:sz w:val="18"/>
               </w:rPr>
-              <w:t>203</w:t>
+              <w:t>225</w:t>
             </w:r>
           </w:p>
         </w:tc>
@@ -3436,18 +4173,18 @@
             <w:tcW w:w="1503" w:type="dxa"/>
             <w:shd w:fill="F9F9F9"/>
             <w:tcMar>
-              <w:top w:w="22" w:type="dxa"/>
-              <w:bottom w:w="22" w:type="dxa"/>
-              <w:left w:w="30" w:type="dxa"/>
-              <w:right w:w="30" w:type="dxa"/>
+              <w:top w:w="4" w:type="dxa"/>
+              <w:bottom w:w="4" w:type="dxa"/>
+              <w:left w:w="20" w:type="dxa"/>
+              <w:right w:w="20" w:type="dxa"/>
             </w:tcMar>
           </w:tcPr>
           <w:p>
             <w:r>
               <w:rPr>
-                <w:sz w:val="20"/>
+                <w:sz w:val="18"/>
               </w:rPr>
-              <w:t>Kerem Araci</w:t>
+              <w:t>Ilgin Kara</w:t>
             </w:r>
           </w:p>
         </w:tc>
@@ -3456,10 +4193,10 @@
             <w:tcW w:w="1503" w:type="dxa"/>
             <w:shd w:fill="F9F9F9"/>
             <w:tcMar>
-              <w:top w:w="22" w:type="dxa"/>
-              <w:bottom w:w="22" w:type="dxa"/>
-              <w:left w:w="30" w:type="dxa"/>
-              <w:right w:w="30" w:type="dxa"/>
+              <w:top w:w="4" w:type="dxa"/>
+              <w:bottom w:w="4" w:type="dxa"/>
+              <w:left w:w="20" w:type="dxa"/>
+              <w:right w:w="20" w:type="dxa"/>
             </w:tcMar>
           </w:tcPr>
           <w:p>
@@ -3468,9 +4205,9 @@
             </w:pPr>
             <w:r>
               <w:rPr>
-                <w:sz w:val="20"/>
+                <w:sz w:val="18"/>
               </w:rPr>
-              <w:t>8/2/0</w:t>
+              <w:t>7/3/0</w:t>
             </w:r>
           </w:p>
         </w:tc>
@@ -3479,10 +4216,10 @@
             <w:tcW w:w="1503" w:type="dxa"/>
             <w:shd w:fill="F9F9F9"/>
             <w:tcMar>
-              <w:top w:w="22" w:type="dxa"/>
-              <w:bottom w:w="22" w:type="dxa"/>
-              <w:left w:w="30" w:type="dxa"/>
-              <w:right w:w="30" w:type="dxa"/>
+              <w:top w:w="4" w:type="dxa"/>
+              <w:bottom w:w="4" w:type="dxa"/>
+              <w:left w:w="20" w:type="dxa"/>
+              <w:right w:w="20" w:type="dxa"/>
             </w:tcMar>
           </w:tcPr>
           <w:p>
@@ -3492,9 +4229,9 @@
             <w:r>
               <w:rPr>
                 <w:b/>
-                <w:sz w:val="20"/>
+                <w:sz w:val="18"/>
               </w:rPr>
-              <w:t>7.33</w:t>
+              <w:t>6.00</w:t>
             </w:r>
           </w:p>
         </w:tc>
@@ -3503,10 +4240,10 @@
             <w:tcW w:w="1503" w:type="dxa"/>
             <w:shd w:fill="FDEDEC"/>
             <w:tcMar>
-              <w:top w:w="22" w:type="dxa"/>
-              <w:bottom w:w="22" w:type="dxa"/>
-              <w:left w:w="30" w:type="dxa"/>
-              <w:right w:w="30" w:type="dxa"/>
+              <w:top w:w="4" w:type="dxa"/>
+              <w:bottom w:w="4" w:type="dxa"/>
+              <w:left w:w="20" w:type="dxa"/>
+              <w:right w:w="20" w:type="dxa"/>
             </w:tcMar>
           </w:tcPr>
           <w:p>
@@ -3515,9 +4252,9 @@
             </w:pPr>
             <w:r>
               <w:rPr>
-                <w:sz w:val="20"/>
+                <w:sz w:val="18"/>
               </w:rPr>
-              <w:t>24</w:t>
+              <w:t>28</w:t>
             </w:r>
           </w:p>
         </w:tc>
@@ -3526,10 +4263,10 @@
             <w:tcW w:w="1503" w:type="dxa"/>
             <w:shd w:fill="FDEDEC"/>
             <w:tcMar>
-              <w:top w:w="22" w:type="dxa"/>
-              <w:bottom w:w="22" w:type="dxa"/>
-              <w:left w:w="30" w:type="dxa"/>
-              <w:right w:w="30" w:type="dxa"/>
+              <w:top w:w="4" w:type="dxa"/>
+              <w:bottom w:w="4" w:type="dxa"/>
+              <w:left w:w="20" w:type="dxa"/>
+              <w:right w:w="20" w:type="dxa"/>
             </w:tcMar>
           </w:tcPr>
           <w:p>
@@ -3538,235 +4275,7 @@
             </w:pPr>
             <w:r>
               <w:rPr>
-                <w:sz w:val="20"/>
-              </w:rPr>
-              <w:t>261</w:t>
-            </w:r>
-          </w:p>
-        </w:tc>
-        <w:tc>
-          <w:tcPr>
-            <w:tcW w:w="1503" w:type="dxa"/>
-            <w:shd w:fill="FDEDEC"/>
-            <w:tcMar>
-              <w:top w:w="22" w:type="dxa"/>
-              <w:bottom w:w="22" w:type="dxa"/>
-              <w:left w:w="30" w:type="dxa"/>
-              <w:right w:w="30" w:type="dxa"/>
-            </w:tcMar>
-          </w:tcPr>
-          <w:p>
-            <w:r>
-              <w:rPr>
-                <w:sz w:val="20"/>
-              </w:rPr>
-              <w:t>İpek Nur Usta</w:t>
-            </w:r>
-          </w:p>
-        </w:tc>
-        <w:tc>
-          <w:tcPr>
-            <w:tcW w:w="1503" w:type="dxa"/>
-            <w:shd w:fill="FDEDEC"/>
-            <w:tcMar>
-              <w:top w:w="22" w:type="dxa"/>
-              <w:bottom w:w="22" w:type="dxa"/>
-              <w:left w:w="30" w:type="dxa"/>
-              <w:right w:w="30" w:type="dxa"/>
-            </w:tcMar>
-          </w:tcPr>
-          <w:p>
-            <w:pPr>
-              <w:jc w:val="center"/>
-            </w:pPr>
-            <w:r>
-              <w:rPr>
-                <w:sz w:val="20"/>
-              </w:rPr>
-              <w:t>1/7/2</w:t>
-            </w:r>
-          </w:p>
-        </w:tc>
-        <w:tc>
-          <w:tcPr>
-            <w:tcW w:w="1503" w:type="dxa"/>
-            <w:shd w:fill="FDEDEC"/>
-            <w:tcMar>
-              <w:top w:w="22" w:type="dxa"/>
-              <w:bottom w:w="22" w:type="dxa"/>
-              <w:left w:w="30" w:type="dxa"/>
-              <w:right w:w="30" w:type="dxa"/>
-            </w:tcMar>
-          </w:tcPr>
-          <w:p>
-            <w:pPr>
-              <w:jc w:val="center"/>
-            </w:pPr>
-            <w:r>
-              <w:rPr>
-                <w:b/>
-                <w:sz w:val="20"/>
-              </w:rPr>
-              <w:t>-1.33</w:t>
-            </w:r>
-          </w:p>
-        </w:tc>
-      </w:tr>
-      <w:tr>
-        <w:tc>
-          <w:tcPr>
-            <w:tcW w:w="1503" w:type="dxa"/>
-            <w:shd w:fill="FFFFFF"/>
-            <w:tcMar>
-              <w:top w:w="22" w:type="dxa"/>
-              <w:bottom w:w="22" w:type="dxa"/>
-              <w:left w:w="30" w:type="dxa"/>
-              <w:right w:w="30" w:type="dxa"/>
-            </w:tcMar>
-          </w:tcPr>
-          <w:p>
-            <w:pPr>
-              <w:jc w:val="center"/>
-            </w:pPr>
-            <w:r>
-              <w:rPr>
-                <w:sz w:val="20"/>
-              </w:rPr>
-              <w:t>11</w:t>
-            </w:r>
-          </w:p>
-        </w:tc>
-        <w:tc>
-          <w:tcPr>
-            <w:tcW w:w="1503" w:type="dxa"/>
-            <w:shd w:fill="FFFFFF"/>
-            <w:tcMar>
-              <w:top w:w="22" w:type="dxa"/>
-              <w:bottom w:w="22" w:type="dxa"/>
-              <w:left w:w="30" w:type="dxa"/>
-              <w:right w:w="30" w:type="dxa"/>
-            </w:tcMar>
-          </w:tcPr>
-          <w:p>
-            <w:pPr>
-              <w:jc w:val="center"/>
-            </w:pPr>
-            <w:r>
-              <w:rPr>
-                <w:sz w:val="20"/>
-              </w:rPr>
-              <w:t>372</w:t>
-            </w:r>
-          </w:p>
-        </w:tc>
-        <w:tc>
-          <w:tcPr>
-            <w:tcW w:w="1503" w:type="dxa"/>
-            <w:shd w:fill="FFFFFF"/>
-            <w:tcMar>
-              <w:top w:w="22" w:type="dxa"/>
-              <w:bottom w:w="22" w:type="dxa"/>
-              <w:left w:w="30" w:type="dxa"/>
-              <w:right w:w="30" w:type="dxa"/>
-            </w:tcMar>
-          </w:tcPr>
-          <w:p>
-            <w:r>
-              <w:rPr>
-                <w:sz w:val="20"/>
-              </w:rPr>
-              <w:t>Sümeyye Taşkin</w:t>
-            </w:r>
-          </w:p>
-        </w:tc>
-        <w:tc>
-          <w:tcPr>
-            <w:tcW w:w="1503" w:type="dxa"/>
-            <w:shd w:fill="FFFFFF"/>
-            <w:tcMar>
-              <w:top w:w="22" w:type="dxa"/>
-              <w:bottom w:w="22" w:type="dxa"/>
-              <w:left w:w="30" w:type="dxa"/>
-              <w:right w:w="30" w:type="dxa"/>
-            </w:tcMar>
-          </w:tcPr>
-          <w:p>
-            <w:pPr>
-              <w:jc w:val="center"/>
-            </w:pPr>
-            <w:r>
-              <w:rPr>
-                <w:sz w:val="20"/>
-              </w:rPr>
-              <w:t>7/1/2</w:t>
-            </w:r>
-          </w:p>
-        </w:tc>
-        <w:tc>
-          <w:tcPr>
-            <w:tcW w:w="1503" w:type="dxa"/>
-            <w:shd w:fill="FFFFFF"/>
-            <w:tcMar>
-              <w:top w:w="22" w:type="dxa"/>
-              <w:bottom w:w="22" w:type="dxa"/>
-              <w:left w:w="30" w:type="dxa"/>
-              <w:right w:w="30" w:type="dxa"/>
-            </w:tcMar>
-          </w:tcPr>
-          <w:p>
-            <w:pPr>
-              <w:jc w:val="center"/>
-            </w:pPr>
-            <w:r>
-              <w:rPr>
-                <w:b/>
-                <w:sz w:val="20"/>
-              </w:rPr>
-              <w:t>6.67</w:t>
-            </w:r>
-          </w:p>
-        </w:tc>
-        <w:tc>
-          <w:tcPr>
-            <w:tcW w:w="1503" w:type="dxa"/>
-            <w:shd w:fill="FDEDEC"/>
-            <w:tcMar>
-              <w:top w:w="22" w:type="dxa"/>
-              <w:bottom w:w="22" w:type="dxa"/>
-              <w:left w:w="30" w:type="dxa"/>
-              <w:right w:w="30" w:type="dxa"/>
-            </w:tcMar>
-          </w:tcPr>
-          <w:p>
-            <w:pPr>
-              <w:jc w:val="center"/>
-            </w:pPr>
-            <w:r>
-              <w:rPr>
-                <w:sz w:val="20"/>
-              </w:rPr>
-              <w:t>25</w:t>
-            </w:r>
-          </w:p>
-        </w:tc>
-        <w:tc>
-          <w:tcPr>
-            <w:tcW w:w="1503" w:type="dxa"/>
-            <w:shd w:fill="FDEDEC"/>
-            <w:tcMar>
-              <w:top w:w="22" w:type="dxa"/>
-              <w:bottom w:w="22" w:type="dxa"/>
-              <w:left w:w="30" w:type="dxa"/>
-              <w:right w:w="30" w:type="dxa"/>
-            </w:tcMar>
-          </w:tcPr>
-          <w:p>
-            <w:pPr>
-              <w:jc w:val="center"/>
-            </w:pPr>
-            <w:r>
-              <w:rPr>
-                <w:sz w:val="20"/>
+                <w:sz w:val="18"/>
               </w:rPr>
               <w:t>303</w:t>
             </w:r>
@@ -3777,16 +4286,16 @@
             <w:tcW w:w="1503" w:type="dxa"/>
             <w:shd w:fill="FDEDEC"/>
             <w:tcMar>
-              <w:top w:w="22" w:type="dxa"/>
-              <w:bottom w:w="22" w:type="dxa"/>
-              <w:left w:w="30" w:type="dxa"/>
-              <w:right w:w="30" w:type="dxa"/>
+              <w:top w:w="4" w:type="dxa"/>
+              <w:bottom w:w="4" w:type="dxa"/>
+              <w:left w:w="20" w:type="dxa"/>
+              <w:right w:w="20" w:type="dxa"/>
             </w:tcMar>
           </w:tcPr>
           <w:p>
             <w:r>
               <w:rPr>
-                <w:sz w:val="20"/>
+                <w:sz w:val="18"/>
               </w:rPr>
               <w:t>Mustafa Gülseven</w:t>
             </w:r>
@@ -3797,10 +4306,10 @@
             <w:tcW w:w="1503" w:type="dxa"/>
             <w:shd w:fill="FDEDEC"/>
             <w:tcMar>
-              <w:top w:w="22" w:type="dxa"/>
-              <w:bottom w:w="22" w:type="dxa"/>
-              <w:left w:w="30" w:type="dxa"/>
-              <w:right w:w="30" w:type="dxa"/>
+              <w:top w:w="4" w:type="dxa"/>
+              <w:bottom w:w="4" w:type="dxa"/>
+              <w:left w:w="20" w:type="dxa"/>
+              <w:right w:w="20" w:type="dxa"/>
             </w:tcMar>
           </w:tcPr>
           <w:p>
@@ -3809,7 +4318,7 @@
             </w:pPr>
             <w:r>
               <w:rPr>
-                <w:sz w:val="20"/>
+                <w:sz w:val="18"/>
               </w:rPr>
               <w:t>1/9/0</w:t>
             </w:r>
@@ -3820,10 +4329,10 @@
             <w:tcW w:w="1503" w:type="dxa"/>
             <w:shd w:fill="FDEDEC"/>
             <w:tcMar>
-              <w:top w:w="22" w:type="dxa"/>
-              <w:bottom w:w="22" w:type="dxa"/>
-              <w:left w:w="30" w:type="dxa"/>
-              <w:right w:w="30" w:type="dxa"/>
+              <w:top w:w="4" w:type="dxa"/>
+              <w:bottom w:w="4" w:type="dxa"/>
+              <w:left w:w="20" w:type="dxa"/>
+              <w:right w:w="20" w:type="dxa"/>
             </w:tcMar>
           </w:tcPr>
           <w:p>
@@ -3833,626 +4342,10 @@
             <w:r>
               <w:rPr>
                 <w:b/>
-                <w:sz w:val="20"/>
+                <w:sz w:val="18"/>
               </w:rPr>
               <w:t>-2.00</w:t>
             </w:r>
-          </w:p>
-        </w:tc>
-      </w:tr>
-      <w:tr>
-        <w:tc>
-          <w:tcPr>
-            <w:tcW w:w="1503" w:type="dxa"/>
-            <w:shd w:fill="F9F9F9"/>
-            <w:tcMar>
-              <w:top w:w="22" w:type="dxa"/>
-              <w:bottom w:w="22" w:type="dxa"/>
-              <w:left w:w="30" w:type="dxa"/>
-              <w:right w:w="30" w:type="dxa"/>
-            </w:tcMar>
-          </w:tcPr>
-          <w:p>
-            <w:pPr>
-              <w:jc w:val="center"/>
-            </w:pPr>
-            <w:r>
-              <w:rPr>
-                <w:sz w:val="20"/>
-              </w:rPr>
-              <w:t>12</w:t>
-            </w:r>
-          </w:p>
-        </w:tc>
-        <w:tc>
-          <w:tcPr>
-            <w:tcW w:w="1503" w:type="dxa"/>
-            <w:shd w:fill="F9F9F9"/>
-            <w:tcMar>
-              <w:top w:w="22" w:type="dxa"/>
-              <w:bottom w:w="22" w:type="dxa"/>
-              <w:left w:w="30" w:type="dxa"/>
-              <w:right w:w="30" w:type="dxa"/>
-            </w:tcMar>
-          </w:tcPr>
-          <w:p>
-            <w:pPr>
-              <w:jc w:val="center"/>
-            </w:pPr>
-            <w:r>
-              <w:rPr>
-                <w:sz w:val="20"/>
-              </w:rPr>
-              <w:t>20</w:t>
-            </w:r>
-          </w:p>
-        </w:tc>
-        <w:tc>
-          <w:tcPr>
-            <w:tcW w:w="1503" w:type="dxa"/>
-            <w:shd w:fill="F9F9F9"/>
-            <w:tcMar>
-              <w:top w:w="22" w:type="dxa"/>
-              <w:bottom w:w="22" w:type="dxa"/>
-              <w:left w:w="30" w:type="dxa"/>
-              <w:right w:w="30" w:type="dxa"/>
-            </w:tcMar>
-          </w:tcPr>
-          <w:p>
-            <w:r>
-              <w:rPr>
-                <w:sz w:val="20"/>
-              </w:rPr>
-              <w:t>Nesri̇n Doğa Ber</w:t>
-            </w:r>
-          </w:p>
-        </w:tc>
-        <w:tc>
-          <w:tcPr>
-            <w:tcW w:w="1503" w:type="dxa"/>
-            <w:shd w:fill="F9F9F9"/>
-            <w:tcMar>
-              <w:top w:w="22" w:type="dxa"/>
-              <w:bottom w:w="22" w:type="dxa"/>
-              <w:left w:w="30" w:type="dxa"/>
-              <w:right w:w="30" w:type="dxa"/>
-            </w:tcMar>
-          </w:tcPr>
-          <w:p>
-            <w:pPr>
-              <w:jc w:val="center"/>
-            </w:pPr>
-            <w:r>
-              <w:rPr>
-                <w:sz w:val="20"/>
-              </w:rPr>
-              <w:t>7/3/0</w:t>
-            </w:r>
-          </w:p>
-        </w:tc>
-        <w:tc>
-          <w:tcPr>
-            <w:tcW w:w="1503" w:type="dxa"/>
-            <w:shd w:fill="F9F9F9"/>
-            <w:tcMar>
-              <w:top w:w="22" w:type="dxa"/>
-              <w:bottom w:w="22" w:type="dxa"/>
-              <w:left w:w="30" w:type="dxa"/>
-              <w:right w:w="30" w:type="dxa"/>
-            </w:tcMar>
-          </w:tcPr>
-          <w:p>
-            <w:pPr>
-              <w:jc w:val="center"/>
-            </w:pPr>
-            <w:r>
-              <w:rPr>
-                <w:b/>
-                <w:sz w:val="20"/>
-              </w:rPr>
-              <w:t>6.00</w:t>
-            </w:r>
-          </w:p>
-        </w:tc>
-        <w:tc>
-          <w:tcPr>
-            <w:tcW w:w="1503" w:type="dxa"/>
-            <w:shd w:fill="FDEDEC"/>
-            <w:tcMar>
-              <w:top w:w="22" w:type="dxa"/>
-              <w:bottom w:w="22" w:type="dxa"/>
-              <w:left w:w="30" w:type="dxa"/>
-              <w:right w:w="30" w:type="dxa"/>
-            </w:tcMar>
-          </w:tcPr>
-          <w:p>
-            <w:pPr>
-              <w:jc w:val="center"/>
-            </w:pPr>
-            <w:r>
-              <w:rPr>
-                <w:sz w:val="20"/>
-              </w:rPr>
-              <w:t>26</w:t>
-            </w:r>
-          </w:p>
-        </w:tc>
-        <w:tc>
-          <w:tcPr>
-            <w:tcW w:w="1503" w:type="dxa"/>
-            <w:shd w:fill="FDEDEC"/>
-            <w:tcMar>
-              <w:top w:w="22" w:type="dxa"/>
-              <w:bottom w:w="22" w:type="dxa"/>
-              <w:left w:w="30" w:type="dxa"/>
-              <w:right w:w="30" w:type="dxa"/>
-            </w:tcMar>
-          </w:tcPr>
-          <w:p>
-            <w:pPr>
-              <w:jc w:val="center"/>
-            </w:pPr>
-            <w:r>
-              <w:rPr>
-                <w:sz w:val="20"/>
-              </w:rPr>
-              <w:t>227</w:t>
-            </w:r>
-          </w:p>
-        </w:tc>
-        <w:tc>
-          <w:tcPr>
-            <w:tcW w:w="1503" w:type="dxa"/>
-            <w:shd w:fill="FDEDEC"/>
-            <w:tcMar>
-              <w:top w:w="22" w:type="dxa"/>
-              <w:bottom w:w="22" w:type="dxa"/>
-              <w:left w:w="30" w:type="dxa"/>
-              <w:right w:w="30" w:type="dxa"/>
-            </w:tcMar>
-          </w:tcPr>
-          <w:p>
-            <w:r>
-              <w:rPr>
-                <w:sz w:val="20"/>
-              </w:rPr>
-              <w:t>Deri̇n Yilmaz</w:t>
-            </w:r>
-          </w:p>
-        </w:tc>
-        <w:tc>
-          <w:tcPr>
-            <w:tcW w:w="1503" w:type="dxa"/>
-            <w:shd w:fill="FDEDEC"/>
-            <w:tcMar>
-              <w:top w:w="22" w:type="dxa"/>
-              <w:bottom w:w="22" w:type="dxa"/>
-              <w:left w:w="30" w:type="dxa"/>
-              <w:right w:w="30" w:type="dxa"/>
-            </w:tcMar>
-          </w:tcPr>
-          <w:p>
-            <w:pPr>
-              <w:jc w:val="center"/>
-            </w:pPr>
-            <w:r>
-              <w:rPr>
-                <w:sz w:val="20"/>
-              </w:rPr>
-              <w:t>0/10/0</w:t>
-            </w:r>
-          </w:p>
-        </w:tc>
-        <w:tc>
-          <w:tcPr>
-            <w:tcW w:w="1503" w:type="dxa"/>
-            <w:shd w:fill="FDEDEC"/>
-            <w:tcMar>
-              <w:top w:w="22" w:type="dxa"/>
-              <w:bottom w:w="22" w:type="dxa"/>
-              <w:left w:w="30" w:type="dxa"/>
-              <w:right w:w="30" w:type="dxa"/>
-            </w:tcMar>
-          </w:tcPr>
-          <w:p>
-            <w:pPr>
-              <w:jc w:val="center"/>
-            </w:pPr>
-            <w:r>
-              <w:rPr>
-                <w:b/>
-                <w:sz w:val="20"/>
-              </w:rPr>
-              <w:t>-3.33</w:t>
-            </w:r>
-          </w:p>
-        </w:tc>
-      </w:tr>
-      <w:tr>
-        <w:tc>
-          <w:tcPr>
-            <w:tcW w:w="1503" w:type="dxa"/>
-            <w:shd w:fill="FFFFFF"/>
-            <w:tcMar>
-              <w:top w:w="22" w:type="dxa"/>
-              <w:bottom w:w="22" w:type="dxa"/>
-              <w:left w:w="30" w:type="dxa"/>
-              <w:right w:w="30" w:type="dxa"/>
-            </w:tcMar>
-          </w:tcPr>
-          <w:p>
-            <w:pPr>
-              <w:jc w:val="center"/>
-            </w:pPr>
-            <w:r>
-              <w:rPr>
-                <w:sz w:val="20"/>
-              </w:rPr>
-              <w:t>13</w:t>
-            </w:r>
-          </w:p>
-        </w:tc>
-        <w:tc>
-          <w:tcPr>
-            <w:tcW w:w="1503" w:type="dxa"/>
-            <w:shd w:fill="FFFFFF"/>
-            <w:tcMar>
-              <w:top w:w="22" w:type="dxa"/>
-              <w:bottom w:w="22" w:type="dxa"/>
-              <w:left w:w="30" w:type="dxa"/>
-              <w:right w:w="30" w:type="dxa"/>
-            </w:tcMar>
-          </w:tcPr>
-          <w:p>
-            <w:pPr>
-              <w:jc w:val="center"/>
-            </w:pPr>
-            <w:r>
-              <w:rPr>
-                <w:sz w:val="20"/>
-              </w:rPr>
-              <w:t>254</w:t>
-            </w:r>
-          </w:p>
-        </w:tc>
-        <w:tc>
-          <w:tcPr>
-            <w:tcW w:w="1503" w:type="dxa"/>
-            <w:shd w:fill="FFFFFF"/>
-            <w:tcMar>
-              <w:top w:w="22" w:type="dxa"/>
-              <w:bottom w:w="22" w:type="dxa"/>
-              <w:left w:w="30" w:type="dxa"/>
-              <w:right w:w="30" w:type="dxa"/>
-            </w:tcMar>
-          </w:tcPr>
-          <w:p>
-            <w:r>
-              <w:rPr>
-                <w:sz w:val="20"/>
-              </w:rPr>
-              <w:t>Yusuf Eymen Yilm</w:t>
-            </w:r>
-          </w:p>
-        </w:tc>
-        <w:tc>
-          <w:tcPr>
-            <w:tcW w:w="1503" w:type="dxa"/>
-            <w:shd w:fill="FFFFFF"/>
-            <w:tcMar>
-              <w:top w:w="22" w:type="dxa"/>
-              <w:bottom w:w="22" w:type="dxa"/>
-              <w:left w:w="30" w:type="dxa"/>
-              <w:right w:w="30" w:type="dxa"/>
-            </w:tcMar>
-          </w:tcPr>
-          <w:p>
-            <w:pPr>
-              <w:jc w:val="center"/>
-            </w:pPr>
-            <w:r>
-              <w:rPr>
-                <w:sz w:val="20"/>
-              </w:rPr>
-              <w:t>7/3/0</w:t>
-            </w:r>
-          </w:p>
-        </w:tc>
-        <w:tc>
-          <w:tcPr>
-            <w:tcW w:w="1503" w:type="dxa"/>
-            <w:shd w:fill="FFFFFF"/>
-            <w:tcMar>
-              <w:top w:w="22" w:type="dxa"/>
-              <w:bottom w:w="22" w:type="dxa"/>
-              <w:left w:w="30" w:type="dxa"/>
-              <w:right w:w="30" w:type="dxa"/>
-            </w:tcMar>
-          </w:tcPr>
-          <w:p>
-            <w:pPr>
-              <w:jc w:val="center"/>
-            </w:pPr>
-            <w:r>
-              <w:rPr>
-                <w:b/>
-                <w:sz w:val="20"/>
-              </w:rPr>
-              <w:t>6.00</w:t>
-            </w:r>
-          </w:p>
-        </w:tc>
-        <w:tc>
-          <w:tcPr>
-            <w:tcW w:w="1503" w:type="dxa"/>
-            <w:shd w:fill="FDEDEC"/>
-            <w:tcMar>
-              <w:top w:w="22" w:type="dxa"/>
-              <w:bottom w:w="22" w:type="dxa"/>
-              <w:left w:w="30" w:type="dxa"/>
-              <w:right w:w="30" w:type="dxa"/>
-            </w:tcMar>
-          </w:tcPr>
-          <w:p>
-            <w:pPr>
-              <w:jc w:val="center"/>
-            </w:pPr>
-            <w:r>
-              <w:rPr>
-                <w:sz w:val="20"/>
-              </w:rPr>
-              <w:t>27</w:t>
-            </w:r>
-          </w:p>
-        </w:tc>
-        <w:tc>
-          <w:tcPr>
-            <w:tcW w:w="1503" w:type="dxa"/>
-            <w:shd w:fill="FDEDEC"/>
-            <w:tcMar>
-              <w:top w:w="22" w:type="dxa"/>
-              <w:bottom w:w="22" w:type="dxa"/>
-              <w:left w:w="30" w:type="dxa"/>
-              <w:right w:w="30" w:type="dxa"/>
-            </w:tcMar>
-          </w:tcPr>
-          <w:p>
-            <w:pPr>
-              <w:jc w:val="center"/>
-            </w:pPr>
-            <w:r>
-              <w:rPr>
-                <w:sz w:val="20"/>
-              </w:rPr>
-              <w:t>224</w:t>
-            </w:r>
-          </w:p>
-        </w:tc>
-        <w:tc>
-          <w:tcPr>
-            <w:tcW w:w="1503" w:type="dxa"/>
-            <w:shd w:fill="FDEDEC"/>
-            <w:tcMar>
-              <w:top w:w="22" w:type="dxa"/>
-              <w:bottom w:w="22" w:type="dxa"/>
-              <w:left w:w="30" w:type="dxa"/>
-              <w:right w:w="30" w:type="dxa"/>
-            </w:tcMar>
-          </w:tcPr>
-          <w:p>
-            <w:r>
-              <w:rPr>
-                <w:sz w:val="20"/>
-              </w:rPr>
-              <w:t>Cengi̇zhan Yilma</w:t>
-            </w:r>
-          </w:p>
-        </w:tc>
-        <w:tc>
-          <w:tcPr>
-            <w:tcW w:w="1503" w:type="dxa"/>
-            <w:shd w:fill="FDEDEC"/>
-            <w:tcMar>
-              <w:top w:w="22" w:type="dxa"/>
-              <w:bottom w:w="22" w:type="dxa"/>
-              <w:left w:w="30" w:type="dxa"/>
-              <w:right w:w="30" w:type="dxa"/>
-            </w:tcMar>
-          </w:tcPr>
-          <w:p>
-            <w:pPr>
-              <w:jc w:val="center"/>
-            </w:pPr>
-            <w:r>
-              <w:rPr>
-                <w:sz w:val="20"/>
-              </w:rPr>
-              <w:t>0/10/0</w:t>
-            </w:r>
-          </w:p>
-        </w:tc>
-        <w:tc>
-          <w:tcPr>
-            <w:tcW w:w="1503" w:type="dxa"/>
-            <w:shd w:fill="FDEDEC"/>
-            <w:tcMar>
-              <w:top w:w="22" w:type="dxa"/>
-              <w:bottom w:w="22" w:type="dxa"/>
-              <w:left w:w="30" w:type="dxa"/>
-              <w:right w:w="30" w:type="dxa"/>
-            </w:tcMar>
-          </w:tcPr>
-          <w:p>
-            <w:pPr>
-              <w:jc w:val="center"/>
-            </w:pPr>
-            <w:r>
-              <w:rPr>
-                <w:b/>
-                <w:sz w:val="20"/>
-              </w:rPr>
-              <w:t>-3.33</w:t>
-            </w:r>
-          </w:p>
-        </w:tc>
-      </w:tr>
-      <w:tr>
-        <w:tc>
-          <w:tcPr>
-            <w:tcW w:w="1503" w:type="dxa"/>
-            <w:shd w:fill="F9F9F9"/>
-            <w:tcMar>
-              <w:top w:w="22" w:type="dxa"/>
-              <w:bottom w:w="22" w:type="dxa"/>
-              <w:left w:w="30" w:type="dxa"/>
-              <w:right w:w="30" w:type="dxa"/>
-            </w:tcMar>
-          </w:tcPr>
-          <w:p>
-            <w:pPr>
-              <w:jc w:val="center"/>
-            </w:pPr>
-            <w:r>
-              <w:rPr>
-                <w:sz w:val="20"/>
-              </w:rPr>
-              <w:t>14</w:t>
-            </w:r>
-          </w:p>
-        </w:tc>
-        <w:tc>
-          <w:tcPr>
-            <w:tcW w:w="1503" w:type="dxa"/>
-            <w:shd w:fill="F9F9F9"/>
-            <w:tcMar>
-              <w:top w:w="22" w:type="dxa"/>
-              <w:bottom w:w="22" w:type="dxa"/>
-              <w:left w:w="30" w:type="dxa"/>
-              <w:right w:w="30" w:type="dxa"/>
-            </w:tcMar>
-          </w:tcPr>
-          <w:p>
-            <w:pPr>
-              <w:jc w:val="center"/>
-            </w:pPr>
-            <w:r>
-              <w:rPr>
-                <w:sz w:val="20"/>
-              </w:rPr>
-              <w:t>247</w:t>
-            </w:r>
-          </w:p>
-        </w:tc>
-        <w:tc>
-          <w:tcPr>
-            <w:tcW w:w="1503" w:type="dxa"/>
-            <w:shd w:fill="F9F9F9"/>
-            <w:tcMar>
-              <w:top w:w="22" w:type="dxa"/>
-              <w:bottom w:w="22" w:type="dxa"/>
-              <w:left w:w="30" w:type="dxa"/>
-              <w:right w:w="30" w:type="dxa"/>
-            </w:tcMar>
-          </w:tcPr>
-          <w:p>
-            <w:r>
-              <w:rPr>
-                <w:sz w:val="20"/>
-              </w:rPr>
-              <w:t>Zehra Şenel</w:t>
-            </w:r>
-          </w:p>
-        </w:tc>
-        <w:tc>
-          <w:tcPr>
-            <w:tcW w:w="1503" w:type="dxa"/>
-            <w:shd w:fill="F9F9F9"/>
-            <w:tcMar>
-              <w:top w:w="22" w:type="dxa"/>
-              <w:bottom w:w="22" w:type="dxa"/>
-              <w:left w:w="30" w:type="dxa"/>
-              <w:right w:w="30" w:type="dxa"/>
-            </w:tcMar>
-          </w:tcPr>
-          <w:p>
-            <w:pPr>
-              <w:jc w:val="center"/>
-            </w:pPr>
-            <w:r>
-              <w:rPr>
-                <w:sz w:val="20"/>
-              </w:rPr>
-              <w:t>6/3/1</w:t>
-            </w:r>
-          </w:p>
-        </w:tc>
-        <w:tc>
-          <w:tcPr>
-            <w:tcW w:w="1503" w:type="dxa"/>
-            <w:shd w:fill="F9F9F9"/>
-            <w:tcMar>
-              <w:top w:w="22" w:type="dxa"/>
-              <w:bottom w:w="22" w:type="dxa"/>
-              <w:left w:w="30" w:type="dxa"/>
-              <w:right w:w="30" w:type="dxa"/>
-            </w:tcMar>
-          </w:tcPr>
-          <w:p>
-            <w:pPr>
-              <w:jc w:val="center"/>
-            </w:pPr>
-            <w:r>
-              <w:rPr>
-                <w:b/>
-                <w:sz w:val="20"/>
-              </w:rPr>
-              <w:t>5.00</w:t>
-            </w:r>
-          </w:p>
-        </w:tc>
-        <w:tc>
-          <w:tcPr>
-            <w:tcW w:w="1503" w:type="dxa"/>
-            <w:shd w:fill="FFFFFF"/>
-          </w:tcPr>
-          <w:p>
-            <w:r/>
-          </w:p>
-        </w:tc>
-        <w:tc>
-          <w:tcPr>
-            <w:tcW w:w="1503" w:type="dxa"/>
-            <w:shd w:fill="FFFFFF"/>
-          </w:tcPr>
-          <w:p>
-            <w:r/>
-          </w:p>
-        </w:tc>
-        <w:tc>
-          <w:tcPr>
-            <w:tcW w:w="1503" w:type="dxa"/>
-            <w:shd w:fill="FFFFFF"/>
-          </w:tcPr>
-          <w:p>
-            <w:r/>
-          </w:p>
-        </w:tc>
-        <w:tc>
-          <w:tcPr>
-            <w:tcW w:w="1503" w:type="dxa"/>
-            <w:shd w:fill="FFFFFF"/>
-          </w:tcPr>
-          <w:p>
-            <w:r/>
-          </w:p>
-        </w:tc>
-        <w:tc>
-          <w:tcPr>
-            <w:tcW w:w="1503" w:type="dxa"/>
-            <w:shd w:fill="FFFFFF"/>
-          </w:tcPr>
-          <w:p>
-            <w:r/>
           </w:p>
         </w:tc>
       </w:tr>
